--- a/Metodichka_lectures_1-3.docx
+++ b/Metodichka_lectures_1-3.docx
@@ -838,6 +838,319 @@
           <w:sz w:val="22"/>
         </w:rPr>
         <w:t xml:space="preserve">    14. ПОДВЕДЕНИЕ ИТОГОВ</w:t>
+      </w:r>
+    </w:p>
+    <w:p>
+      <w:pPr>
+        <w:spacing w:after="120" w:before="0" w:lineRule="auto" w:line="276"/>
+        <w:jc w:val="both"/>
+      </w:pPr>
+      <w:r>
+        <w:rPr>
+          <w:rFonts w:ascii="Times New Roman" w:hAnsi="Times New Roman" w:eastAsia="Times New Roman"/>
+          <w:b w:val="0"/>
+          <w:i w:val="0"/>
+          <w:sz w:val="24"/>
+        </w:rPr>
+      </w:r>
+    </w:p>
+    <w:p>
+      <w:pPr>
+        <w:spacing w:after="40" w:before="0" w:lineRule="auto" w:line="276"/>
+        <w:jc w:val="left"/>
+      </w:pPr>
+      <w:r>
+        <w:rPr>
+          <w:rFonts w:ascii="Times New Roman" w:hAnsi="Times New Roman" w:eastAsia="Times New Roman"/>
+          <w:b w:val="0"/>
+          <w:i w:val="0"/>
+          <w:sz w:val="24"/>
+        </w:rPr>
+        <w:t>Глава 4. Свет как поток фотонов: энергия, длина волны и выбор лазера</w:t>
+      </w:r>
+    </w:p>
+    <w:p>
+      <w:pPr>
+        <w:spacing w:after="80" w:before="0" w:lineRule="auto" w:line="276"/>
+        <w:jc w:val="left"/>
+      </w:pPr>
+      <w:r>
+        <w:rPr>
+          <w:rFonts w:ascii="Times New Roman" w:hAnsi="Times New Roman" w:eastAsia="Times New Roman"/>
+          <w:b w:val="0"/>
+          <w:i/>
+          <w:sz w:val="22"/>
+        </w:rPr>
+        <w:t>Фотохимия и тепло, спектральное поглощение, критерии выбора источника</w:t>
+      </w:r>
+    </w:p>
+    <w:p>
+      <w:pPr>
+        <w:spacing w:after="20" w:before="0" w:lineRule="auto" w:line="276"/>
+        <w:jc w:val="left"/>
+      </w:pPr>
+      <w:r>
+        <w:rPr>
+          <w:rFonts w:ascii="Times New Roman" w:hAnsi="Times New Roman" w:eastAsia="Times New Roman"/>
+          <w:b w:val="0"/>
+          <w:i w:val="0"/>
+          <w:sz w:val="22"/>
+        </w:rPr>
+        <w:t xml:space="preserve">    1. ВВЕДЕНИЕ</w:t>
+      </w:r>
+    </w:p>
+    <w:p>
+      <w:pPr>
+        <w:spacing w:after="20" w:before="0" w:lineRule="auto" w:line="276"/>
+        <w:jc w:val="left"/>
+      </w:pPr>
+      <w:r>
+        <w:rPr>
+          <w:rFonts w:ascii="Times New Roman" w:hAnsi="Times New Roman" w:eastAsia="Times New Roman"/>
+          <w:b w:val="0"/>
+          <w:i w:val="0"/>
+          <w:sz w:val="22"/>
+        </w:rPr>
+        <w:t xml:space="preserve">    2. ПЛАН ЛЕКЦИИ</w:t>
+      </w:r>
+    </w:p>
+    <w:p>
+      <w:pPr>
+        <w:spacing w:after="20" w:before="0" w:lineRule="auto" w:line="276"/>
+        <w:jc w:val="left"/>
+      </w:pPr>
+      <w:r>
+        <w:rPr>
+          <w:rFonts w:ascii="Times New Roman" w:hAnsi="Times New Roman" w:eastAsia="Times New Roman"/>
+          <w:b w:val="0"/>
+          <w:i w:val="0"/>
+          <w:sz w:val="22"/>
+        </w:rPr>
+        <w:t xml:space="preserve">    3. ЧАСТОТА, ДЛИНА ВОЛНЫ И ЭНЕРГИЯ ФОТОНА</w:t>
+      </w:r>
+    </w:p>
+    <w:p>
+      <w:pPr>
+        <w:spacing w:after="20" w:before="0" w:lineRule="auto" w:line="276"/>
+        <w:jc w:val="left"/>
+      </w:pPr>
+      <w:r>
+        <w:rPr>
+          <w:rFonts w:ascii="Times New Roman" w:hAnsi="Times New Roman" w:eastAsia="Times New Roman"/>
+          <w:b w:val="0"/>
+          <w:i w:val="0"/>
+          <w:sz w:val="22"/>
+        </w:rPr>
+        <w:t xml:space="preserve">    4. ШКАЛА ЭЛЕКТРОМАГНИТНЫХ ИЗЛУЧЕНИЙ</w:t>
+      </w:r>
+    </w:p>
+    <w:p>
+      <w:pPr>
+        <w:spacing w:after="20" w:before="0" w:lineRule="auto" w:line="276"/>
+        <w:jc w:val="left"/>
+      </w:pPr>
+      <w:r>
+        <w:rPr>
+          <w:rFonts w:ascii="Times New Roman" w:hAnsi="Times New Roman" w:eastAsia="Times New Roman"/>
+          <w:b w:val="0"/>
+          <w:i w:val="0"/>
+          <w:sz w:val="22"/>
+        </w:rPr>
+        <w:t xml:space="preserve">    5. ДВА МЕХАНИЗМА: ФОТОХИМИЧЕСКИЙ И ТЕПЛОВОЙ</w:t>
+      </w:r>
+    </w:p>
+    <w:p>
+      <w:pPr>
+        <w:spacing w:after="20" w:before="0" w:lineRule="auto" w:line="276"/>
+        <w:jc w:val="left"/>
+      </w:pPr>
+      <w:r>
+        <w:rPr>
+          <w:rFonts w:ascii="Times New Roman" w:hAnsi="Times New Roman" w:eastAsia="Times New Roman"/>
+          <w:b w:val="0"/>
+          <w:i w:val="0"/>
+          <w:sz w:val="22"/>
+        </w:rPr>
+        <w:t xml:space="preserve">    6. СПЕКТРАЛЬНАЯ ПОГЛОЩАТЕЛЬНАЯ СПОСОБНОСТЬ И СЦЕНАРИИ</w:t>
+      </w:r>
+    </w:p>
+    <w:p>
+      <w:pPr>
+        <w:spacing w:after="20" w:before="0" w:lineRule="auto" w:line="276"/>
+        <w:jc w:val="left"/>
+      </w:pPr>
+      <w:r>
+        <w:rPr>
+          <w:rFonts w:ascii="Times New Roman" w:hAnsi="Times New Roman" w:eastAsia="Times New Roman"/>
+          <w:b w:val="0"/>
+          <w:i w:val="0"/>
+          <w:sz w:val="22"/>
+        </w:rPr>
+        <w:t xml:space="preserve">    7. ПРАКТИЧЕСКИЕ КРИТЕРИИ ВЫБОРА ЛАЗЕРА</w:t>
+      </w:r>
+    </w:p>
+    <w:p>
+      <w:pPr>
+        <w:spacing w:after="20" w:before="0" w:lineRule="auto" w:line="276"/>
+        <w:jc w:val="left"/>
+      </w:pPr>
+      <w:r>
+        <w:rPr>
+          <w:rFonts w:ascii="Times New Roman" w:hAnsi="Times New Roman" w:eastAsia="Times New Roman"/>
+          <w:b w:val="0"/>
+          <w:i w:val="0"/>
+          <w:sz w:val="22"/>
+        </w:rPr>
+        <w:t xml:space="preserve">    8. ПОДВЕДЕНИЕ ИТОГОВ</w:t>
+      </w:r>
+    </w:p>
+    <w:p>
+      <w:pPr>
+        <w:spacing w:after="120" w:before="0" w:lineRule="auto" w:line="276"/>
+        <w:jc w:val="both"/>
+      </w:pPr>
+      <w:r>
+        <w:rPr>
+          <w:rFonts w:ascii="Times New Roman" w:hAnsi="Times New Roman" w:eastAsia="Times New Roman"/>
+          <w:b w:val="0"/>
+          <w:i w:val="0"/>
+          <w:sz w:val="24"/>
+        </w:rPr>
+      </w:r>
+    </w:p>
+    <w:p>
+      <w:pPr>
+        <w:spacing w:after="40" w:before="0" w:lineRule="auto" w:line="276"/>
+        <w:jc w:val="left"/>
+      </w:pPr>
+      <w:r>
+        <w:rPr>
+          <w:rFonts w:ascii="Times New Roman" w:hAnsi="Times New Roman" w:eastAsia="Times New Roman"/>
+          <w:b w:val="0"/>
+          <w:i w:val="0"/>
+          <w:sz w:val="24"/>
+        </w:rPr>
+        <w:t>Глава 5. Геометрическая оптика: как линзы собирают луч в пятно</w:t>
+      </w:r>
+    </w:p>
+    <w:p>
+      <w:pPr>
+        <w:spacing w:after="80" w:before="0" w:lineRule="auto" w:line="276"/>
+        <w:jc w:val="left"/>
+      </w:pPr>
+      <w:r>
+        <w:rPr>
+          <w:rFonts w:ascii="Times New Roman" w:hAnsi="Times New Roman" w:eastAsia="Times New Roman"/>
+          <w:b w:val="0"/>
+          <w:i/>
+          <w:sz w:val="22"/>
+        </w:rPr>
+        <w:t>Плотность мощности I = P/S, числовая апертура, DOF и параметр M²</w:t>
+      </w:r>
+    </w:p>
+    <w:p>
+      <w:pPr>
+        <w:spacing w:after="20" w:before="0" w:lineRule="auto" w:line="276"/>
+        <w:jc w:val="left"/>
+      </w:pPr>
+      <w:r>
+        <w:rPr>
+          <w:rFonts w:ascii="Times New Roman" w:hAnsi="Times New Roman" w:eastAsia="Times New Roman"/>
+          <w:b w:val="0"/>
+          <w:i w:val="0"/>
+          <w:sz w:val="22"/>
+        </w:rPr>
+        <w:t xml:space="preserve">    1. ВВЕДЕНИЕ</w:t>
+      </w:r>
+    </w:p>
+    <w:p>
+      <w:pPr>
+        <w:spacing w:after="20" w:before="0" w:lineRule="auto" w:line="276"/>
+        <w:jc w:val="left"/>
+      </w:pPr>
+      <w:r>
+        <w:rPr>
+          <w:rFonts w:ascii="Times New Roman" w:hAnsi="Times New Roman" w:eastAsia="Times New Roman"/>
+          <w:b w:val="0"/>
+          <w:i w:val="0"/>
+          <w:sz w:val="22"/>
+        </w:rPr>
+        <w:t xml:space="preserve">    2. ПЛАН ЛЕКЦИИ</w:t>
+      </w:r>
+    </w:p>
+    <w:p>
+      <w:pPr>
+        <w:spacing w:after="20" w:before="0" w:lineRule="auto" w:line="276"/>
+        <w:jc w:val="left"/>
+      </w:pPr>
+      <w:r>
+        <w:rPr>
+          <w:rFonts w:ascii="Times New Roman" w:hAnsi="Times New Roman" w:eastAsia="Times New Roman"/>
+          <w:b w:val="0"/>
+          <w:i w:val="0"/>
+          <w:sz w:val="22"/>
+        </w:rPr>
+        <w:t xml:space="preserve">    3. ЗАЧЕМ НАМ ОПТИКА?</w:t>
+      </w:r>
+    </w:p>
+    <w:p>
+      <w:pPr>
+        <w:spacing w:after="20" w:before="0" w:lineRule="auto" w:line="276"/>
+        <w:jc w:val="left"/>
+      </w:pPr>
+      <w:r>
+        <w:rPr>
+          <w:rFonts w:ascii="Times New Roman" w:hAnsi="Times New Roman" w:eastAsia="Times New Roman"/>
+          <w:b w:val="0"/>
+          <w:i w:val="0"/>
+          <w:sz w:val="22"/>
+        </w:rPr>
+        <w:t xml:space="preserve">    4. ЗАКОН СНЕЛЛИУСА — КАК РАБОТАЕТ ЛИНЗА</w:t>
+      </w:r>
+    </w:p>
+    <w:p>
+      <w:pPr>
+        <w:spacing w:after="20" w:before="0" w:lineRule="auto" w:line="276"/>
+        <w:jc w:val="left"/>
+      </w:pPr>
+      <w:r>
+        <w:rPr>
+          <w:rFonts w:ascii="Times New Roman" w:hAnsi="Times New Roman" w:eastAsia="Times New Roman"/>
+          <w:b w:val="0"/>
+          <w:i w:val="0"/>
+          <w:sz w:val="22"/>
+        </w:rPr>
+        <w:t xml:space="preserve">    5. РАЗМЕР ПЯТНА (ФОРМУЛА №1)</w:t>
+      </w:r>
+    </w:p>
+    <w:p>
+      <w:pPr>
+        <w:spacing w:after="20" w:before="0" w:lineRule="auto" w:line="276"/>
+        <w:jc w:val="left"/>
+      </w:pPr>
+      <w:r>
+        <w:rPr>
+          <w:rFonts w:ascii="Times New Roman" w:hAnsi="Times New Roman" w:eastAsia="Times New Roman"/>
+          <w:b w:val="0"/>
+          <w:i w:val="0"/>
+          <w:sz w:val="22"/>
+        </w:rPr>
+        <w:t xml:space="preserve">    6. ГЛУБИНА РЕЗКОСТИ (ФОРМУЛА №2) И ТРИ СЛУЧАЯ</w:t>
+      </w:r>
+    </w:p>
+    <w:p>
+      <w:pPr>
+        <w:spacing w:after="20" w:before="0" w:lineRule="auto" w:line="276"/>
+        <w:jc w:val="left"/>
+      </w:pPr>
+      <w:r>
+        <w:rPr>
+          <w:rFonts w:ascii="Times New Roman" w:hAnsi="Times New Roman" w:eastAsia="Times New Roman"/>
+          <w:b w:val="0"/>
+          <w:i w:val="0"/>
+          <w:sz w:val="22"/>
+        </w:rPr>
+        <w:t xml:space="preserve">    7. ПОДВЕДЕНИЕ ИТОГОВ</w:t>
       </w:r>
     </w:p>
     <w:p>
@@ -1161,7 +1474,7 @@
           <w:i w:val="0"/>
           <w:sz w:val="24"/>
         </w:rPr>
-        <w:t>Так родилась планетарная модель атома Резерфорда. Согласно ей, в центре атома находится массивное положительно заряженное ядро, занимающее ничтожную долю объёма атома (примерно 10⁻¹⁵м против 10⁻¹⁰м), но содержащее почти всю массу. Вокруг ядра по орбитам движутся электроны, удерживаемые кулоновской силой притяжения.</w:t>
+        <w:t>Так родилась планетарная модель атома Резерфорда. Согласно ей, в центре атома находится массивное положительно заряженное ядро, занимающее ничтожную долю объёма атома (примерно 10⁻¹⁵ м против 10⁻¹⁰ м), но содержащее почти всю массу. Вокруг ядра по орбитам движутся электроны, удерживаемые кулоновской силой притяжения.</w:t>
       </w:r>
     </w:p>
     <w:p>
@@ -1225,23 +1538,23 @@
           <w:i w:val="0"/>
           <w:sz w:val="24"/>
         </w:rPr>
-        <w:t>Второй сценарий: электрон движется по круговой орбите. Вспомним кинематику: любое тело, движущееся по окружности с постоянной по модулю скоростью, имеет ускорение, направленное к центру. Это ускорение называется центростремительным, и его модуль равен a_цс = v²/r. По второму закону Ньютона, для движения по окружности нам необходима сила F = m·a_цс = m·v²/r. В атоме единственной силой, которая может играть роль центростремительной, является кулоновское притяжение ядра. Условием устойчивого кругового движения является равенство k·|Q·q|/r²= m·v²/r. Важный вывод: это равенство — не «уравновешивание» сил, а условие движения по окружности. Оно диктует, с какой именно скоростью v должен двигаться электрон на данном радиусе r, чтобы не упасть на ядро.</w:t>
-      </w:r>
-    </w:p>
-    <w:p>
-      <w:pPr>
-        <w:spacing w:after="160" w:before="0" w:lineRule="auto" w:line="276"/>
-        <w:ind w:firstLine="709"/>
-        <w:jc w:val="both"/>
-      </w:pPr>
-      <w:r>
-        <w:rPr>
-          <w:rFonts w:ascii="Times New Roman" w:hAnsi="Times New Roman" w:eastAsia="Times New Roman"/>
-          <w:b w:val="0"/>
-          <w:i w:val="0"/>
-          <w:sz w:val="24"/>
-        </w:rPr>
-        <w:t>Однако здесь физиков поджидал новый парадокс. С точки зрения классической электродинамики Максвелла, электрон, движущийся с ускорением, должен непрерывно излучать электромагнитные волны и, теряя энергию, по спирали упасть на ядро за время порядка 10⁻⁸секунды. Кроме того, излучение должно было бы быть непрерывным, а на опыте атомы дают линейчатый спектр. Модель Резерфорда зашла в тупик.</w:t>
+        <w:t>Второй сценарий: электрон движется по круговой орбите. Вспомним кинематику: любое тело, движущееся по окружности с постоянной по модулю скоростью, имеет ускорение, направленное к центру. Это ускорение называется центростремительным, и его модуль равен a_цс = v²/r. По второму закону Ньютона, для движения по окружности нам необходима сила F = m·a_цс = m·v²/r. В атоме единственной силой, которая может играть роль центростремительной, является кулоновское притяжение ядра. Условием устойчивого кругового движения является равенство k·|Q·q|/r² = m·v²/r. Важный вывод: это равенство — не «уравновешивание» сил, а условие движения по окружности. Оно диктует, с какой именно скоростью v должен двигаться электрон на данном радиусе r, чтобы не упасть на ядро.</w:t>
+      </w:r>
+    </w:p>
+    <w:p>
+      <w:pPr>
+        <w:spacing w:after="160" w:before="0" w:lineRule="auto" w:line="276"/>
+        <w:ind w:firstLine="709"/>
+        <w:jc w:val="both"/>
+      </w:pPr>
+      <w:r>
+        <w:rPr>
+          <w:rFonts w:ascii="Times New Roman" w:hAnsi="Times New Roman" w:eastAsia="Times New Roman"/>
+          <w:b w:val="0"/>
+          <w:i w:val="0"/>
+          <w:sz w:val="24"/>
+        </w:rPr>
+        <w:t>Однако здесь физиков поджидал новый парадокс. С точки зрения классической электродинамики Максвелла, электрон, движущийся с ускорением, должен непрерывно излучать электромагнитные волны и, теряя энергию, по спирали упасть на ядро за время порядка 10⁻⁸ секунды. Кроме того, излучение должно было бы быть непрерывным, а на опыте атомы дают линейчатый спектр. Модель Резерфорда зашла в тупик.</w:t>
       </w:r>
     </w:p>
     <w:p>
@@ -1369,7 +1682,7 @@
           <w:i w:val="0"/>
           <w:sz w:val="24"/>
         </w:rPr>
-        <w:t>Для изолированного атома водорода энергия уровня: E_n = −13,6 эВ / n². Для водородоподобных ионов (один электрон, заряд ядра Z): E_n = −13,6·Z²/ n²эВ. К водородоподобным системам относят также позитроний и экситон Ванье — Мотта в полупроводнике. В обоих случаях уровни водородоподобные, но с поправками.</w:t>
+        <w:t>Для изолированного атома водорода энергия уровня: E_n = −13,6 эВ / n². Для водородоподобных ионов (один электрон, заряд ядра Z): E_n = −13,6·Z²/ n² эВ. К водородоподобным системам относят также позитроний и экситон Ванье — Мотта в полупроводнике. В обоих случаях уровни водородоподобные, но с поправками.</w:t>
       </w:r>
     </w:p>
     <w:p>
@@ -4319,7 +4632,7 @@
           <w:i w:val="0"/>
           <w:sz w:val="24"/>
         </w:rPr>
-        <w:t>Рассмотрим график пороговой плотности энергии. По горизонтальной оси (логарифмическая шкала!) отложена длительность лазерного импульса или время воздействия τ - от фемтосекунд (10⁻¹⁵ с) до миллисекунд (10⁻³ с). По вертикальной оси - пороговая плотность энергии E_th в Дж/см², необходимая для начала плавления или испарения материала.</w:t>
+        <w:t>Посмотрите на этот график. По горизонтальной оси (логарифмическая шкала!) отложена длительность лазерного импульса или время воздействия τ - от фемтосекунд (10⁻¹⁵ с) до миллисекунд (10⁻³ с). По вертикальной оси - пороговая плотность энергии E_th в Дж/см², необходимая для начала плавления или испарения материала.</w:t>
       </w:r>
     </w:p>
     <w:p>
@@ -4346,7 +4659,7 @@
       <w:r>
         <w:drawing>
           <wp:inline xmlns:a="http://schemas.openxmlformats.org/drawingml/2006/main" xmlns:pic="http://schemas.openxmlformats.org/drawingml/2006/picture">
-            <wp:extent cx="5040000" cy="2984211"/>
+            <wp:extent cx="5760000" cy="3410526"/>
             <wp:docPr id="7" name="Picture 7"/>
             <wp:cNvGraphicFramePr>
               <a:graphicFrameLocks noChangeAspect="1"/>
@@ -4367,7 +4680,7 @@
                   <pic:spPr>
                     <a:xfrm>
                       <a:off x="0" y="0"/>
-                      <a:ext cx="5040000" cy="2984211"/>
+                      <a:ext cx="5760000" cy="3410526"/>
                     </a:xfrm>
                     <a:prstGeom prst="rect"/>
                   </pic:spPr>
@@ -6999,6 +7312,3485 @@
     </w:p>
     <w:p>
       <w:pPr>
+        <w:spacing w:after="120" w:before="0" w:lineRule="auto" w:line="276"/>
+        <w:jc w:val="left"/>
+      </w:pPr>
+      <w:r>
+        <w:rPr>
+          <w:rFonts w:ascii="Times New Roman" w:hAnsi="Times New Roman" w:eastAsia="Times New Roman"/>
+          <w:b/>
+          <w:i w:val="0"/>
+          <w:sz w:val="36"/>
+        </w:rPr>
+        <w:t>Глава 4. Свет как поток фотонов: энергия, длина волны и выбор лазера</w:t>
+      </w:r>
+    </w:p>
+    <w:p>
+      <w:pPr>
+        <w:spacing w:after="280" w:before="0" w:lineRule="auto" w:line="276"/>
+        <w:jc w:val="left"/>
+      </w:pPr>
+      <w:r>
+        <w:rPr>
+          <w:rFonts w:ascii="Times New Roman" w:hAnsi="Times New Roman" w:eastAsia="Times New Roman"/>
+          <w:b w:val="0"/>
+          <w:i/>
+          <w:sz w:val="24"/>
+        </w:rPr>
+        <w:t>Фотохимия и тепло, спектральное поглощение, критерии выбора источника</w:t>
+      </w:r>
+    </w:p>
+    <w:p>
+      <w:pPr>
+        <w:spacing w:after="160" w:before="0" w:lineRule="auto" w:line="276"/>
+        <w:jc w:val="left"/>
+      </w:pPr>
+      <w:r>
+        <w:rPr>
+          <w:rFonts w:ascii="Times New Roman" w:hAnsi="Times New Roman" w:eastAsia="Times New Roman"/>
+          <w:b/>
+          <w:i w:val="0"/>
+          <w:sz w:val="26"/>
+        </w:rPr>
+        <w:t>1. ВВЕДЕНИЕ</w:t>
+      </w:r>
+    </w:p>
+    <w:p>
+      <w:pPr>
+        <w:spacing w:after="160" w:before="0" w:lineRule="auto" w:line="276"/>
+        <w:ind w:firstLine="709"/>
+        <w:jc w:val="both"/>
+      </w:pPr>
+      <w:r>
+        <w:rPr>
+          <w:rFonts w:ascii="Times New Roman" w:hAnsi="Times New Roman" w:eastAsia="Times New Roman"/>
+          <w:b w:val="0"/>
+          <w:i w:val="0"/>
+          <w:sz w:val="24"/>
+        </w:rPr>
+        <w:t>В предыдущих главах разобраны строение атома, двойственная природа света и устройство лазера: за счёт чего излучение становится когерентным, направленным и узкополосным.</w:t>
+      </w:r>
+    </w:p>
+    <w:p>
+      <w:pPr>
+        <w:spacing w:after="160" w:before="0" w:lineRule="auto" w:line="276"/>
+        <w:ind w:firstLine="709"/>
+        <w:jc w:val="both"/>
+      </w:pPr>
+      <w:r>
+        <w:rPr>
+          <w:rFonts w:ascii="Times New Roman" w:hAnsi="Times New Roman" w:eastAsia="Times New Roman"/>
+          <w:b w:val="0"/>
+          <w:i w:val="0"/>
+          <w:sz w:val="24"/>
+        </w:rPr>
+        <w:t>Эта глава — переход от физики источника к технологическому решению: как длина волны определяет, с какими материалами лазер взаимодействует эффективно, а с какими — практически неэффективно.</w:t>
+      </w:r>
+    </w:p>
+    <w:p>
+      <w:pPr>
+        <w:spacing w:after="160" w:before="0" w:lineRule="auto" w:line="276"/>
+        <w:ind w:firstLine="709"/>
+        <w:jc w:val="both"/>
+      </w:pPr>
+      <w:r>
+        <w:rPr>
+          <w:rFonts w:ascii="Times New Roman" w:hAnsi="Times New Roman" w:eastAsia="Times New Roman"/>
+          <w:b w:val="0"/>
+          <w:i w:val="0"/>
+          <w:sz w:val="24"/>
+        </w:rPr>
+        <w:t>Тема главы: «Свет как поток фотонов: энергия, длина волны и выбор лазера под материал».</w:t>
+      </w:r>
+    </w:p>
+    <w:p>
+      <w:pPr>
+        <w:spacing w:after="160" w:before="0" w:lineRule="auto" w:line="276"/>
+        <w:ind w:firstLine="709"/>
+        <w:jc w:val="both"/>
+      </w:pPr>
+      <w:r>
+        <w:rPr>
+          <w:rFonts w:ascii="Times New Roman" w:hAnsi="Times New Roman" w:eastAsia="Times New Roman"/>
+          <w:b w:val="0"/>
+          <w:i w:val="0"/>
+          <w:sz w:val="24"/>
+        </w:rPr>
+        <w:t>Мы перейдём к величинам из спецификаций станков и режимов печати. Разберём, почему алюминий и сталь часто требуют разной стратегии и почему стереолитография физически не сводится к «тому же плавлению, только пластика», в отличие от селективного лазерного плавления (далее — СЛП).</w:t>
+      </w:r>
+    </w:p>
+    <w:p>
+      <w:pPr>
+        <w:spacing w:after="160" w:before="0" w:lineRule="auto" w:line="276"/>
+        <w:jc w:val="left"/>
+      </w:pPr>
+      <w:r>
+        <w:rPr>
+          <w:rFonts w:ascii="Times New Roman" w:hAnsi="Times New Roman" w:eastAsia="Times New Roman"/>
+          <w:b/>
+          <w:i w:val="0"/>
+          <w:sz w:val="26"/>
+        </w:rPr>
+        <w:t>2. ПЛАН ЛЕКЦИИ</w:t>
+      </w:r>
+    </w:p>
+    <w:p>
+      <w:pPr>
+        <w:spacing w:after="160" w:before="0" w:lineRule="auto" w:line="276"/>
+        <w:ind w:firstLine="709"/>
+        <w:jc w:val="both"/>
+      </w:pPr>
+      <w:r>
+        <w:rPr>
+          <w:rFonts w:ascii="Times New Roman" w:hAnsi="Times New Roman" w:eastAsia="Times New Roman"/>
+          <w:b w:val="0"/>
+          <w:i w:val="0"/>
+          <w:sz w:val="24"/>
+        </w:rPr>
+        <w:t>План главы — пять связанных шагов. Каждый следующий опирается на предыдущий.</w:t>
+      </w:r>
+    </w:p>
+    <w:p>
+      <w:pPr>
+        <w:spacing w:after="160" w:before="0" w:lineRule="auto" w:line="276"/>
+        <w:ind w:firstLine="709"/>
+        <w:jc w:val="both"/>
+      </w:pPr>
+      <w:r>
+        <w:rPr>
+          <w:rFonts w:ascii="Times New Roman" w:hAnsi="Times New Roman" w:eastAsia="Times New Roman"/>
+          <w:b w:val="0"/>
+          <w:i w:val="0"/>
+          <w:sz w:val="24"/>
+        </w:rPr>
+        <w:t>Первое. Фотон как квант электромагнитного поля: связь энергии с частотой и длиной волны.</w:t>
+      </w:r>
+    </w:p>
+    <w:p>
+      <w:pPr>
+        <w:spacing w:after="160" w:before="0" w:lineRule="auto" w:line="276"/>
+        <w:ind w:firstLine="709"/>
+        <w:jc w:val="both"/>
+      </w:pPr>
+      <w:r>
+        <w:rPr>
+          <w:rFonts w:ascii="Times New Roman" w:hAnsi="Times New Roman" w:eastAsia="Times New Roman"/>
+          <w:b w:val="0"/>
+          <w:i w:val="0"/>
+          <w:sz w:val="24"/>
+        </w:rPr>
+        <w:t>Второе. Шкала электромагнитных излучений как карта технологических окон: ультрафиолет, видимый диапазон и инфракрасный, включая различие ближнего и дальнего ИК.</w:t>
+      </w:r>
+    </w:p>
+    <w:p>
+      <w:pPr>
+        <w:spacing w:after="160" w:before="0" w:lineRule="auto" w:line="276"/>
+        <w:ind w:firstLine="709"/>
+        <w:jc w:val="both"/>
+      </w:pPr>
+      <w:r>
+        <w:rPr>
+          <w:rFonts w:ascii="Times New Roman" w:hAnsi="Times New Roman" w:eastAsia="Times New Roman"/>
+          <w:b w:val="0"/>
+          <w:i w:val="0"/>
+          <w:sz w:val="24"/>
+        </w:rPr>
+        <w:t>Третье. Два механизма взаимодействия фотона с веществом — фотохимический и тепловой. Это центр главы: отсюда развилка стереолитографии и селективного лазерного плавления (далее — СЛП).</w:t>
+      </w:r>
+    </w:p>
+    <w:p>
+      <w:pPr>
+        <w:spacing w:after="160" w:before="0" w:lineRule="auto" w:line="276"/>
+        <w:ind w:firstLine="709"/>
+        <w:jc w:val="both"/>
+      </w:pPr>
+      <w:r>
+        <w:rPr>
+          <w:rFonts w:ascii="Times New Roman" w:hAnsi="Times New Roman" w:eastAsia="Times New Roman"/>
+          <w:b w:val="0"/>
+          <w:i w:val="0"/>
+          <w:sz w:val="24"/>
+        </w:rPr>
+        <w:t>Четвёртое. A(λ) (спектральная поглощательная способность) и четыре сценария «лазер → материал».</w:t>
+      </w:r>
+    </w:p>
+    <w:p>
+      <w:pPr>
+        <w:spacing w:after="160" w:before="0" w:lineRule="auto" w:line="276"/>
+        <w:ind w:firstLine="709"/>
+        <w:jc w:val="both"/>
+      </w:pPr>
+      <w:r>
+        <w:rPr>
+          <w:rFonts w:ascii="Times New Roman" w:hAnsi="Times New Roman" w:eastAsia="Times New Roman"/>
+          <w:b w:val="0"/>
+          <w:i w:val="0"/>
+          <w:sz w:val="24"/>
+        </w:rPr>
+        <w:t>Пятое. Практические критерии выбора источника и обход ограничений для алюминия. Затем — сжатые итоги.</w:t>
+      </w:r>
+    </w:p>
+    <w:p>
+      <w:pPr>
+        <w:spacing w:after="160" w:before="0" w:lineRule="auto" w:line="276"/>
+        <w:jc w:val="left"/>
+      </w:pPr>
+      <w:r>
+        <w:rPr>
+          <w:rFonts w:ascii="Times New Roman" w:hAnsi="Times New Roman" w:eastAsia="Times New Roman"/>
+          <w:b/>
+          <w:i w:val="0"/>
+          <w:sz w:val="26"/>
+        </w:rPr>
+        <w:t>3. ЧАСТОТА, ДЛИНА ВОЛНЫ И ЭНЕРГИЯ ФОТОНА</w:t>
+      </w:r>
+    </w:p>
+    <w:p>
+      <w:pPr>
+        <w:spacing w:after="160" w:before="0" w:lineRule="auto" w:line="276"/>
+        <w:ind w:firstLine="709"/>
+        <w:jc w:val="both"/>
+      </w:pPr>
+      <w:r>
+        <w:rPr>
+          <w:rFonts w:ascii="Times New Roman" w:hAnsi="Times New Roman" w:eastAsia="Times New Roman"/>
+          <w:b w:val="0"/>
+          <w:i w:val="0"/>
+          <w:sz w:val="24"/>
+        </w:rPr>
+        <w:t>Начнём с базового соотношения, но сразу в технологическом контексте: нужна не формальная запись, а критерий, насколько энергия кванта достаточна для данного электронного или молекулярного процесса.</w:t>
+      </w:r>
+    </w:p>
+    <w:p>
+      <w:pPr>
+        <w:spacing w:after="160" w:before="0" w:lineRule="auto" w:line="276"/>
+        <w:ind w:firstLine="709"/>
+        <w:jc w:val="both"/>
+      </w:pPr>
+      <w:r>
+        <w:rPr>
+          <w:rFonts w:ascii="Times New Roman" w:hAnsi="Times New Roman" w:eastAsia="Times New Roman"/>
+          <w:b w:val="0"/>
+          <w:i w:val="0"/>
+          <w:sz w:val="24"/>
+        </w:rPr>
+        <w:t>Фотон — порция энергии электромагнитного поля. Энергия задаётся соотношением Планка–Эйнштейна: E (энергия фотона) = h·ν, где h ≈ 6,63×10⁻³⁴ Дж·с — постоянная Планка, ν (частота). Постоянная мала, частоты велики, поэтому энергия одного фотона мала в бытовых джоулях — но именно она разрешает или запрещает квантовый акт: возбуждение уровня, разрыв связи, ионизацию.</w:t>
+      </w:r>
+    </w:p>
+    <w:p>
+      <w:pPr>
+        <w:spacing w:before="160" w:after="80"/>
+        <w:jc w:val="center"/>
+      </w:pPr>
+      <w:r>
+        <w:drawing>
+          <wp:inline xmlns:a="http://schemas.openxmlformats.org/drawingml/2006/main" xmlns:pic="http://schemas.openxmlformats.org/drawingml/2006/picture">
+            <wp:extent cx="5040000" cy="3475862"/>
+            <wp:docPr id="14" name="Picture 14"/>
+            <wp:cNvGraphicFramePr>
+              <a:graphicFrameLocks noChangeAspect="1"/>
+            </wp:cNvGraphicFramePr>
+            <a:graphic>
+              <a:graphicData uri="http://schemas.openxmlformats.org/drawingml/2006/picture">
+                <pic:pic>
+                  <pic:nvPicPr>
+                    <pic:cNvPr id="0" name="ch4_energy.png"/>
+                    <pic:cNvPicPr/>
+                  </pic:nvPicPr>
+                  <pic:blipFill>
+                    <a:blip r:embed="rId22"/>
+                    <a:stretch>
+                      <a:fillRect/>
+                    </a:stretch>
+                  </pic:blipFill>
+                  <pic:spPr>
+                    <a:xfrm>
+                      <a:off x="0" y="0"/>
+                      <a:ext cx="5040000" cy="3475862"/>
+                    </a:xfrm>
+                    <a:prstGeom prst="rect"/>
+                  </pic:spPr>
+                </pic:pic>
+              </a:graphicData>
+            </a:graphic>
+          </wp:inline>
+        </w:drawing>
+      </w:r>
+    </w:p>
+    <w:p>
+      <w:pPr>
+        <w:spacing w:after="200"/>
+        <w:jc w:val="center"/>
+      </w:pPr>
+      <w:r>
+        <w:rPr>
+          <w:rFonts w:ascii="Times New Roman" w:hAnsi="Times New Roman" w:eastAsia="Times New Roman"/>
+          <w:b w:val="0"/>
+          <w:i/>
+          <w:sz w:val="20"/>
+        </w:rPr>
+        <w:t>Рис. 4.1. Энергия фотона и длина волны: 1070 нм и 355 нм</w:t>
+      </w:r>
+    </w:p>
+    <w:p>
+      <w:pPr>
+        <w:spacing w:after="160" w:before="0" w:lineRule="auto" w:line="276"/>
+        <w:ind w:firstLine="709"/>
+        <w:jc w:val="both"/>
+      </w:pPr>
+      <w:r>
+        <w:rPr>
+          <w:rFonts w:ascii="Times New Roman" w:hAnsi="Times New Roman" w:eastAsia="Times New Roman"/>
+          <w:b w:val="0"/>
+          <w:i w:val="0"/>
+          <w:sz w:val="24"/>
+        </w:rPr>
+        <w:t>Исторически это разделило классическую волновую картину и квантовую: интенсивность сама по себе не восполняет недостающую энергию кванта. Для технологии следствие формулируется так: большое число «слабых» фотонов не эквивалентно одному «сильному», если речь о пороговом электронном процессе.</w:t>
+      </w:r>
+    </w:p>
+    <w:p>
+      <w:pPr>
+        <w:spacing w:after="160" w:before="0" w:lineRule="auto" w:line="276"/>
+        <w:ind w:firstLine="709"/>
+        <w:jc w:val="both"/>
+      </w:pPr>
+      <w:r>
+        <w:rPr>
+          <w:rFonts w:ascii="Times New Roman" w:hAnsi="Times New Roman" w:eastAsia="Times New Roman"/>
+          <w:b w:val="0"/>
+          <w:i w:val="0"/>
+          <w:sz w:val="24"/>
+        </w:rPr>
+        <w:t>В паспортах лазеров указывают λ (длину волны), реже частоту. Связь через скорость света в вакууме: λ·ν = c. Отсюда рабочая формула: E (энергия фотона) = h·c / λ (длина волны). Чем короче длина волны, тем больше энергия одного фотона. Увеличение λ (длины волны) вдвое уменьшает E (энергию фотона) вдвое. Мощность источника при этом независима: это поток фотонов в единицу времени, а не энергия каждого кванта.</w:t>
+      </w:r>
+    </w:p>
+    <w:p>
+      <w:pPr>
+        <w:spacing w:after="160" w:before="0" w:lineRule="auto" w:line="276"/>
+        <w:ind w:firstLine="709"/>
+        <w:jc w:val="both"/>
+      </w:pPr>
+      <w:r>
+        <w:rPr>
+          <w:rFonts w:ascii="Times New Roman" w:hAnsi="Times New Roman" w:eastAsia="Times New Roman"/>
+          <w:b w:val="0"/>
+          <w:i w:val="0"/>
+          <w:sz w:val="24"/>
+        </w:rPr>
+        <w:t>Для атомов, молекул и твёрдого тела удобен электрон-вольт: 1 эВ ≈ 1,6×10⁻¹⁹ Дж — энергия, которую приобретает электрон при разности потенциалов 1 В. В электрон-вольтах удобно сравнивать лазерный квант с энергиями связей и работой выхода.</w:t>
+      </w:r>
+    </w:p>
+    <w:p>
+      <w:pPr>
+        <w:spacing w:after="160" w:before="0" w:lineRule="auto" w:line="276"/>
+        <w:ind w:firstLine="709"/>
+        <w:jc w:val="both"/>
+      </w:pPr>
+      <w:r>
+        <w:rPr>
+          <w:rFonts w:ascii="Times New Roman" w:hAnsi="Times New Roman" w:eastAsia="Times New Roman"/>
+          <w:b w:val="0"/>
+          <w:i w:val="0"/>
+          <w:sz w:val="24"/>
+        </w:rPr>
+        <w:t>Практическое правило: E (энергия фотона, эВ) ≈ 1240 / λ (нм). Для 1070 нм — примерно 1,16 эВ; для 532 нм — примерно 2,33 эВ; для 355 нм — примерно 3,49 эВ, то есть около 3,5 эВ. Разница между ближним ИК и УФ — почти втрое. Это смена класса взаимодействия, а не малая перестройка режима.</w:t>
+      </w:r>
+    </w:p>
+    <w:p>
+      <w:pPr>
+        <w:spacing w:after="160" w:before="0" w:lineRule="auto" w:line="276"/>
+        <w:ind w:firstLine="709"/>
+        <w:jc w:val="both"/>
+      </w:pPr>
+      <w:r>
+        <w:rPr>
+          <w:rFonts w:ascii="Times New Roman" w:hAnsi="Times New Roman" w:eastAsia="Times New Roman"/>
+          <w:b w:val="0"/>
+          <w:i w:val="0"/>
+          <w:sz w:val="24"/>
+        </w:rPr>
+        <w:t>Ориентиры. Связь C–C ≈ 3,6 эВ, C–H ≈ 4,3 эВ; у промышленных фотоинициаторов порог разрыва обычно 3–4 эВ в УФ. Работа выхода металлов — тоже порядка нескольких эВ, поэтому фотоэффект — в УФ/фиолете, а не в дальнем ИК.</w:t>
+      </w:r>
+    </w:p>
+    <w:p>
+      <w:pPr>
+        <w:spacing w:after="160" w:before="0" w:lineRule="auto" w:line="276"/>
+        <w:ind w:firstLine="709"/>
+        <w:jc w:val="both"/>
+      </w:pPr>
+      <w:r>
+        <w:rPr>
+          <w:rFonts w:ascii="Times New Roman" w:hAnsi="Times New Roman" w:eastAsia="Times New Roman"/>
+          <w:b w:val="0"/>
+          <w:i w:val="0"/>
+          <w:sz w:val="24"/>
+        </w:rPr>
+        <w:t>Сравнение по цифрам: 1,16 эВ (волокно, 1070 нм) связь C–C одним фотоном не рвёт; 3,5 эВ (УФ, 355 нм) — может, если молекула поглотила квант. λ задаёт энергию одного кванта. Мощность меняет только число квантов в секунду, не энергию каждого. 1070 нм в 355 нм «кнопкой» не превратить: длину волны выбирают вместе с машиной.</w:t>
+      </w:r>
+    </w:p>
+    <w:p>
+      <w:pPr>
+        <w:spacing w:after="160" w:before="0" w:lineRule="auto" w:line="276"/>
+        <w:ind w:firstLine="709"/>
+        <w:jc w:val="both"/>
+      </w:pPr>
+      <w:r>
+        <w:rPr>
+          <w:rFonts w:ascii="Times New Roman" w:hAnsi="Times New Roman" w:eastAsia="Times New Roman"/>
+          <w:b w:val="0"/>
+          <w:i w:val="0"/>
+          <w:sz w:val="24"/>
+        </w:rPr>
+        <w:t>Отделим мощность источника от энергии фотона. Мощность — сколько энергии приходит в единицу времени. Энергия фотона E — размер одной порции и её достаточность для порогового акта. Если кванта мало, повышение мощности ускоряет нагрев, но не открывает запрещённый однофотонный канал.</w:t>
+      </w:r>
+    </w:p>
+    <w:p>
+      <w:pPr>
+        <w:spacing w:after="160" w:before="0" w:lineRule="auto" w:line="276"/>
+        <w:ind w:firstLine="709"/>
+        <w:jc w:val="both"/>
+      </w:pPr>
+      <w:r>
+        <w:rPr>
+          <w:rFonts w:ascii="Times New Roman" w:hAnsi="Times New Roman" w:eastAsia="Times New Roman"/>
+          <w:b w:val="0"/>
+          <w:i w:val="0"/>
+          <w:sz w:val="24"/>
+        </w:rPr>
+        <w:t>Пример. Нужен разрыв связей инициатора около 3,5 эВ — источник 1070 нм не подходит, даже при киловаттах. Нужно плавление стали — УФ не обязан быть лучшим нагревателем: важны поглощение, мощность и отвод тепла. Энергия фотона — фильтр «можно / нельзя», а не весь режим.</w:t>
+      </w:r>
+    </w:p>
+    <w:p>
+      <w:pPr>
+        <w:spacing w:after="160" w:before="0" w:lineRule="auto" w:line="276"/>
+        <w:jc w:val="left"/>
+      </w:pPr>
+      <w:r>
+        <w:rPr>
+          <w:rFonts w:ascii="Times New Roman" w:hAnsi="Times New Roman" w:eastAsia="Times New Roman"/>
+          <w:b/>
+          <w:i w:val="0"/>
+          <w:sz w:val="26"/>
+        </w:rPr>
+        <w:t>4. ШКАЛА ЭЛЕКТРОМАГНИТНЫХ ИЗЛУЧЕНИЙ</w:t>
+      </w:r>
+    </w:p>
+    <w:p>
+      <w:pPr>
+        <w:spacing w:after="160" w:before="0" w:lineRule="auto" w:line="276"/>
+        <w:ind w:firstLine="709"/>
+        <w:jc w:val="both"/>
+      </w:pPr>
+      <w:r>
+        <w:rPr>
+          <w:rFonts w:ascii="Times New Roman" w:hAnsi="Times New Roman" w:eastAsia="Times New Roman"/>
+          <w:b w:val="0"/>
+          <w:i w:val="0"/>
+          <w:sz w:val="24"/>
+        </w:rPr>
+        <w:t>Перенесём формулу на шкалу длин волн — как на карту технологических окон.</w:t>
+      </w:r>
+    </w:p>
+    <w:p>
+      <w:pPr>
+        <w:spacing w:after="160" w:before="0" w:lineRule="auto" w:line="276"/>
+        <w:ind w:firstLine="709"/>
+        <w:jc w:val="both"/>
+      </w:pPr>
+      <w:r>
+        <w:rPr>
+          <w:rFonts w:ascii="Times New Roman" w:hAnsi="Times New Roman" w:eastAsia="Times New Roman"/>
+          <w:b w:val="0"/>
+          <w:i w:val="0"/>
+          <w:sz w:val="24"/>
+        </w:rPr>
+        <w:t>Условно выделим три полосы, важные для аддитивных процессов. Инфракрасная: длиннее примерно 700 нм, вплоть до десятков и сотен микрометров. Глаз её не воспринимает; тепловое ощущение кожи соответствует именно этому диапазону. Видимая: примерно 380–700 нм. Ультрафиолетовая: короче примерно 380 нм. УФ инициирует фотохимию и повреждает биомолекулы — отсюда и применение в стереолитографии, и требования к защите глаз, кожухам и блокировкам.</w:t>
+      </w:r>
+    </w:p>
+    <w:p>
+      <w:pPr>
+        <w:spacing w:before="160" w:after="80"/>
+        <w:jc w:val="center"/>
+      </w:pPr>
+      <w:r>
+        <w:drawing>
+          <wp:inline xmlns:a="http://schemas.openxmlformats.org/drawingml/2006/main" xmlns:pic="http://schemas.openxmlformats.org/drawingml/2006/picture">
+            <wp:extent cx="5040000" cy="3475862"/>
+            <wp:docPr id="15" name="Picture 15"/>
+            <wp:cNvGraphicFramePr>
+              <a:graphicFrameLocks noChangeAspect="1"/>
+            </wp:cNvGraphicFramePr>
+            <a:graphic>
+              <a:graphicData uri="http://schemas.openxmlformats.org/drawingml/2006/picture">
+                <pic:pic>
+                  <pic:nvPicPr>
+                    <pic:cNvPr id="0" name="ch4_spectrum.png"/>
+                    <pic:cNvPicPr/>
+                  </pic:nvPicPr>
+                  <pic:blipFill>
+                    <a:blip r:embed="rId23"/>
+                    <a:stretch>
+                      <a:fillRect/>
+                    </a:stretch>
+                  </pic:blipFill>
+                  <pic:spPr>
+                    <a:xfrm>
+                      <a:off x="0" y="0"/>
+                      <a:ext cx="5040000" cy="3475862"/>
+                    </a:xfrm>
+                    <a:prstGeom prst="rect"/>
+                  </pic:spPr>
+                </pic:pic>
+              </a:graphicData>
+            </a:graphic>
+          </wp:inline>
+        </w:drawing>
+      </w:r>
+    </w:p>
+    <w:p>
+      <w:pPr>
+        <w:spacing w:after="200"/>
+        <w:jc w:val="center"/>
+      </w:pPr>
+      <w:r>
+        <w:rPr>
+          <w:rFonts w:ascii="Times New Roman" w:hAnsi="Times New Roman" w:eastAsia="Times New Roman"/>
+          <w:b w:val="0"/>
+          <w:i/>
+          <w:sz w:val="20"/>
+        </w:rPr>
+        <w:t>Рис. 4.2. Шкала электромагнитных излучений и технологические маркеры лазеров</w:t>
+      </w:r>
+    </w:p>
+    <w:p>
+      <w:pPr>
+        <w:spacing w:after="160" w:before="0" w:lineRule="auto" w:line="276"/>
+        <w:ind w:firstLine="709"/>
+        <w:jc w:val="both"/>
+      </w:pPr>
+      <w:r>
+        <w:rPr>
+          <w:rFonts w:ascii="Times New Roman" w:hAnsi="Times New Roman" w:eastAsia="Times New Roman"/>
+          <w:b w:val="0"/>
+          <w:i w:val="0"/>
+          <w:sz w:val="24"/>
+        </w:rPr>
+        <w:t>Внутри ИК нельзя смешивать ближний и дальний диапазоны. Ближний ИК около 1 мкм и дальний ИК 10,6 мкм взаимодействуют с веществом по-разному. Около 1 мкм излучение часто связано с электронной подсистемой металлов. На 10,6 мкм сильнее проявляются взаимодействия с колебательными модами многих молекул — поэтому CO₂-лазер эффективен на органике, дереве, тканях, оргстекле.</w:t>
+      </w:r>
+    </w:p>
+    <w:p>
+      <w:pPr>
+        <w:spacing w:after="160" w:before="0" w:lineRule="auto" w:line="276"/>
+        <w:ind w:firstLine="709"/>
+        <w:jc w:val="both"/>
+      </w:pPr>
+      <w:r>
+        <w:rPr>
+          <w:rFonts w:ascii="Times New Roman" w:hAnsi="Times New Roman" w:eastAsia="Times New Roman"/>
+          <w:b w:val="0"/>
+          <w:i w:val="0"/>
+          <w:sz w:val="24"/>
+        </w:rPr>
+        <w:t>Промышленные источники. Волоконные лазеры на иттербии: типично 1030–1080 нм, чаще около 1070 нм. Это основной класс источников для селективного лазерного плавления металлов по сталям, титану, никелевым и кобальт-хромовым сплавам: высокий КПД генерации, доставка волокном, приемлемое поглощение у широкого класса порошков. CO₂: 10,6 мкм — инструмент резки и обработки неметаллов и ряда сталей, но практически непригоден для плавления алюминия и меди в логике СЛП.</w:t>
+      </w:r>
+    </w:p>
+    <w:p>
+      <w:pPr>
+        <w:spacing w:after="160" w:before="0" w:lineRule="auto" w:line="276"/>
+        <w:ind w:firstLine="709"/>
+        <w:jc w:val="both"/>
+      </w:pPr>
+      <w:r>
+        <w:rPr>
+          <w:rFonts w:ascii="Times New Roman" w:hAnsi="Times New Roman" w:eastAsia="Times New Roman"/>
+          <w:b w:val="0"/>
+          <w:i w:val="0"/>
+          <w:sz w:val="24"/>
+        </w:rPr>
+        <w:t>УФ для фотополимеров: часто около 355 нм в лазерной стереолитографии (третья гармоника твердотельных систем). В проекционных, жидкокристаллических и светодиодных системах устройство источника иное, но требование то же — попадание в спектр поглощения фотоинициатора в ближнем УФ/фиолетовой области. Если спектр источника не совпадает со спектром инициатора, слой не отверждается корректно, даже при высокой измеренной мощности.</w:t>
+      </w:r>
+    </w:p>
+    <w:p>
+      <w:pPr>
+        <w:spacing w:after="160" w:before="0" w:lineRule="auto" w:line="276"/>
+        <w:ind w:firstLine="709"/>
+        <w:jc w:val="both"/>
+      </w:pPr>
+      <w:r>
+        <w:rPr>
+          <w:rFonts w:ascii="Times New Roman" w:hAnsi="Times New Roman" w:eastAsia="Times New Roman"/>
+          <w:b w:val="0"/>
+          <w:i w:val="0"/>
+          <w:sz w:val="24"/>
+        </w:rPr>
+        <w:t>На шкале отметим также зелёный 515–532 нм и синий около 450 нм. Они нужны потому, что у алюминия и меди поглощение там заметно выше, чем в ближнем ИК. Такие системы пока дороже и реже как стандарт каждой металлической установки, но направление следует из физики A(λ) (спектральной поглощательной способности).</w:t>
+      </w:r>
+    </w:p>
+    <w:p>
+      <w:pPr>
+        <w:spacing w:after="160" w:before="0" w:lineRule="auto" w:line="276"/>
+        <w:ind w:firstLine="709"/>
+        <w:jc w:val="both"/>
+      </w:pPr>
+      <w:r>
+        <w:rPr>
+          <w:rFonts w:ascii="Times New Roman" w:hAnsi="Times New Roman" w:eastAsia="Times New Roman"/>
+          <w:b w:val="0"/>
+          <w:i w:val="0"/>
+          <w:sz w:val="24"/>
+        </w:rPr>
+        <w:t>Безопасность и сопутствующие эффекты. УФ опасен для глаз и кожи даже при умеренной средней мощности. Ближний ИК почти невидим, а отражение от металла может повреждать оптику и стенки камеры. Дальний ИК CO₂ сильно поглощается многими материалами оптики видимого диапазона — поэтому там иные окна, линзы и практика юстировки.</w:t>
+      </w:r>
+    </w:p>
+    <w:p>
+      <w:pPr>
+        <w:spacing w:after="160" w:before="0" w:lineRule="auto" w:line="276"/>
+        <w:ind w:firstLine="709"/>
+        <w:jc w:val="both"/>
+      </w:pPr>
+      <w:r>
+        <w:rPr>
+          <w:rFonts w:ascii="Times New Roman" w:hAnsi="Times New Roman" w:eastAsia="Times New Roman"/>
+          <w:b w:val="0"/>
+          <w:i w:val="0"/>
+          <w:sz w:val="24"/>
+        </w:rPr>
+        <w:t>Сводка окон. 355 нм — окно фотохимии полимеров. 450 и 515–532 нм — окна повышенного поглощения для Cu/Al. Около 1070 нм — основное окно СЛП металлов. 10,6 мкм — окно многих неметаллов и отдельных задач по сталям. Если задача не попадает в окно, сначала меняют λ или материал, и только затем наращивают мощность.</w:t>
+      </w:r>
+    </w:p>
+    <w:p>
+      <w:pPr>
+        <w:spacing w:after="160" w:before="0" w:lineRule="auto" w:line="276"/>
+        <w:ind w:firstLine="709"/>
+        <w:jc w:val="both"/>
+      </w:pPr>
+      <w:r>
+        <w:rPr>
+          <w:rFonts w:ascii="Times New Roman" w:hAnsi="Times New Roman" w:eastAsia="Times New Roman"/>
+          <w:b w:val="0"/>
+          <w:i w:val="0"/>
+          <w:sz w:val="24"/>
+        </w:rPr>
+        <w:t>Итого: промышленные λ — компромисс между тем, что надёжно генерируется, и тем, что материал реально поглощает. Далее — два механизма, которыми поглощённая энергия распоряжается внутри вещества.</w:t>
+      </w:r>
+    </w:p>
+    <w:p>
+      <w:pPr>
+        <w:spacing w:after="160" w:before="0" w:lineRule="auto" w:line="276"/>
+        <w:jc w:val="left"/>
+      </w:pPr>
+      <w:r>
+        <w:rPr>
+          <w:rFonts w:ascii="Times New Roman" w:hAnsi="Times New Roman" w:eastAsia="Times New Roman"/>
+          <w:b/>
+          <w:i w:val="0"/>
+          <w:sz w:val="26"/>
+        </w:rPr>
+        <w:t>5. ДВА МЕХАНИЗМА: ФОТОХИМИЧЕСКИЙ И ТЕПЛОВОЙ</w:t>
+      </w:r>
+    </w:p>
+    <w:p>
+      <w:pPr>
+        <w:spacing w:after="160" w:before="0" w:lineRule="auto" w:line="276"/>
+        <w:ind w:firstLine="709"/>
+        <w:jc w:val="both"/>
+      </w:pPr>
+      <w:r>
+        <w:rPr>
+          <w:rFonts w:ascii="Times New Roman" w:hAnsi="Times New Roman" w:eastAsia="Times New Roman"/>
+          <w:b w:val="0"/>
+          <w:i w:val="0"/>
+          <w:sz w:val="24"/>
+        </w:rPr>
+        <w:t>Центральный раздел главы — два механизма после поглощения фотона. Развилка одна: сравнить энергию кванта с порогом вещества. Если одного фотона достаточно, чтобы открыть электронный или химический канал, доминирует фотохимия. Если энергии кванта для этого мало, остаётся тепловой канал: много слабых фотонов постепенно нагревают вещество. Пороги разные по природе — энергия активации или диссоциации в молекуле, работа выхода в фотоэффекте, — но логика сравнения одна и та же.</w:t>
+      </w:r>
+    </w:p>
+    <w:p>
+      <w:pPr>
+        <w:spacing w:after="160" w:before="0" w:lineRule="auto" w:line="276"/>
+        <w:ind w:firstLine="709"/>
+        <w:jc w:val="both"/>
+      </w:pPr>
+      <w:r>
+        <w:rPr>
+          <w:rFonts w:ascii="Times New Roman" w:hAnsi="Times New Roman" w:eastAsia="Times New Roman"/>
+          <w:b w:val="0"/>
+          <w:i w:val="0"/>
+          <w:sz w:val="24"/>
+        </w:rPr>
+        <w:t>На приведённом рисунке — две панели, две разные физики. Слева — фотохимия. По вертикали — энергия E молекулы. По горизонтали — ход реакции: слева молекула ещё не прореагировала, справа — уже после превращения (например, инициатор распался на радикалы). Между ними барьер E_акт (энергия активации): без достаточной энергии реакция сама не идёт. Синяя вертикаль E_ph — энергия одного УФ-фотона. Если E_ph ≥ E_акт, фотон «перебрасывает» молекулу через барьер — это дуга «переход».</w:t>
+      </w:r>
+    </w:p>
+    <w:p>
+      <w:pPr>
+        <w:spacing w:before="160" w:after="80"/>
+        <w:jc w:val="center"/>
+      </w:pPr>
+      <w:r>
+        <w:drawing>
+          <wp:inline xmlns:a="http://schemas.openxmlformats.org/drawingml/2006/main" xmlns:pic="http://schemas.openxmlformats.org/drawingml/2006/picture">
+            <wp:extent cx="5040000" cy="3465000"/>
+            <wp:docPr id="16" name="Picture 16"/>
+            <wp:cNvGraphicFramePr>
+              <a:graphicFrameLocks noChangeAspect="1"/>
+            </wp:cNvGraphicFramePr>
+            <a:graphic>
+              <a:graphicData uri="http://schemas.openxmlformats.org/drawingml/2006/picture">
+                <pic:pic>
+                  <pic:nvPicPr>
+                    <pic:cNvPr id="0" name="ch4_mechanisms.png"/>
+                    <pic:cNvPicPr/>
+                  </pic:nvPicPr>
+                  <pic:blipFill>
+                    <a:blip r:embed="rId24"/>
+                    <a:stretch>
+                      <a:fillRect/>
+                    </a:stretch>
+                  </pic:blipFill>
+                  <pic:spPr>
+                    <a:xfrm>
+                      <a:off x="0" y="0"/>
+                      <a:ext cx="5040000" cy="3465000"/>
+                    </a:xfrm>
+                    <a:prstGeom prst="rect"/>
+                  </pic:spPr>
+                </pic:pic>
+              </a:graphicData>
+            </a:graphic>
+          </wp:inline>
+        </w:drawing>
+      </w:r>
+    </w:p>
+    <w:p>
+      <w:pPr>
+        <w:spacing w:after="200"/>
+        <w:jc w:val="center"/>
+      </w:pPr>
+      <w:r>
+        <w:rPr>
+          <w:rFonts w:ascii="Times New Roman" w:hAnsi="Times New Roman" w:eastAsia="Times New Roman"/>
+          <w:b w:val="0"/>
+          <w:i/>
+          <w:sz w:val="20"/>
+        </w:rPr>
+        <w:t>Рис. 4.3. Два механизма: слева — энергия E и ход реакции (E_ph ≥ E_акт); справа — температура T во времени до T_пл</w:t>
+      </w:r>
+    </w:p>
+    <w:p>
+      <w:pPr>
+        <w:spacing w:after="160" w:before="0" w:lineRule="auto" w:line="276"/>
+        <w:ind w:firstLine="709"/>
+        <w:jc w:val="both"/>
+      </w:pPr>
+      <w:r>
+        <w:rPr>
+          <w:rFonts w:ascii="Times New Roman" w:hAnsi="Times New Roman" w:eastAsia="Times New Roman"/>
+          <w:b w:val="0"/>
+          <w:i w:val="0"/>
+          <w:sz w:val="24"/>
+        </w:rPr>
+        <w:t>Справа — тепловой канал. По вертикали — температура T металла. По горизонтали — время t. Кривая растёт, потому что много слабых ИК-фотонов постепенно нагревают материал. Горизонталь T_пл — температура плавления: как только T её достигает, появляется расплав. Итог схемы: слева решает один сильный фотон; справа — накопление многих слабых.</w:t>
+      </w:r>
+    </w:p>
+    <w:p>
+      <w:pPr>
+        <w:spacing w:after="160" w:before="0" w:lineRule="auto" w:line="276"/>
+        <w:ind w:firstLine="709"/>
+        <w:jc w:val="both"/>
+      </w:pPr>
+      <w:r>
+        <w:rPr>
+          <w:rFonts w:ascii="Times New Roman" w:hAnsi="Times New Roman" w:eastAsia="Times New Roman"/>
+          <w:b w:val="0"/>
+          <w:i w:val="0"/>
+          <w:sz w:val="24"/>
+        </w:rPr>
+        <w:t>Фотохимический механизм. Условие: одного фотона достаточно, чтобы изменить электронную структуру молекулы — возбудить её, разорвать слабую связь, дать радикал или ион. Классический эталон порога — фотоэффект: ниже работы выхода электрон не вылетает, выше — вылетает. Интенсивность ниже порога не восполняет недостающие электрон-вольты: поток «слабых» квантов не заменяет один «сильный».</w:t>
+      </w:r>
+    </w:p>
+    <w:p>
+      <w:pPr>
+        <w:spacing w:after="160" w:before="0" w:lineRule="auto" w:line="276"/>
+        <w:ind w:firstLine="709"/>
+        <w:jc w:val="both"/>
+      </w:pPr>
+      <w:r>
+        <w:rPr>
+          <w:rFonts w:ascii="Times New Roman" w:hAnsi="Times New Roman" w:eastAsia="Times New Roman"/>
+          <w:b w:val="0"/>
+          <w:i w:val="0"/>
+          <w:sz w:val="24"/>
+        </w:rPr>
+        <w:t>В аддитивном производстве это стереолитография. Обычные мономеры и олигомеры смолы сами по себе плохо запускают полимеризацию под УФ: они слабо поглощают нужный свет и почти не дают радикалов. Поэтому в смолу вводят фотоинициатор — молекулу, специально подобранную под две задачи. Первое: она эффективно поглощает УФ-кванты порядка 3–3,5 эВ. Второе: после поглощения у неё рвётся относительно слабая связь, и появляются свободные радикалы. Радикал атакует двойную связь C=C мономера и открывает цепную полимеризацию: жидкость становится твёрдым слоем. Важно уточнить: инициатор не «снижает прочность» связей готового полимера и не ослабляет мономер как таковой. Он даёт доступный канал старта реакции при энергии доступного УФ-фотона — там, где сам мономер практически не реагирует. Без инициатора сетка стереолитографии практически не образуется. Отсюда жёсткое требование: спектр источника должен совпадать с полосой поглощения инициатора.</w:t>
+      </w:r>
+    </w:p>
+    <w:p>
+      <w:pPr>
+        <w:spacing w:after="160" w:before="0" w:lineRule="auto" w:line="276"/>
+        <w:ind w:firstLine="709"/>
+        <w:jc w:val="both"/>
+      </w:pPr>
+      <w:r>
+        <w:rPr>
+          <w:rFonts w:ascii="Times New Roman" w:hAnsi="Times New Roman" w:eastAsia="Times New Roman"/>
+          <w:b w:val="0"/>
+          <w:i w:val="0"/>
+          <w:sz w:val="24"/>
+        </w:rPr>
+        <w:t>Если квантовое условие уже выполнено (нужный фотон есть), далее определяют количество и геометрию процесса. Концентрация инициатора задаёт, сколько стартовых радикалов можно получить. Доза — энергия на площадь — задаёт, сколько полезных поглощений успело произойти. Кислород у поверхности перехватывает радикалы, поэтому верхний слой иногда остаётся липким. Поток ослабевает с глубиной: малая доза — недоотверждение, большая — пропечатывание насквозь соседних слоёв. Практические рычаги: спектр под инициатор, доза, состав смолы. Язык P/v (линейной энергии) металлопечати сюда не переносят.</w:t>
+      </w:r>
+    </w:p>
+    <w:p>
+      <w:pPr>
+        <w:spacing w:after="160" w:before="0" w:lineRule="auto" w:line="276"/>
+        <w:ind w:firstLine="709"/>
+        <w:jc w:val="both"/>
+      </w:pPr>
+      <w:r>
+        <w:rPr>
+          <w:rFonts w:ascii="Times New Roman" w:hAnsi="Times New Roman" w:eastAsia="Times New Roman"/>
+          <w:b w:val="0"/>
+          <w:i w:val="0"/>
+          <w:sz w:val="24"/>
+        </w:rPr>
+        <w:t>Тепловой механизм. У волоконного лазера в ближнем ИК E ≈ 1,16 эВ. Этого недостаточно, чтобы одним актом разорвать типичные связи порядка 3–4 эВ. Энергия уходит в возбуждение электронов проводимости и далее в колебания решётки — макроскопически это температура. При нагреве выше температуры плавления образуется расплав: на правой части рисунка кривая T(t) пересекает T_пл.</w:t>
+      </w:r>
+    </w:p>
+    <w:p>
+      <w:pPr>
+        <w:spacing w:after="160" w:before="0" w:lineRule="auto" w:line="276"/>
+        <w:ind w:firstLine="709"/>
+        <w:jc w:val="both"/>
+      </w:pPr>
+      <w:r>
+        <w:rPr>
+          <w:rFonts w:ascii="Times New Roman" w:hAnsi="Times New Roman" w:eastAsia="Times New Roman"/>
+          <w:b w:val="0"/>
+          <w:i w:val="0"/>
+          <w:sz w:val="24"/>
+        </w:rPr>
+        <w:t>В СЛП луч бежит по порошку и оставляет ванну расплава. Вопрос простой: успеваем ли нагреть зону до плавления быстрее, чем тепло уйдёт в соседний порошок и в уже напечатанные стенки. Отсюда настройки станка: мощность и скорость — их отношение P/v (линейная энергия); размер пятна; шаг между проходами; толщина слоя; подогрев платформы. Поднять мощность — не всегда лучше: иногда это закрывает несплавление, а иногда даёт поры от слишком глубокого проплавления.</w:t>
+      </w:r>
+    </w:p>
+    <w:p>
+      <w:pPr>
+        <w:spacing w:after="160" w:before="0" w:lineRule="auto" w:line="276"/>
+        <w:ind w:firstLine="709"/>
+        <w:jc w:val="both"/>
+      </w:pPr>
+      <w:r>
+        <w:rPr>
+          <w:rFonts w:ascii="Times New Roman" w:hAnsi="Times New Roman" w:eastAsia="Times New Roman"/>
+          <w:b w:val="0"/>
+          <w:i w:val="0"/>
+          <w:sz w:val="24"/>
+        </w:rPr>
+        <w:t>Не следует смешивать словари двух процессов. В стереолитографии «мощность» почти всегда значит: быстрее набрать нужную дозу УФ при уже выбранном спектре. В СЛП «мощность» значит: сильнее греть пятно — но тепло тут же уходит в деталь, и режим может сорваться. Брак тоже разный: у полимера — недоотверждение или липкий слой из-за кислорода у поверхности; у металла — несплавление или поры. Газ в камере тоже про разное: в стереолитографии кислород мешает химии смолы; в СЛП атмосфера бережёт порошок от окисления.</w:t>
+      </w:r>
+    </w:p>
+    <w:p>
+      <w:pPr>
+        <w:spacing w:after="160" w:before="0" w:lineRule="auto" w:line="276"/>
+        <w:ind w:firstLine="709"/>
+        <w:jc w:val="both"/>
+      </w:pPr>
+      <w:r>
+        <w:rPr>
+          <w:rFonts w:ascii="Times New Roman" w:hAnsi="Times New Roman" w:eastAsia="Times New Roman"/>
+          <w:b w:val="0"/>
+          <w:i w:val="0"/>
+          <w:sz w:val="24"/>
+        </w:rPr>
+        <w:t>Краткий вывод. Для стереолитографии нужен спектр под инициатор, чтобы открыть химию. Для СЛП нужен источник, эффективно нагревающий металл до расплава, — чаще ближний ИК волоконный лазер. В фотохимии решают энергия кванта и число успешных актов; в тепловом процессе — успеваем ли нагреть зону до расплава быстрее, чем тепло уйдёт. Далее третий множитель: какую долю мощности материал поглощает на выбранной λ.</w:t>
+      </w:r>
+    </w:p>
+    <w:p>
+      <w:pPr>
+        <w:spacing w:after="160" w:before="0" w:lineRule="auto" w:line="276"/>
+        <w:jc w:val="left"/>
+      </w:pPr>
+      <w:r>
+        <w:rPr>
+          <w:rFonts w:ascii="Times New Roman" w:hAnsi="Times New Roman" w:eastAsia="Times New Roman"/>
+          <w:b/>
+          <w:i w:val="0"/>
+          <w:sz w:val="26"/>
+        </w:rPr>
+        <w:t>6. СПЕКТРАЛЬНАЯ ПОГЛОЩАТЕЛЬНАЯ СПОСОБНОСТЬ И СЦЕНАРИИ</w:t>
+      </w:r>
+    </w:p>
+    <w:p>
+      <w:pPr>
+        <w:spacing w:after="160" w:before="0" w:lineRule="auto" w:line="276"/>
+        <w:ind w:firstLine="709"/>
+        <w:jc w:val="both"/>
+      </w:pPr>
+      <w:r>
+        <w:rPr>
+          <w:rFonts w:ascii="Times New Roman" w:hAnsi="Times New Roman" w:eastAsia="Times New Roman"/>
+          <w:b w:val="0"/>
+          <w:i w:val="0"/>
+          <w:sz w:val="24"/>
+        </w:rPr>
+        <w:t>Даже при правильно выбранном механизме процесс неэффективен, если материал почти не поглощает данную длину волны. На одном волоконном лазере сталь обрабатывается относительно устойчиво, алюминий — значительно труднее, а CO₂, эффективно режущий оргстекло, для плавления стали в логике СЛП практически непригоден. Поэтому следующий параметр — A(λ) (спектральная поглощательная способность).</w:t>
+      </w:r>
+    </w:p>
+    <w:p>
+      <w:pPr>
+        <w:spacing w:after="160" w:before="0" w:lineRule="auto" w:line="276"/>
+        <w:ind w:firstLine="709"/>
+        <w:jc w:val="both"/>
+      </w:pPr>
+      <w:r>
+        <w:rPr>
+          <w:rFonts w:ascii="Times New Roman" w:hAnsi="Times New Roman" w:eastAsia="Times New Roman"/>
+          <w:b w:val="0"/>
+          <w:i w:val="0"/>
+          <w:sz w:val="24"/>
+        </w:rPr>
+        <w:t>Определение. A(λ) (спектральная поглощательная способность) — безразмерная величина от 0 до 1 (или от 0% до 100%), равная доле мощности, упавшей на поверхность и реально вошедшей в материал, где она может быть использована для нагрева или фотохимии: A(λ) = P_поглощённая / P_падающая. Величина 1 − A(λ) для металлов соответствует в основном отражению, для прозрачных сред — также пропусканию.</w:t>
+      </w:r>
+    </w:p>
+    <w:p>
+      <w:pPr>
+        <w:spacing w:before="160" w:after="80"/>
+        <w:jc w:val="center"/>
+      </w:pPr>
+      <w:r>
+        <w:drawing>
+          <wp:inline xmlns:a="http://schemas.openxmlformats.org/drawingml/2006/main" xmlns:pic="http://schemas.openxmlformats.org/drawingml/2006/picture">
+            <wp:extent cx="5760000" cy="3525120"/>
+            <wp:docPr id="17" name="Picture 17"/>
+            <wp:cNvGraphicFramePr>
+              <a:graphicFrameLocks noChangeAspect="1"/>
+            </wp:cNvGraphicFramePr>
+            <a:graphic>
+              <a:graphicData uri="http://schemas.openxmlformats.org/drawingml/2006/picture">
+                <pic:pic>
+                  <pic:nvPicPr>
+                    <pic:cNvPr id="0" name="ch4_absorption.png"/>
+                    <pic:cNvPicPr/>
+                  </pic:nvPicPr>
+                  <pic:blipFill>
+                    <a:blip r:embed="rId25"/>
+                    <a:stretch>
+                      <a:fillRect/>
+                    </a:stretch>
+                  </pic:blipFill>
+                  <pic:spPr>
+                    <a:xfrm>
+                      <a:off x="0" y="0"/>
+                      <a:ext cx="5760000" cy="3525120"/>
+                    </a:xfrm>
+                    <a:prstGeom prst="rect"/>
+                  </pic:spPr>
+                </pic:pic>
+              </a:graphicData>
+            </a:graphic>
+          </wp:inline>
+        </w:drawing>
+      </w:r>
+    </w:p>
+    <w:p>
+      <w:pPr>
+        <w:spacing w:after="200"/>
+        <w:jc w:val="center"/>
+      </w:pPr>
+      <w:r>
+        <w:rPr>
+          <w:rFonts w:ascii="Times New Roman" w:hAnsi="Times New Roman" w:eastAsia="Times New Roman"/>
+          <w:b w:val="0"/>
+          <w:i/>
+          <w:sz w:val="20"/>
+        </w:rPr>
+        <w:t>Рис. 4.4. A(λ) (спектральная поглощательная способность) и четыре сценария: лазер → материал → результат</w:t>
+      </w:r>
+    </w:p>
+    <w:p>
+      <w:pPr>
+        <w:spacing w:after="160" w:before="0" w:lineRule="auto" w:line="276"/>
+        <w:ind w:firstLine="709"/>
+        <w:jc w:val="both"/>
+      </w:pPr>
+      <w:r>
+        <w:rPr>
+          <w:rFonts w:ascii="Times New Roman" w:hAnsi="Times New Roman" w:eastAsia="Times New Roman"/>
+          <w:b w:val="0"/>
+          <w:i w:val="0"/>
+          <w:sz w:val="24"/>
+        </w:rPr>
+        <w:t>Физический смысл. A(λ) задаёт долю энергии, доступную для полезного взаимодействия в объёме или на поверхности материала. При малом A(λ) даже высокая мощность источника не обеспечивает нужного энергоподвода в зону обработки: значительная часть излучения отражается и может нагружать оптику и стенки камеры, не участвуя в нагреве или химии.</w:t>
+      </w:r>
+    </w:p>
+    <w:p>
+      <w:pPr>
+        <w:spacing w:after="160" w:before="0" w:lineRule="auto" w:line="276"/>
+        <w:ind w:firstLine="709"/>
+        <w:jc w:val="both"/>
+      </w:pPr>
+      <w:r>
+        <w:rPr>
+          <w:rFonts w:ascii="Times New Roman" w:hAnsi="Times New Roman" w:eastAsia="Times New Roman"/>
+          <w:b w:val="0"/>
+          <w:i w:val="0"/>
+          <w:sz w:val="24"/>
+        </w:rPr>
+        <w:t>Почему A(λ) различна у разных материалов? У металлов основной механизм потерь — отражение: свободные электроны переизлучают падающую волну. Но A(λ) не константа. В ближнем ИК около 1 мкм типичные ориентиры: сталь 30–50%, титан 40–60%, алюминий 5–10%, медь часто ниже 5%. Отсюда относительная пригодность волокна для стали и титана и трудности для Al/Cu.</w:t>
+      </w:r>
+    </w:p>
+    <w:p>
+      <w:pPr>
+        <w:spacing w:after="160" w:before="0" w:lineRule="auto" w:line="276"/>
+        <w:ind w:firstLine="709"/>
+        <w:jc w:val="both"/>
+      </w:pPr>
+      <w:r>
+        <w:rPr>
+          <w:rFonts w:ascii="Times New Roman" w:hAnsi="Times New Roman" w:eastAsia="Times New Roman"/>
+          <w:b w:val="0"/>
+          <w:i w:val="0"/>
+          <w:sz w:val="24"/>
+        </w:rPr>
+        <w:t>Отдельный случай — УФ на металле. На ~355 нм энергия фотона сравнима с работой выхода. Вместо устойчивого нагрева усиливаются фотоэффект, ионизация воздуха и образование плазмы у поверхности. Плазма экранирует луч: при высокой мощности источника стабильное плавление может отсутствовать. Для металлов УФ — иной режим взаимодействия с низким КПД полезного нагрева, а не «более сильный нагреватель».</w:t>
+      </w:r>
+    </w:p>
+    <w:p>
+      <w:pPr>
+        <w:spacing w:after="160" w:before="0" w:lineRule="auto" w:line="276"/>
+        <w:ind w:firstLine="709"/>
+        <w:jc w:val="both"/>
+      </w:pPr>
+      <w:r>
+        <w:rPr>
+          <w:rFonts w:ascii="Times New Roman" w:hAnsi="Times New Roman" w:eastAsia="Times New Roman"/>
+          <w:b w:val="0"/>
+          <w:i w:val="0"/>
+          <w:sz w:val="24"/>
+        </w:rPr>
+        <w:t>У неметаллов и полимеров основной канал — резонансное поглощение на колебательных модах молекул. CO₂-лазер на 10,6 мкм попадает в такие окна у органики: A(λ) часто 80–95%. Материал нагревается, плавится, испаряется или горит. Та же λ на стали даёт обратную картину: отражение порядка 90%, и для прецизионного плавления порошка источник практически непригоден без крайне высоких мощностей.</w:t>
+      </w:r>
+    </w:p>
+    <w:p>
+      <w:pPr>
+        <w:spacing w:after="160" w:before="0" w:lineRule="auto" w:line="276"/>
+        <w:ind w:firstLine="709"/>
+        <w:jc w:val="both"/>
+      </w:pPr>
+      <w:r>
+        <w:rPr>
+          <w:rFonts w:ascii="Times New Roman" w:hAnsi="Times New Roman" w:eastAsia="Times New Roman"/>
+          <w:b w:val="0"/>
+          <w:i w:val="0"/>
+          <w:sz w:val="24"/>
+        </w:rPr>
+        <w:t>Связь с разделом о двух механизмах. Механизм отвечает на вопрос: как распорядиться поглощённой энергией — разорвать связь или нагреть решётку. A(λ) отвечает: какая доля энергии вошла. Совместно они определяют пригодность пары «лазер–материал».</w:t>
+      </w:r>
+    </w:p>
+    <w:p>
+      <w:pPr>
+        <w:spacing w:after="160" w:before="0" w:lineRule="auto" w:line="276"/>
+        <w:ind w:firstLine="709"/>
+        <w:jc w:val="both"/>
+      </w:pPr>
+      <w:r>
+        <w:rPr>
+          <w:rFonts w:ascii="Times New Roman" w:hAnsi="Times New Roman" w:eastAsia="Times New Roman"/>
+          <w:b w:val="0"/>
+          <w:i w:val="0"/>
+          <w:sz w:val="24"/>
+        </w:rPr>
+        <w:t>Разберём четыре ключевых сценария — опорную таблицу «Лазер → Материал → Результат».</w:t>
+      </w:r>
+    </w:p>
+    <w:p>
+      <w:pPr>
+        <w:spacing w:after="160" w:before="0" w:lineRule="auto" w:line="276"/>
+        <w:ind w:firstLine="709"/>
+        <w:jc w:val="both"/>
+      </w:pPr>
+      <w:r>
+        <w:rPr>
+          <w:rFonts w:ascii="Times New Roman" w:hAnsi="Times New Roman" w:eastAsia="Times New Roman"/>
+          <w:b w:val="0"/>
+          <w:i w:val="0"/>
+          <w:sz w:val="24"/>
+        </w:rPr>
+        <w:t>Сценарий 1. УФ 355 нм, энергия фотона около 3,5 эВ, материал — сталь. A(λ) низкая, порядка 10–20%, плюс плазма. Результат: неустойчивое плавление. Поверхность может локально перегреваться, но значительная часть энергии уходит на фотоэффект, ионизацию и экранирование. КПД нагрева низкий. Причина: энергия фотона сравнима с работой выхода.</w:t>
+      </w:r>
+    </w:p>
+    <w:p>
+      <w:pPr>
+        <w:spacing w:after="160" w:before="0" w:lineRule="auto" w:line="276"/>
+        <w:ind w:firstLine="709"/>
+        <w:jc w:val="both"/>
+      </w:pPr>
+      <w:r>
+        <w:rPr>
+          <w:rFonts w:ascii="Times New Roman" w:hAnsi="Times New Roman" w:eastAsia="Times New Roman"/>
+          <w:b w:val="0"/>
+          <w:i w:val="0"/>
+          <w:sz w:val="24"/>
+        </w:rPr>
+        <w:t>Сценарий 2. Волоконный лазер 1070 нм, около 1,16 эВ, та же сталь. A(λ) средняя, 30–50%. Результат: устойчивое плавление в логике СЛП. Энергия передаётся электронам, затем решётке; нагрев стабилен, без плазменного экрана. Причина: энергия фотона ниже работы выхода — доминирует тепловой канал.</w:t>
+      </w:r>
+    </w:p>
+    <w:p>
+      <w:pPr>
+        <w:spacing w:after="160" w:before="0" w:lineRule="auto" w:line="276"/>
+        <w:ind w:firstLine="709"/>
+        <w:jc w:val="both"/>
+      </w:pPr>
+      <w:r>
+        <w:rPr>
+          <w:rFonts w:ascii="Times New Roman" w:hAnsi="Times New Roman" w:eastAsia="Times New Roman"/>
+          <w:b w:val="0"/>
+          <w:i w:val="0"/>
+          <w:sz w:val="24"/>
+        </w:rPr>
+        <w:t>Сценарий 3. CO₂ 10,6 мкм, около 0,12 эВ, материал — полимер, дерево, ткань. A(λ) высокая, 80–95%. Результат: резка и абляция. Фотоны резонансно возбуждают колебания связей C–O, C–H; энергия передаётся молекулярной решётке.</w:t>
+      </w:r>
+    </w:p>
+    <w:p>
+      <w:pPr>
+        <w:spacing w:after="160" w:before="0" w:lineRule="auto" w:line="276"/>
+        <w:ind w:firstLine="709"/>
+        <w:jc w:val="both"/>
+      </w:pPr>
+      <w:r>
+        <w:rPr>
+          <w:rFonts w:ascii="Times New Roman" w:hAnsi="Times New Roman" w:eastAsia="Times New Roman"/>
+          <w:b w:val="0"/>
+          <w:i w:val="0"/>
+          <w:sz w:val="24"/>
+        </w:rPr>
+        <w:t>Сценарий 4. Тот же CO₂ 10,6 мкм, материал — сталь. A(λ) очень низкая, порядка 5–10%. Результат: практически непригодно для СЛП. Сталь отражает около 90% излучения; для плавления объёма потребовались бы десятки киловатт. Причина: свободные электроны эффективно переизлучают медленную волну 10,6 мкм.</w:t>
+      </w:r>
+    </w:p>
+    <w:p>
+      <w:pPr>
+        <w:spacing w:after="160" w:before="0" w:lineRule="auto" w:line="276"/>
+        <w:ind w:firstLine="709"/>
+        <w:jc w:val="both"/>
+      </w:pPr>
+      <w:r>
+        <w:rPr>
+          <w:rFonts w:ascii="Times New Roman" w:hAnsi="Times New Roman" w:eastAsia="Times New Roman"/>
+          <w:b w:val="0"/>
+          <w:i w:val="0"/>
+          <w:sz w:val="24"/>
+        </w:rPr>
+        <w:t>Контрасты. Одна и та же сталь: волокно — рабочий режим СЛП; УФ — режим с плазмой и фотоэффектом; CO₂ — высокое отражение. Один и тот же CO₂: органика — эффективный партнёр, сталь — нет. Сначала оценивают пару «λ + материал» и A(λ), затем мощность и скорость.</w:t>
+      </w:r>
+    </w:p>
+    <w:p>
+      <w:pPr>
+        <w:spacing w:after="160" w:before="0" w:lineRule="auto" w:line="276"/>
+        <w:jc w:val="left"/>
+      </w:pPr>
+      <w:r>
+        <w:rPr>
+          <w:rFonts w:ascii="Times New Roman" w:hAnsi="Times New Roman" w:eastAsia="Times New Roman"/>
+          <w:b/>
+          <w:i w:val="0"/>
+          <w:sz w:val="26"/>
+        </w:rPr>
+        <w:t>7. ПРАКТИЧЕСКИЕ КРИТЕРИИ ВЫБОРА ЛАЗЕРА</w:t>
+      </w:r>
+    </w:p>
+    <w:p>
+      <w:pPr>
+        <w:spacing w:after="160" w:before="0" w:lineRule="auto" w:line="276"/>
+        <w:ind w:firstLine="709"/>
+        <w:jc w:val="both"/>
+      </w:pPr>
+      <w:r>
+        <w:rPr>
+          <w:rFonts w:ascii="Times New Roman" w:hAnsi="Times New Roman" w:eastAsia="Times New Roman"/>
+          <w:b w:val="0"/>
+          <w:i w:val="0"/>
+          <w:sz w:val="24"/>
+        </w:rPr>
+        <w:t>Сформулируем правило выбора. Сначала класс задачи: фотоинициация полимера или плавление металлического порошка? Если фотохимия — выбирают спектр под инициатор и назначают дозу. Если плавление — оценивают A(λ), теплопроводность, доступную мощность, качество пучка, атмосферу и стоимость владения источником.</w:t>
+      </w:r>
+    </w:p>
+    <w:p>
+      <w:pPr>
+        <w:spacing w:after="160" w:before="0" w:lineRule="auto" w:line="276"/>
+        <w:ind w:firstLine="709"/>
+        <w:jc w:val="both"/>
+      </w:pPr>
+      <w:r>
+        <w:rPr>
+          <w:rFonts w:ascii="Times New Roman" w:hAnsi="Times New Roman" w:eastAsia="Times New Roman"/>
+          <w:b w:val="0"/>
+          <w:i w:val="0"/>
+          <w:sz w:val="24"/>
+        </w:rPr>
+        <w:t>Для большинства платформ СЛП металлов стандарт сегодня — волоконный лазер около 1 мкм. Поглощение приемлемо для сталей, титана, Ni-суперсплавов, CoCr. Качество пучка высокое: M² (параметр качества пучка) часто порядка 1,1–1,5, что позволяет малое пятно и высокую плотность мощности. Излучение доставляется волокном; источник компактен, КПД и ресурс обычно выше, чем у старых газовых схем.</w:t>
+      </w:r>
+    </w:p>
+    <w:p>
+      <w:pPr>
+        <w:spacing w:before="160" w:after="80"/>
+        <w:jc w:val="center"/>
+      </w:pPr>
+      <w:r>
+        <w:drawing>
+          <wp:inline xmlns:a="http://schemas.openxmlformats.org/drawingml/2006/main" xmlns:pic="http://schemas.openxmlformats.org/drawingml/2006/picture">
+            <wp:extent cx="5040000" cy="3475862"/>
+            <wp:docPr id="18" name="Picture 18"/>
+            <wp:cNvGraphicFramePr>
+              <a:graphicFrameLocks noChangeAspect="1"/>
+            </wp:cNvGraphicFramePr>
+            <a:graphic>
+              <a:graphicData uri="http://schemas.openxmlformats.org/drawingml/2006/picture">
+                <pic:pic>
+                  <pic:nvPicPr>
+                    <pic:cNvPr id="0" name="ch4_choice.png"/>
+                    <pic:cNvPicPr/>
+                  </pic:nvPicPr>
+                  <pic:blipFill>
+                    <a:blip r:embed="rId26"/>
+                    <a:stretch>
+                      <a:fillRect/>
+                    </a:stretch>
+                  </pic:blipFill>
+                  <pic:spPr>
+                    <a:xfrm>
+                      <a:off x="0" y="0"/>
+                      <a:ext cx="5040000" cy="3475862"/>
+                    </a:xfrm>
+                    <a:prstGeom prst="rect"/>
+                  </pic:spPr>
+                </pic:pic>
+              </a:graphicData>
+            </a:graphic>
+          </wp:inline>
+        </w:drawing>
+      </w:r>
+    </w:p>
+    <w:p>
+      <w:pPr>
+        <w:spacing w:after="200"/>
+        <w:jc w:val="center"/>
+      </w:pPr>
+      <w:r>
+        <w:rPr>
+          <w:rFonts w:ascii="Times New Roman" w:hAnsi="Times New Roman" w:eastAsia="Times New Roman"/>
+          <w:b w:val="0"/>
+          <w:i/>
+          <w:sz w:val="20"/>
+        </w:rPr>
+        <w:t>Рис. 4.5. Практические критерии выбора лазера и стратегии для алюминия</w:t>
+      </w:r>
+    </w:p>
+    <w:p>
+      <w:pPr>
+        <w:spacing w:after="160" w:before="0" w:lineRule="auto" w:line="276"/>
+        <w:ind w:firstLine="709"/>
+        <w:jc w:val="both"/>
+      </w:pPr>
+      <w:r>
+        <w:rPr>
+          <w:rFonts w:ascii="Times New Roman" w:hAnsi="Times New Roman" w:eastAsia="Times New Roman"/>
+          <w:b w:val="0"/>
+          <w:i w:val="0"/>
+          <w:sz w:val="24"/>
+        </w:rPr>
+        <w:t>Стандарт не универсален. Полимеры, органические композиты, резка тканей и оргстекла часто требуют иных λ. Керамики и специальные сплавы могут нуждаться в отдельных спектральных окнах. Медь и алюминий показывают: ближний ИК выбран индустрией как компромисс по совокупности факторов, а не как решение для всех порошков.</w:t>
+      </w:r>
+    </w:p>
+    <w:p>
+      <w:pPr>
+        <w:spacing w:after="160" w:before="0" w:lineRule="auto" w:line="276"/>
+        <w:ind w:firstLine="709"/>
+        <w:jc w:val="both"/>
+      </w:pPr>
+      <w:r>
+        <w:rPr>
+          <w:rFonts w:ascii="Times New Roman" w:hAnsi="Times New Roman" w:eastAsia="Times New Roman"/>
+          <w:b w:val="0"/>
+          <w:i w:val="0"/>
+          <w:sz w:val="24"/>
+        </w:rPr>
+        <w:t>Качество пучка и пятно — переход к следующей теме курса. Высокий M² (параметр качества пучка) близок к идеальной гауссовой моде и позволяет сфокусировать энергию в малую площадь. При плохом пучке мощность распределяется по большей площади, снижая пиковую плотность при тех же ваттах. Выбор лазера только по номинальной мощности недостаточен: нужны λ, M² (качество пучка), диапазон фокусировки и реальный диаметр в рабочей плоскости.</w:t>
+      </w:r>
+    </w:p>
+    <w:p>
+      <w:pPr>
+        <w:spacing w:after="160" w:before="0" w:lineRule="auto" w:line="276"/>
+        <w:ind w:firstLine="709"/>
+        <w:jc w:val="both"/>
+      </w:pPr>
+      <w:r>
+        <w:rPr>
+          <w:rFonts w:ascii="Times New Roman" w:hAnsi="Times New Roman" w:eastAsia="Times New Roman"/>
+          <w:b w:val="0"/>
+          <w:i w:val="0"/>
+          <w:sz w:val="24"/>
+        </w:rPr>
+        <w:t>Если машина уже с волоконным ~1 мкм, а материал — алюминий, отражение кнопкой не отменить: меняют стратегию. Первое: сдвиг длины волны в зелёный 515–532 нм или синий ~450 нм, где у Al и Cu поглощение выше. Это воздействует на причину, но дороже в интеграции. Второе: подогрев платформы — часто 150–200 °C и выше, если конструкция позволяет. Снижаются градиенты, ванну проще удерживать.</w:t>
+      </w:r>
+    </w:p>
+    <w:p>
+      <w:pPr>
+        <w:spacing w:after="160" w:before="0" w:lineRule="auto" w:line="276"/>
+        <w:ind w:firstLine="709"/>
+        <w:jc w:val="both"/>
+      </w:pPr>
+      <w:r>
+        <w:rPr>
+          <w:rFonts w:ascii="Times New Roman" w:hAnsi="Times New Roman" w:eastAsia="Times New Roman"/>
+          <w:b w:val="0"/>
+          <w:i w:val="0"/>
+          <w:sz w:val="24"/>
+        </w:rPr>
+        <w:t>Третье: повысить плотность мощности — увеличить мощность и/или уменьшить пятно, контролируя переход в режим глубокого проплавления. Четвёртое: снизить скорость сканирования, изменить шаг штриховки, контуры, толщину слоя. Иногда помогает атмосфера и контроль кислорода, иногда — конструкция порошка и сплава. Логика одна: увеличить вход энергии и/или уменьшить скорость её отвода.</w:t>
+      </w:r>
+    </w:p>
+    <w:p>
+      <w:pPr>
+        <w:spacing w:after="160" w:before="0" w:lineRule="auto" w:line="276"/>
+        <w:ind w:firstLine="709"/>
+        <w:jc w:val="both"/>
+      </w:pPr>
+      <w:r>
+        <w:rPr>
+          <w:rFonts w:ascii="Times New Roman" w:hAnsi="Times New Roman" w:eastAsia="Times New Roman"/>
+          <w:b w:val="0"/>
+          <w:i w:val="0"/>
+          <w:sz w:val="24"/>
+        </w:rPr>
+        <w:t>Чек-лист перед выбором источника: (1) нужен квантовый порог или нагрев до расплава? (2) каково A(λ) у материала на кандидатных длинах волн? (3) достаточны ли мощность и качество пучка против теплоотвода? (4) какие риски — отражение, дым, усадка, поры, повреждение оптики? (5) стоимость владения и сервис? Согласованность ответов и определяет выбор λ.</w:t>
+      </w:r>
+    </w:p>
+    <w:p>
+      <w:pPr>
+        <w:spacing w:after="160" w:before="0" w:lineRule="auto" w:line="276"/>
+        <w:ind w:firstLine="709"/>
+        <w:jc w:val="both"/>
+      </w:pPr>
+      <w:r>
+        <w:rPr>
+          <w:rFonts w:ascii="Times New Roman" w:hAnsi="Times New Roman" w:eastAsia="Times New Roman"/>
+          <w:b w:val="0"/>
+          <w:i w:val="0"/>
+          <w:sz w:val="24"/>
+        </w:rPr>
+        <w:t>это инженерный обход ограничений материала, а не отмена оптики и теплофизики. Увеличение мощности без учёта A(λ) и механизма часто ведёт к браку.</w:t>
+      </w:r>
+    </w:p>
+    <w:p>
+      <w:pPr>
+        <w:spacing w:after="160" w:before="0" w:lineRule="auto" w:line="276"/>
+        <w:ind w:firstLine="709"/>
+        <w:jc w:val="both"/>
+      </w:pPr>
+      <w:r>
+        <w:rPr>
+          <w:rFonts w:ascii="Times New Roman" w:hAnsi="Times New Roman" w:eastAsia="Times New Roman"/>
+          <w:b w:val="0"/>
+          <w:i w:val="0"/>
+          <w:sz w:val="24"/>
+        </w:rPr>
+        <w:t>Критерий остановки перебора параметров. Если мощность уже повышена, скорость снижена и платформа подогрета, а алюминий по-прежнему даёт нестабильное сплавление при высоком отражении, дальнейший перебор без смены λ или материала чаще ухудшает качество (поры, перегрев), чем улучшает его. Окно процесса конечно; физика A(λ) задаёт его границы раньше интерфейса станка.</w:t>
+      </w:r>
+    </w:p>
+    <w:p>
+      <w:pPr>
+        <w:spacing w:after="160" w:before="0" w:lineRule="auto" w:line="276"/>
+        <w:ind w:firstLine="709"/>
+        <w:jc w:val="both"/>
+      </w:pPr>
+      <w:r>
+        <w:rPr>
+          <w:rFonts w:ascii="Times New Roman" w:hAnsi="Times New Roman" w:eastAsia="Times New Roman"/>
+          <w:b w:val="0"/>
+          <w:i w:val="0"/>
+          <w:sz w:val="24"/>
+        </w:rPr>
+        <w:t>Дерево решений. Ветка A: полимер + фотоинициатор → спектр инициатора → УФ/фиолет → доза и стратегия экспозиции → усадка и пост-отверждение. Ветка B: металл + плавление → A(λ) на 1 мкм и альтернативах → теплопроводность и температура плавления → достаточность мощности/M² → P, v, шаг штриховки, слой, подогрев → контроль пор и напряжений. Если ветка B на 1 мкм не закрывается — смена λ или сплава/порошка.</w:t>
+      </w:r>
+    </w:p>
+    <w:p>
+      <w:pPr>
+        <w:spacing w:after="160" w:before="0" w:lineRule="auto" w:line="276"/>
+        <w:ind w:firstLine="709"/>
+        <w:jc w:val="both"/>
+      </w:pPr>
+      <w:r>
+        <w:rPr>
+          <w:rFonts w:ascii="Times New Roman" w:hAnsi="Times New Roman" w:eastAsia="Times New Roman"/>
+          <w:b w:val="0"/>
+          <w:i w:val="0"/>
+          <w:sz w:val="24"/>
+        </w:rPr>
+        <w:t>Экономика входит в выбор. Зелёный или синий источник может обеспечить процесс на Cu/Al, но повышает стоимость владения. Иногда рациональнее остаться на 1 мкм и сузить окно параметров, иногда — сменить сплав, иногда — иную технологию. Решение согласует физику, качество и стоимость.</w:t>
+      </w:r>
+    </w:p>
+    <w:p>
+      <w:pPr>
+        <w:spacing w:after="160" w:before="0" w:lineRule="auto" w:line="276"/>
+        <w:ind w:firstLine="709"/>
+        <w:jc w:val="both"/>
+      </w:pPr>
+      <w:r>
+        <w:rPr>
+          <w:rFonts w:ascii="Times New Roman" w:hAnsi="Times New Roman" w:eastAsia="Times New Roman"/>
+          <w:b w:val="0"/>
+          <w:i w:val="0"/>
+          <w:sz w:val="24"/>
+        </w:rPr>
+        <w:t>Контроль качества. Если брак — недоотверждение полимера, анализируют спектр и дозу, а не добавляют ИК. Если брак — несплавление алюминия, анализируют A(λ), теплоотвод и плотность мощности. Классификация дефекта начинается с механизма и A(λ).</w:t>
+      </w:r>
+    </w:p>
+    <w:p>
+      <w:pPr>
+        <w:spacing w:after="160" w:before="0" w:lineRule="auto" w:line="276"/>
+        <w:jc w:val="left"/>
+      </w:pPr>
+      <w:r>
+        <w:rPr>
+          <w:rFonts w:ascii="Times New Roman" w:hAnsi="Times New Roman" w:eastAsia="Times New Roman"/>
+          <w:b/>
+          <w:i w:val="0"/>
+          <w:sz w:val="26"/>
+        </w:rPr>
+        <w:t>8. ПОДВЕДЕНИЕ ИТОГОВ</w:t>
+      </w:r>
+    </w:p>
+    <w:p>
+      <w:pPr>
+        <w:spacing w:after="160" w:before="0" w:lineRule="auto" w:line="276"/>
+        <w:ind w:firstLine="709"/>
+        <w:jc w:val="both"/>
+      </w:pPr>
+      <w:r>
+        <w:rPr>
+          <w:rFonts w:ascii="Times New Roman" w:hAnsi="Times New Roman" w:eastAsia="Times New Roman"/>
+          <w:b w:val="0"/>
+          <w:i w:val="0"/>
+          <w:sz w:val="24"/>
+        </w:rPr>
+        <w:t>Сфиксируем четыре тезиса.</w:t>
+      </w:r>
+    </w:p>
+    <w:p>
+      <w:pPr>
+        <w:spacing w:after="160" w:before="0" w:lineRule="auto" w:line="276"/>
+        <w:ind w:firstLine="709"/>
+        <w:jc w:val="both"/>
+      </w:pPr>
+      <w:r>
+        <w:rPr>
+          <w:rFonts w:ascii="Times New Roman" w:hAnsi="Times New Roman" w:eastAsia="Times New Roman"/>
+          <w:b w:val="0"/>
+          <w:i w:val="0"/>
+          <w:sz w:val="24"/>
+        </w:rPr>
+        <w:t>Первое. Энергия фотона E = h·c/λ обратно пропорциональна длине волны. Выбор лазера задаёт энергию каждого кванта — верхний предел одноактного взаимодействия с электронными степенями свободы.</w:t>
+      </w:r>
+    </w:p>
+    <w:p>
+      <w:pPr>
+        <w:spacing w:after="160" w:before="0" w:lineRule="auto" w:line="276"/>
+        <w:ind w:firstLine="709"/>
+        <w:jc w:val="both"/>
+      </w:pPr>
+      <w:r>
+        <w:rPr>
+          <w:rFonts w:ascii="Times New Roman" w:hAnsi="Times New Roman" w:eastAsia="Times New Roman"/>
+          <w:b w:val="0"/>
+          <w:i w:val="0"/>
+          <w:sz w:val="24"/>
+        </w:rPr>
+        <w:t>Второе. Механизмы различны. Фотохимия в стереолитографии опирается на порог и число полезных фотонов. Тепловой путь в СЛП — на мощность, время воздействия и теплоотвод.</w:t>
+      </w:r>
+    </w:p>
+    <w:p>
+      <w:pPr>
+        <w:spacing w:after="160" w:before="0" w:lineRule="auto" w:line="276"/>
+        <w:ind w:firstLine="709"/>
+        <w:jc w:val="both"/>
+      </w:pPr>
+      <w:r>
+        <w:rPr>
+          <w:rFonts w:ascii="Times New Roman" w:hAnsi="Times New Roman" w:eastAsia="Times New Roman"/>
+          <w:b w:val="0"/>
+          <w:i w:val="0"/>
+          <w:sz w:val="24"/>
+        </w:rPr>
+        <w:t>Третье. A(λ) определяет долю мощности, входящую в материал. Сталь и титан на ~1 мкм относительно удобны; алюминий и медь — нет, без смены λ или жёсткой адаптации режима.</w:t>
+      </w:r>
+    </w:p>
+    <w:p>
+      <w:pPr>
+        <w:spacing w:after="160" w:before="0" w:lineRule="auto" w:line="276"/>
+        <w:ind w:firstLine="709"/>
+        <w:jc w:val="both"/>
+      </w:pPr>
+      <w:r>
+        <w:rPr>
+          <w:rFonts w:ascii="Times New Roman" w:hAnsi="Times New Roman" w:eastAsia="Times New Roman"/>
+          <w:b w:val="0"/>
+          <w:i w:val="0"/>
+          <w:sz w:val="24"/>
+        </w:rPr>
+        <w:t>Четвёртое. Выбор лазера — выбор инструмента под задачу, а не поиск источника с максимальной номинальной мощностью. Металлы при СЛП: чаще волокно ~1 мкм; фотополимеры: УФ ~355 нм или иной спектр строго под инициатор.</w:t>
+      </w:r>
+    </w:p>
+    <w:p>
+      <w:pPr>
+        <w:spacing w:after="160" w:before="0" w:lineRule="auto" w:line="276"/>
+        <w:ind w:firstLine="709"/>
+        <w:jc w:val="both"/>
+      </w:pPr>
+      <w:r>
+        <w:rPr>
+          <w:rFonts w:ascii="Times New Roman" w:hAnsi="Times New Roman" w:eastAsia="Times New Roman"/>
+          <w:b w:val="0"/>
+          <w:i w:val="0"/>
+          <w:sz w:val="24"/>
+        </w:rPr>
+        <w:t>Удобный порядок вопросов для новой пары «порошок–лазер»: сначала λ и E фотона, затем механизм, затем A(λ) и теплоотвод, затем мощность и пятно, затем экономика.</w:t>
+      </w:r>
+    </w:p>
+    <w:p>
+      <w:pPr>
+        <w:spacing w:after="160" w:before="0" w:lineRule="auto" w:line="276"/>
+        <w:ind w:firstLine="709"/>
+        <w:jc w:val="both"/>
+      </w:pPr>
+      <w:r>
+        <w:rPr>
+          <w:rFonts w:ascii="Times New Roman" w:hAnsi="Times New Roman" w:eastAsia="Times New Roman"/>
+          <w:b w:val="0"/>
+          <w:i w:val="0"/>
+          <w:sz w:val="24"/>
+        </w:rPr>
+        <w:t>Далее по курсу логично перейти к геометрической оптике: как линзы собирают луч в пятно и как оценить его размер. После выбора λ это следующий рычаг плотности мощности.</w:t>
+      </w:r>
+    </w:p>
+    <w:p>
+      <w:r>
+        <w:br w:type="page"/>
+      </w:r>
+    </w:p>
+    <w:p>
+      <w:pPr>
+        <w:spacing w:after="120" w:before="0" w:lineRule="auto" w:line="276"/>
+        <w:jc w:val="left"/>
+      </w:pPr>
+      <w:r>
+        <w:rPr>
+          <w:rFonts w:ascii="Times New Roman" w:hAnsi="Times New Roman" w:eastAsia="Times New Roman"/>
+          <w:b/>
+          <w:i w:val="0"/>
+          <w:sz w:val="36"/>
+        </w:rPr>
+        <w:t>Глава 5. Геометрическая оптика: как линзы собирают луч в пятно</w:t>
+      </w:r>
+    </w:p>
+    <w:p>
+      <w:pPr>
+        <w:spacing w:after="280" w:before="0" w:lineRule="auto" w:line="276"/>
+        <w:jc w:val="left"/>
+      </w:pPr>
+      <w:r>
+        <w:rPr>
+          <w:rFonts w:ascii="Times New Roman" w:hAnsi="Times New Roman" w:eastAsia="Times New Roman"/>
+          <w:b w:val="0"/>
+          <w:i/>
+          <w:sz w:val="24"/>
+        </w:rPr>
+        <w:t>Плотность мощности I = P/S, числовая апертура, DOF и параметр M²</w:t>
+      </w:r>
+    </w:p>
+    <w:p>
+      <w:pPr>
+        <w:spacing w:after="160" w:before="0" w:lineRule="auto" w:line="276"/>
+        <w:jc w:val="left"/>
+      </w:pPr>
+      <w:r>
+        <w:rPr>
+          <w:rFonts w:ascii="Times New Roman" w:hAnsi="Times New Roman" w:eastAsia="Times New Roman"/>
+          <w:b/>
+          <w:i w:val="0"/>
+          <w:sz w:val="26"/>
+        </w:rPr>
+        <w:t>1. ВВЕДЕНИЕ</w:t>
+      </w:r>
+    </w:p>
+    <w:p>
+      <w:pPr>
+        <w:spacing w:after="160" w:before="0" w:lineRule="auto" w:line="276"/>
+        <w:ind w:firstLine="709"/>
+        <w:jc w:val="both"/>
+      </w:pPr>
+      <w:r>
+        <w:rPr>
+          <w:rFonts w:ascii="Times New Roman" w:hAnsi="Times New Roman" w:eastAsia="Times New Roman"/>
+          <w:b w:val="0"/>
+          <w:i w:val="0"/>
+          <w:sz w:val="24"/>
+        </w:rPr>
+        <w:t>Мы продолжаем курс. В Главе 2 мы выяснили главное: сталь плавится не от мощности как таковой, а от плотности мощности — сколько ватт пришлось на каждый квадратный сантиметр пятна.</w:t>
+      </w:r>
+    </w:p>
+    <w:p>
+      <w:pPr>
+        <w:spacing w:after="160" w:before="0" w:lineRule="auto" w:line="276"/>
+        <w:ind w:firstLine="709"/>
+        <w:jc w:val="both"/>
+      </w:pPr>
+      <w:r>
+        <w:rPr>
+          <w:rFonts w:ascii="Times New Roman" w:hAnsi="Times New Roman" w:eastAsia="Times New Roman"/>
+          <w:b w:val="0"/>
+          <w:i w:val="0"/>
+          <w:sz w:val="24"/>
+        </w:rPr>
+        <w:t>В этой главе разбирается инструмент, которым управляют этой плотностью: оптическую систему.</w:t>
+      </w:r>
+    </w:p>
+    <w:p>
+      <w:pPr>
+        <w:spacing w:after="160" w:before="0" w:lineRule="auto" w:line="276"/>
+        <w:ind w:firstLine="709"/>
+        <w:jc w:val="both"/>
+      </w:pPr>
+      <w:r>
+        <w:rPr>
+          <w:rFonts w:ascii="Times New Roman" w:hAnsi="Times New Roman" w:eastAsia="Times New Roman"/>
+          <w:b w:val="0"/>
+          <w:i w:val="0"/>
+          <w:sz w:val="24"/>
+        </w:rPr>
+        <w:t>Рассматриваются три вопроса: как линза собирает свет в пятно; почему пятно не может быть бесконечно малым; что такое глубина резкости (DOF) и почему она критична для 3D-печати.</w:t>
+      </w:r>
+    </w:p>
+    <w:p>
+      <w:pPr>
+        <w:spacing w:after="160" w:before="0" w:lineRule="auto" w:line="276"/>
+        <w:jc w:val="left"/>
+      </w:pPr>
+      <w:r>
+        <w:rPr>
+          <w:rFonts w:ascii="Times New Roman" w:hAnsi="Times New Roman" w:eastAsia="Times New Roman"/>
+          <w:b/>
+          <w:i w:val="0"/>
+          <w:sz w:val="26"/>
+        </w:rPr>
+        <w:t>2. ПЛАН ЛЕКЦИИ</w:t>
+      </w:r>
+    </w:p>
+    <w:p>
+      <w:pPr>
+        <w:spacing w:after="160" w:before="0" w:lineRule="auto" w:line="276"/>
+        <w:ind w:firstLine="709"/>
+        <w:jc w:val="both"/>
+      </w:pPr>
+      <w:r>
+        <w:rPr>
+          <w:rFonts w:ascii="Times New Roman" w:hAnsi="Times New Roman" w:eastAsia="Times New Roman"/>
+          <w:b w:val="0"/>
+          <w:i w:val="0"/>
+          <w:sz w:val="24"/>
+        </w:rPr>
+        <w:t>План главы:</w:t>
+      </w:r>
+    </w:p>
+    <w:p>
+      <w:pPr>
+        <w:spacing w:after="160" w:before="0" w:lineRule="auto" w:line="276"/>
+        <w:ind w:firstLine="709"/>
+        <w:jc w:val="both"/>
+      </w:pPr>
+      <w:r>
+        <w:rPr>
+          <w:rFonts w:ascii="Times New Roman" w:hAnsi="Times New Roman" w:eastAsia="Times New Roman"/>
+          <w:b w:val="0"/>
+          <w:i w:val="0"/>
+          <w:sz w:val="24"/>
+        </w:rPr>
+        <w:t>Первое. Связь с Главой 2: ещё раз про плотность мощности I — на примерах с расчётами.</w:t>
+      </w:r>
+    </w:p>
+    <w:p>
+      <w:pPr>
+        <w:spacing w:after="160" w:before="0" w:lineRule="auto" w:line="276"/>
+        <w:ind w:firstLine="709"/>
+        <w:jc w:val="both"/>
+      </w:pPr>
+      <w:r>
+        <w:rPr>
+          <w:rFonts w:ascii="Times New Roman" w:hAnsi="Times New Roman" w:eastAsia="Times New Roman"/>
+          <w:b w:val="0"/>
+          <w:i w:val="0"/>
+          <w:sz w:val="24"/>
+        </w:rPr>
+        <w:t>Второе. Как работает линза: закон преломления Снеллиуса — базовая формула с расшифровкой.</w:t>
+      </w:r>
+    </w:p>
+    <w:p>
+      <w:pPr>
+        <w:spacing w:after="160" w:before="0" w:lineRule="auto" w:line="276"/>
+        <w:ind w:firstLine="709"/>
+        <w:jc w:val="both"/>
+      </w:pPr>
+      <w:r>
+        <w:rPr>
+          <w:rFonts w:ascii="Times New Roman" w:hAnsi="Times New Roman" w:eastAsia="Times New Roman"/>
+          <w:b w:val="0"/>
+          <w:i w:val="0"/>
+          <w:sz w:val="24"/>
+        </w:rPr>
+        <w:t>Третье. Формула №1: размер пятна d. От чего он зависит и почему нельзя получить пятно 1 мкм на типичном СЛП-станке. Введём понятие числовой апертуры (NA).</w:t>
+      </w:r>
+    </w:p>
+    <w:p>
+      <w:pPr>
+        <w:spacing w:after="160" w:before="0" w:lineRule="auto" w:line="276"/>
+        <w:ind w:firstLine="709"/>
+        <w:jc w:val="both"/>
+      </w:pPr>
+      <w:r>
+        <w:rPr>
+          <w:rFonts w:ascii="Times New Roman" w:hAnsi="Times New Roman" w:eastAsia="Times New Roman"/>
+          <w:b w:val="0"/>
+          <w:i w:val="0"/>
+          <w:sz w:val="24"/>
+        </w:rPr>
+        <w:t>Четвёртое. Формула №2: глубина резкости (DOF). Почему уменьшение пятна требует идеально ровного слоя порошка. Разберём три случая — NA = 0,1, 0,4 и 0,5.</w:t>
+      </w:r>
+    </w:p>
+    <w:p>
+      <w:pPr>
+        <w:spacing w:after="160" w:before="0" w:lineRule="auto" w:line="276"/>
+        <w:ind w:firstLine="709"/>
+        <w:jc w:val="both"/>
+      </w:pPr>
+      <w:r>
+        <w:rPr>
+          <w:rFonts w:ascii="Times New Roman" w:hAnsi="Times New Roman" w:eastAsia="Times New Roman"/>
+          <w:b w:val="0"/>
+          <w:i w:val="0"/>
+          <w:sz w:val="24"/>
+        </w:rPr>
+        <w:t>Пятое. Формула №3: качество пучка M². Почему плохой пучок сводит на нет все преимущества хорошей оптики.</w:t>
+      </w:r>
+    </w:p>
+    <w:p>
+      <w:pPr>
+        <w:spacing w:after="160" w:before="0" w:lineRule="auto" w:line="276"/>
+        <w:jc w:val="left"/>
+      </w:pPr>
+      <w:r>
+        <w:rPr>
+          <w:rFonts w:ascii="Times New Roman" w:hAnsi="Times New Roman" w:eastAsia="Times New Roman"/>
+          <w:b/>
+          <w:i w:val="0"/>
+          <w:sz w:val="26"/>
+        </w:rPr>
+        <w:t>3. ЗАЧЕМ НАМ ОПТИКА?</w:t>
+      </w:r>
+    </w:p>
+    <w:p>
+      <w:pPr>
+        <w:spacing w:after="160" w:before="0" w:lineRule="auto" w:line="276"/>
+        <w:ind w:firstLine="709"/>
+        <w:jc w:val="both"/>
+      </w:pPr>
+      <w:r>
+        <w:rPr>
+          <w:rFonts w:ascii="Times New Roman" w:hAnsi="Times New Roman" w:eastAsia="Times New Roman"/>
+          <w:b w:val="0"/>
+          <w:i w:val="0"/>
+          <w:sz w:val="24"/>
+        </w:rPr>
+        <w:t>Напомним ключевое понятие из Главы 2 — плотность мощности, или интенсивность I. Это отношение мощности лазера P к площади пятна S: I = P / S.</w:t>
+      </w:r>
+    </w:p>
+    <w:p>
+      <w:pPr>
+        <w:spacing w:after="160" w:before="0" w:lineRule="auto" w:line="276"/>
+        <w:ind w:firstLine="709"/>
+        <w:jc w:val="both"/>
+      </w:pPr>
+      <w:r>
+        <w:rPr>
+          <w:rFonts w:ascii="Times New Roman" w:hAnsi="Times New Roman" w:eastAsia="Times New Roman"/>
+          <w:b w:val="0"/>
+          <w:i w:val="0"/>
+          <w:sz w:val="24"/>
+        </w:rPr>
+        <w:t>Размерность I: ватт на квадратный сантиметр (Вт/см²) или ватт на квадратный миллиметр (Вт/мм²).</w:t>
+      </w:r>
+    </w:p>
+    <w:p>
+      <w:pPr>
+        <w:spacing w:before="160" w:after="80"/>
+        <w:jc w:val="center"/>
+      </w:pPr>
+      <w:r>
+        <w:drawing>
+          <wp:inline xmlns:a="http://schemas.openxmlformats.org/drawingml/2006/main" xmlns:pic="http://schemas.openxmlformats.org/drawingml/2006/picture">
+            <wp:extent cx="5040000" cy="3251613"/>
+            <wp:docPr id="19" name="Picture 19"/>
+            <wp:cNvGraphicFramePr>
+              <a:graphicFrameLocks noChangeAspect="1"/>
+            </wp:cNvGraphicFramePr>
+            <a:graphic>
+              <a:graphicData uri="http://schemas.openxmlformats.org/drawingml/2006/picture">
+                <pic:pic>
+                  <pic:nvPicPr>
+                    <pic:cNvPr id="0" name="ch5_intensity.png"/>
+                    <pic:cNvPicPr/>
+                  </pic:nvPicPr>
+                  <pic:blipFill>
+                    <a:blip r:embed="rId27"/>
+                    <a:stretch>
+                      <a:fillRect/>
+                    </a:stretch>
+                  </pic:blipFill>
+                  <pic:spPr>
+                    <a:xfrm>
+                      <a:off x="0" y="0"/>
+                      <a:ext cx="5040000" cy="3251613"/>
+                    </a:xfrm>
+                    <a:prstGeom prst="rect"/>
+                  </pic:spPr>
+                </pic:pic>
+              </a:graphicData>
+            </a:graphic>
+          </wp:inline>
+        </w:drawing>
+      </w:r>
+    </w:p>
+    <w:p>
+      <w:pPr>
+        <w:spacing w:after="200"/>
+        <w:jc w:val="center"/>
+      </w:pPr>
+      <w:r>
+        <w:rPr>
+          <w:rFonts w:ascii="Times New Roman" w:hAnsi="Times New Roman" w:eastAsia="Times New Roman"/>
+          <w:b w:val="0"/>
+          <w:i/>
+          <w:sz w:val="20"/>
+        </w:rPr>
+        <w:t>Рис. 5.1. Плотность мощности I = P/S: два сценария при P = 200 Вт</w:t>
+      </w:r>
+    </w:p>
+    <w:p>
+      <w:pPr>
+        <w:spacing w:after="160" w:before="0" w:lineRule="auto" w:line="276"/>
+        <w:ind w:firstLine="709"/>
+        <w:jc w:val="both"/>
+      </w:pPr>
+      <w:r>
+        <w:rPr>
+          <w:rFonts w:ascii="Times New Roman" w:hAnsi="Times New Roman" w:eastAsia="Times New Roman"/>
+          <w:b w:val="0"/>
+          <w:i w:val="0"/>
+          <w:sz w:val="24"/>
+        </w:rPr>
+        <w:t>Рассмотрим два сценария. Ниже — расчёты двух сценариев.</w:t>
+      </w:r>
+    </w:p>
+    <w:p>
+      <w:pPr>
+        <w:spacing w:after="160" w:before="0" w:lineRule="auto" w:line="276"/>
+        <w:ind w:firstLine="709"/>
+        <w:jc w:val="both"/>
+      </w:pPr>
+      <w:r>
+        <w:rPr>
+          <w:rFonts w:ascii="Times New Roman" w:hAnsi="Times New Roman" w:eastAsia="Times New Roman"/>
+          <w:b w:val="0"/>
+          <w:i w:val="0"/>
+          <w:sz w:val="24"/>
+        </w:rPr>
+        <w:t>Сценарий 1. Без фокусировки. Пусть диаметр пятна d = 1 мм. Переводим в сантиметры: 1 мм = 0,1 см. Площадь круга: S = π (d/2)² = π (0,05)² ≈ 3,14 · 0,0025 = 0,00785 см². Округлим до 0,008 см².</w:t>
+      </w:r>
+    </w:p>
+    <w:p>
+      <w:pPr>
+        <w:spacing w:after="160" w:before="0" w:lineRule="auto" w:line="276"/>
+        <w:ind w:firstLine="709"/>
+        <w:jc w:val="both"/>
+      </w:pPr>
+      <w:r>
+        <w:rPr>
+          <w:rFonts w:ascii="Times New Roman" w:hAnsi="Times New Roman" w:eastAsia="Times New Roman"/>
+          <w:b w:val="0"/>
+          <w:i w:val="0"/>
+          <w:sz w:val="24"/>
+        </w:rPr>
+        <w:t>Мощность лазера P = 200 Вт. Плотность мощности: I = 200 / 0,008 = 25 000 Вт/см² = 25 кВт/см².</w:t>
+      </w:r>
+    </w:p>
+    <w:p>
+      <w:pPr>
+        <w:spacing w:after="160" w:before="0" w:lineRule="auto" w:line="276"/>
+        <w:ind w:firstLine="709"/>
+        <w:jc w:val="both"/>
+      </w:pPr>
+      <w:r>
+        <w:rPr>
+          <w:rFonts w:ascii="Times New Roman" w:hAnsi="Times New Roman" w:eastAsia="Times New Roman"/>
+          <w:b w:val="0"/>
+          <w:i w:val="0"/>
+          <w:sz w:val="24"/>
+        </w:rPr>
+        <w:t>Что произойдёт с металлом при I = 25 кВт/см²? Он нагреется, может даже покраснеть. Но стабильного расплава не будет — слишком мало энергии на единицу площади.</w:t>
+      </w:r>
+    </w:p>
+    <w:p>
+      <w:pPr>
+        <w:spacing w:after="160" w:before="0" w:lineRule="auto" w:line="276"/>
+        <w:ind w:firstLine="709"/>
+        <w:jc w:val="both"/>
+      </w:pPr>
+      <w:r>
+        <w:rPr>
+          <w:rFonts w:ascii="Times New Roman" w:hAnsi="Times New Roman" w:eastAsia="Times New Roman"/>
+          <w:b w:val="0"/>
+          <w:i w:val="0"/>
+          <w:sz w:val="24"/>
+        </w:rPr>
+        <w:t>Сценарий 2. С фокусировкой. Ставим линзу и сжимаем луч в пятно d = 50 мкм. Переводим: 50 мкм = 0,005 см. Радиус r = 0,0025 см.</w:t>
+      </w:r>
+    </w:p>
+    <w:p>
+      <w:pPr>
+        <w:spacing w:after="160" w:before="0" w:lineRule="auto" w:line="276"/>
+        <w:ind w:firstLine="709"/>
+        <w:jc w:val="both"/>
+      </w:pPr>
+      <w:r>
+        <w:rPr>
+          <w:rFonts w:ascii="Times New Roman" w:hAnsi="Times New Roman" w:eastAsia="Times New Roman"/>
+          <w:b w:val="0"/>
+          <w:i w:val="0"/>
+          <w:sz w:val="24"/>
+        </w:rPr>
+        <w:t>Площадь: S = π r² = 3,14 · (0,0025)² = 3,14 · 6,25·10⁻⁶ ≈ 1,96·10⁻⁵ см². Округлим до 2·10⁻⁵ см².</w:t>
+      </w:r>
+    </w:p>
+    <w:p>
+      <w:pPr>
+        <w:spacing w:after="160" w:before="0" w:lineRule="auto" w:line="276"/>
+        <w:ind w:firstLine="709"/>
+        <w:jc w:val="both"/>
+      </w:pPr>
+      <w:r>
+        <w:rPr>
+          <w:rFonts w:ascii="Times New Roman" w:hAnsi="Times New Roman" w:eastAsia="Times New Roman"/>
+          <w:b w:val="0"/>
+          <w:i w:val="0"/>
+          <w:sz w:val="24"/>
+        </w:rPr>
+        <w:t>I = 200 / (2·10⁻⁵) = 10 000 000 Вт/см² = 10 МВт/см². Это в 400 раз выше, чем в первом сценарии!</w:t>
+      </w:r>
+    </w:p>
+    <w:p>
+      <w:pPr>
+        <w:spacing w:after="160" w:before="0" w:lineRule="auto" w:line="276"/>
+        <w:ind w:firstLine="709"/>
+        <w:jc w:val="both"/>
+      </w:pPr>
+      <w:r>
+        <w:rPr>
+          <w:rFonts w:ascii="Times New Roman" w:hAnsi="Times New Roman" w:eastAsia="Times New Roman"/>
+          <w:b w:val="0"/>
+          <w:i w:val="0"/>
+          <w:sz w:val="24"/>
+        </w:rPr>
+        <w:t>Вывод: одна и та же мощность P, но результат кардинально разный. Вся магия — в линзе. Она не создаёт энергию, она её сжимает в пространстве. Поэтому оптика — главный усилитель лазерного станка.</w:t>
+      </w:r>
+    </w:p>
+    <w:p>
+      <w:pPr>
+        <w:spacing w:after="160" w:before="0" w:lineRule="auto" w:line="276"/>
+        <w:ind w:firstLine="709"/>
+        <w:jc w:val="both"/>
+      </w:pPr>
+      <w:r>
+        <w:rPr>
+          <w:rFonts w:ascii="Times New Roman" w:hAnsi="Times New Roman" w:eastAsia="Times New Roman"/>
+          <w:b w:val="0"/>
+          <w:i w:val="0"/>
+          <w:sz w:val="24"/>
+        </w:rPr>
+        <w:t>Вопрос: почему мы не можем сжать луч в бесконечно маленькое пятно d? Потому что есть физические ограничения — дифракция и глубина резкости (DOF). Об этом дальше.</w:t>
+      </w:r>
+    </w:p>
+    <w:p>
+      <w:pPr>
+        <w:spacing w:after="160" w:before="0" w:lineRule="auto" w:line="276"/>
+        <w:jc w:val="left"/>
+      </w:pPr>
+      <w:r>
+        <w:rPr>
+          <w:rFonts w:ascii="Times New Roman" w:hAnsi="Times New Roman" w:eastAsia="Times New Roman"/>
+          <w:b/>
+          <w:i w:val="0"/>
+          <w:sz w:val="26"/>
+        </w:rPr>
+        <w:t>4. ЗАКОН СНЕЛЛИУСА — КАК РАБОТАЕТ ЛИНЗА</w:t>
+      </w:r>
+    </w:p>
+    <w:p>
+      <w:pPr>
+        <w:spacing w:after="160" w:before="0" w:lineRule="auto" w:line="276"/>
+        <w:ind w:firstLine="709"/>
+        <w:jc w:val="both"/>
+      </w:pPr>
+      <w:r>
+        <w:rPr>
+          <w:rFonts w:ascii="Times New Roman" w:hAnsi="Times New Roman" w:eastAsia="Times New Roman"/>
+          <w:b w:val="0"/>
+          <w:i w:val="0"/>
+          <w:sz w:val="24"/>
+        </w:rPr>
+        <w:t>Рассмотрим, как линза работает. В основе лежит закон преломления Снеллиуса. Это базовая формула геометрической оптики.</w:t>
+      </w:r>
+    </w:p>
+    <w:p>
+      <w:pPr>
+        <w:spacing w:after="160" w:before="0" w:lineRule="auto" w:line="276"/>
+        <w:ind w:firstLine="709"/>
+        <w:jc w:val="both"/>
+      </w:pPr>
+      <w:r>
+        <w:rPr>
+          <w:rFonts w:ascii="Times New Roman" w:hAnsi="Times New Roman" w:eastAsia="Times New Roman"/>
+          <w:b w:val="0"/>
+          <w:i w:val="0"/>
+          <w:sz w:val="24"/>
+        </w:rPr>
+        <w:t>n₁ · sin(θ₁) = n₂ · sin(θ₂).</w:t>
+      </w:r>
+    </w:p>
+    <w:p>
+      <w:pPr>
+        <w:spacing w:before="160" w:after="80"/>
+        <w:jc w:val="center"/>
+      </w:pPr>
+      <w:r>
+        <w:drawing>
+          <wp:inline xmlns:a="http://schemas.openxmlformats.org/drawingml/2006/main" xmlns:pic="http://schemas.openxmlformats.org/drawingml/2006/picture">
+            <wp:extent cx="5040000" cy="3251613"/>
+            <wp:docPr id="20" name="Picture 20"/>
+            <wp:cNvGraphicFramePr>
+              <a:graphicFrameLocks noChangeAspect="1"/>
+            </wp:cNvGraphicFramePr>
+            <a:graphic>
+              <a:graphicData uri="http://schemas.openxmlformats.org/drawingml/2006/picture">
+                <pic:pic>
+                  <pic:nvPicPr>
+                    <pic:cNvPr id="0" name="ch5_snell.png"/>
+                    <pic:cNvPicPr/>
+                  </pic:nvPicPr>
+                  <pic:blipFill>
+                    <a:blip r:embed="rId28"/>
+                    <a:stretch>
+                      <a:fillRect/>
+                    </a:stretch>
+                  </pic:blipFill>
+                  <pic:spPr>
+                    <a:xfrm>
+                      <a:off x="0" y="0"/>
+                      <a:ext cx="5040000" cy="3251613"/>
+                    </a:xfrm>
+                    <a:prstGeom prst="rect"/>
+                  </pic:spPr>
+                </pic:pic>
+              </a:graphicData>
+            </a:graphic>
+          </wp:inline>
+        </w:drawing>
+      </w:r>
+    </w:p>
+    <w:p>
+      <w:pPr>
+        <w:spacing w:after="200"/>
+        <w:jc w:val="center"/>
+      </w:pPr>
+      <w:r>
+        <w:rPr>
+          <w:rFonts w:ascii="Times New Roman" w:hAnsi="Times New Roman" w:eastAsia="Times New Roman"/>
+          <w:b w:val="0"/>
+          <w:i/>
+          <w:sz w:val="20"/>
+        </w:rPr>
+        <w:t>Рис. 5.2. Закон Снеллиуса и сборка параллельных лучей в фокус</w:t>
+      </w:r>
+    </w:p>
+    <w:p>
+      <w:pPr>
+        <w:spacing w:after="160" w:before="0" w:lineRule="auto" w:line="276"/>
+        <w:ind w:firstLine="709"/>
+        <w:jc w:val="both"/>
+      </w:pPr>
+      <w:r>
+        <w:rPr>
+          <w:rFonts w:ascii="Times New Roman" w:hAnsi="Times New Roman" w:eastAsia="Times New Roman"/>
+          <w:b w:val="0"/>
+          <w:i w:val="0"/>
+          <w:sz w:val="24"/>
+        </w:rPr>
+        <w:t>Расшифровка символов. n₁ — например, воздуха. У воздуха n ≈ 1,0003, обычно принимают n = 1.</w:t>
+      </w:r>
+    </w:p>
+    <w:p>
+      <w:pPr>
+        <w:spacing w:after="160" w:before="0" w:lineRule="auto" w:line="276"/>
+        <w:ind w:firstLine="709"/>
+        <w:jc w:val="both"/>
+      </w:pPr>
+      <w:r>
+        <w:rPr>
+          <w:rFonts w:ascii="Times New Roman" w:hAnsi="Times New Roman" w:eastAsia="Times New Roman"/>
+          <w:b w:val="0"/>
+          <w:i w:val="0"/>
+          <w:sz w:val="24"/>
+        </w:rPr>
+        <w:t>n₂ — например, стекла линзы. У кварцевого стекла n ≈ 1,45–1,5.</w:t>
+      </w:r>
+    </w:p>
+    <w:p>
+      <w:pPr>
+        <w:spacing w:after="160" w:before="0" w:lineRule="auto" w:line="276"/>
+        <w:ind w:firstLine="709"/>
+        <w:jc w:val="both"/>
+      </w:pPr>
+      <w:r>
+        <w:rPr>
+          <w:rFonts w:ascii="Times New Roman" w:hAnsi="Times New Roman" w:eastAsia="Times New Roman"/>
+          <w:b w:val="0"/>
+          <w:i w:val="0"/>
+          <w:sz w:val="24"/>
+        </w:rPr>
+        <w:t>θ₁ — угол падения луча, отсчитанный от перпендикуляра (нормали) к поверхности. θ₂ — угол преломления, тоже от нормали.</w:t>
+      </w:r>
+    </w:p>
+    <w:p>
+      <w:pPr>
+        <w:spacing w:after="160" w:before="0" w:lineRule="auto" w:line="276"/>
+        <w:ind w:firstLine="709"/>
+        <w:jc w:val="both"/>
+      </w:pPr>
+      <w:r>
+        <w:rPr>
+          <w:rFonts w:ascii="Times New Roman" w:hAnsi="Times New Roman" w:eastAsia="Times New Roman"/>
+          <w:b w:val="0"/>
+          <w:i w:val="0"/>
+          <w:sz w:val="24"/>
+        </w:rPr>
+        <w:t>Показатель преломления n — это отношение скорости света в вакууме c к скорости света в среде v: n = c / v.</w:t>
+      </w:r>
+    </w:p>
+    <w:p>
+      <w:pPr>
+        <w:spacing w:after="160" w:before="0" w:lineRule="auto" w:line="276"/>
+        <w:ind w:firstLine="709"/>
+        <w:jc w:val="both"/>
+      </w:pPr>
+      <w:r>
+        <w:rPr>
+          <w:rFonts w:ascii="Times New Roman" w:hAnsi="Times New Roman" w:eastAsia="Times New Roman"/>
+          <w:b w:val="0"/>
+          <w:i w:val="0"/>
+          <w:sz w:val="24"/>
+        </w:rPr>
+        <w:t>Физический смысл: когда свет переходит из среды с меньшим n в среду с большим n, он притягивается к нормали: θ₂ &lt; θ₁. Когда выходит из стекла в воздух — наоборот, отклоняется от нормали.</w:t>
+      </w:r>
+    </w:p>
+    <w:p>
+      <w:pPr>
+        <w:spacing w:after="160" w:before="0" w:lineRule="auto" w:line="276"/>
+        <w:ind w:firstLine="709"/>
+        <w:jc w:val="both"/>
+      </w:pPr>
+      <w:r>
+        <w:rPr>
+          <w:rFonts w:ascii="Times New Roman" w:hAnsi="Times New Roman" w:eastAsia="Times New Roman"/>
+          <w:b w:val="0"/>
+          <w:i w:val="0"/>
+          <w:sz w:val="24"/>
+        </w:rPr>
+        <w:t>Как это создаёт линзу? Линза — кусок стекла с изогнутыми поверхностями. Лучи через края встречают поверхность под большим углом и преломляются сильнее. Лучи через центр — слабее. В результате все лучи собираются в одну точку — фокус.</w:t>
+      </w:r>
+    </w:p>
+    <w:p>
+      <w:pPr>
+        <w:spacing w:after="160" w:before="0" w:lineRule="auto" w:line="276"/>
+        <w:ind w:firstLine="709"/>
+        <w:jc w:val="both"/>
+      </w:pPr>
+      <w:r>
+        <w:rPr>
+          <w:rFonts w:ascii="Times New Roman" w:hAnsi="Times New Roman" w:eastAsia="Times New Roman"/>
+          <w:b w:val="0"/>
+          <w:i w:val="0"/>
+          <w:sz w:val="24"/>
+        </w:rPr>
+        <w:t>Вывод: разница показателей преломления Δn (разность показателей преломления) на границе линзы определяет, насколько сильно она может преломить луч. Чем больше Δn, тем сильнее фокусировка и тем короче фокусное расстояние.</w:t>
+      </w:r>
+    </w:p>
+    <w:p>
+      <w:pPr>
+        <w:spacing w:after="160" w:before="0" w:lineRule="auto" w:line="276"/>
+        <w:jc w:val="left"/>
+      </w:pPr>
+      <w:r>
+        <w:rPr>
+          <w:rFonts w:ascii="Times New Roman" w:hAnsi="Times New Roman" w:eastAsia="Times New Roman"/>
+          <w:b/>
+          <w:i w:val="0"/>
+          <w:sz w:val="26"/>
+        </w:rPr>
+        <w:t>5. РАЗМЕР ПЯТНА (ФОРМУЛА №1)</w:t>
+      </w:r>
+    </w:p>
+    <w:p>
+      <w:pPr>
+        <w:spacing w:after="160" w:before="0" w:lineRule="auto" w:line="276"/>
+        <w:ind w:firstLine="709"/>
+        <w:jc w:val="both"/>
+      </w:pPr>
+      <w:r>
+        <w:rPr>
+          <w:rFonts w:ascii="Times New Roman" w:hAnsi="Times New Roman" w:eastAsia="Times New Roman"/>
+          <w:b w:val="0"/>
+          <w:i w:val="0"/>
+          <w:sz w:val="24"/>
+        </w:rPr>
+        <w:t>Перейдём к главному ограничению — дифракционному пределу. Даже идеальная линза не может собрать свет в математическую точку. Минимальный диаметр пятна определяется формулой: d ≈ λ / NA.</w:t>
+      </w:r>
+    </w:p>
+    <w:p>
+      <w:pPr>
+        <w:spacing w:after="160" w:before="0" w:lineRule="auto" w:line="276"/>
+        <w:ind w:firstLine="709"/>
+        <w:jc w:val="both"/>
+      </w:pPr>
+      <w:r>
+        <w:rPr>
+          <w:rFonts w:ascii="Times New Roman" w:hAnsi="Times New Roman" w:eastAsia="Times New Roman"/>
+          <w:b w:val="0"/>
+          <w:i w:val="0"/>
+          <w:sz w:val="24"/>
+        </w:rPr>
+        <w:t>Расшифровка символов. d — диаметр пятна в фокусе (в микрометрах). Это минимальный размер, который может дать данная оптика.</w:t>
+      </w:r>
+    </w:p>
+    <w:p>
+      <w:pPr>
+        <w:spacing w:before="160" w:after="80"/>
+        <w:jc w:val="center"/>
+      </w:pPr>
+      <w:r>
+        <w:drawing>
+          <wp:inline xmlns:a="http://schemas.openxmlformats.org/drawingml/2006/main" xmlns:pic="http://schemas.openxmlformats.org/drawingml/2006/picture">
+            <wp:extent cx="5040000" cy="3251613"/>
+            <wp:docPr id="21" name="Picture 21"/>
+            <wp:cNvGraphicFramePr>
+              <a:graphicFrameLocks noChangeAspect="1"/>
+            </wp:cNvGraphicFramePr>
+            <a:graphic>
+              <a:graphicData uri="http://schemas.openxmlformats.org/drawingml/2006/picture">
+                <pic:pic>
+                  <pic:nvPicPr>
+                    <pic:cNvPr id="0" name="ch5_spot.png"/>
+                    <pic:cNvPicPr/>
+                  </pic:nvPicPr>
+                  <pic:blipFill>
+                    <a:blip r:embed="rId29"/>
+                    <a:stretch>
+                      <a:fillRect/>
+                    </a:stretch>
+                  </pic:blipFill>
+                  <pic:spPr>
+                    <a:xfrm>
+                      <a:off x="0" y="0"/>
+                      <a:ext cx="5040000" cy="3251613"/>
+                    </a:xfrm>
+                    <a:prstGeom prst="rect"/>
+                  </pic:spPr>
+                </pic:pic>
+              </a:graphicData>
+            </a:graphic>
+          </wp:inline>
+        </w:drawing>
+      </w:r>
+    </w:p>
+    <w:p>
+      <w:pPr>
+        <w:spacing w:after="200"/>
+        <w:jc w:val="center"/>
+      </w:pPr>
+      <w:r>
+        <w:rPr>
+          <w:rFonts w:ascii="Times New Roman" w:hAnsi="Times New Roman" w:eastAsia="Times New Roman"/>
+          <w:b w:val="0"/>
+          <w:i/>
+          <w:sz w:val="20"/>
+        </w:rPr>
+        <w:t>Рис. 5.3. Дифракционный предел: d ≈ λ/NA</w:t>
+      </w:r>
+    </w:p>
+    <w:p>
+      <w:pPr>
+        <w:spacing w:after="160" w:before="0" w:lineRule="auto" w:line="276"/>
+        <w:ind w:firstLine="709"/>
+        <w:jc w:val="both"/>
+      </w:pPr>
+      <w:r>
+        <w:rPr>
+          <w:rFonts w:ascii="Times New Roman" w:hAnsi="Times New Roman" w:eastAsia="Times New Roman"/>
+          <w:b w:val="0"/>
+          <w:i w:val="0"/>
+          <w:sz w:val="24"/>
+        </w:rPr>
+        <w:t>λ (лямбда, λ) — длина волны лазера. Для волоконного лазера λ = 1,07 мкм.</w:t>
+      </w:r>
+    </w:p>
+    <w:p>
+      <w:pPr>
+        <w:spacing w:after="160" w:before="0" w:lineRule="auto" w:line="276"/>
+        <w:ind w:firstLine="709"/>
+        <w:jc w:val="both"/>
+      </w:pPr>
+      <w:r>
+        <w:rPr>
+          <w:rFonts w:ascii="Times New Roman" w:hAnsi="Times New Roman" w:eastAsia="Times New Roman"/>
+          <w:b w:val="0"/>
+          <w:i w:val="0"/>
+          <w:sz w:val="24"/>
+        </w:rPr>
+        <w:t>NA — числовая апертура (безразмерная величина, от 0 до 1). Мера того, насколько широкий конус света собирает линза.</w:t>
+      </w:r>
+    </w:p>
+    <w:p>
+      <w:pPr>
+        <w:spacing w:after="160" w:before="0" w:lineRule="auto" w:line="276"/>
+        <w:ind w:firstLine="709"/>
+        <w:jc w:val="both"/>
+      </w:pPr>
+      <w:r>
+        <w:rPr>
+          <w:rFonts w:ascii="Times New Roman" w:hAnsi="Times New Roman" w:eastAsia="Times New Roman"/>
+          <w:b w:val="0"/>
+          <w:i w:val="0"/>
+          <w:sz w:val="24"/>
+        </w:rPr>
+        <w:t>Что такое числовая апертура? NA = n · sin(θ), где n — показатель преломления среды (в воздухе n = 1), θ — половина угла схождения конуса лучей.</w:t>
+      </w:r>
+    </w:p>
+    <w:p>
+      <w:pPr>
+        <w:spacing w:after="160" w:before="0" w:lineRule="auto" w:line="276"/>
+        <w:ind w:firstLine="709"/>
+        <w:jc w:val="both"/>
+      </w:pPr>
+      <w:r>
+        <w:rPr>
+          <w:rFonts w:ascii="Times New Roman" w:hAnsi="Times New Roman" w:eastAsia="Times New Roman"/>
+          <w:b w:val="0"/>
+          <w:i w:val="0"/>
+          <w:sz w:val="24"/>
+        </w:rPr>
+        <w:t>Простыми словами: чем больше NA, тем круче лучи сходятся в фокус и тем меньше пятно d.</w:t>
+      </w:r>
+    </w:p>
+    <w:p>
+      <w:pPr>
+        <w:spacing w:after="160" w:before="0" w:lineRule="auto" w:line="276"/>
+        <w:ind w:firstLine="709"/>
+        <w:jc w:val="both"/>
+      </w:pPr>
+      <w:r>
+        <w:rPr>
+          <w:rFonts w:ascii="Times New Roman" w:hAnsi="Times New Roman" w:eastAsia="Times New Roman"/>
+          <w:b w:val="0"/>
+          <w:i w:val="0"/>
+          <w:sz w:val="24"/>
+        </w:rPr>
+        <w:t>Пример 1. Типичная линза для СЛП. NA = 0,1 — характерно для многих F-theta линз (телецентрических объективов). По-русски — «эф-тета линза». Пятно d остаётся круглым по всей рабочей области (например, 250×250 мм).</w:t>
+      </w:r>
+    </w:p>
+    <w:p>
+      <w:pPr>
+        <w:spacing w:after="160" w:before="0" w:lineRule="auto" w:line="276"/>
+        <w:ind w:firstLine="709"/>
+        <w:jc w:val="both"/>
+      </w:pPr>
+      <w:r>
+        <w:rPr>
+          <w:rFonts w:ascii="Times New Roman" w:hAnsi="Times New Roman" w:eastAsia="Times New Roman"/>
+          <w:b w:val="0"/>
+          <w:i w:val="0"/>
+          <w:sz w:val="24"/>
+        </w:rPr>
+        <w:t>Подставляем: d ≈ 1,07 / 0,1 = 10,7 мкм. Это идеальный расчёт. Реальный размер будет больше из-за качества пучка M²— об этом в конце лекции.</w:t>
+      </w:r>
+    </w:p>
+    <w:p>
+      <w:pPr>
+        <w:spacing w:after="160" w:before="0" w:lineRule="auto" w:line="276"/>
+        <w:ind w:firstLine="709"/>
+        <w:jc w:val="both"/>
+      </w:pPr>
+      <w:r>
+        <w:rPr>
+          <w:rFonts w:ascii="Times New Roman" w:hAnsi="Times New Roman" w:eastAsia="Times New Roman"/>
+          <w:b w:val="0"/>
+          <w:i w:val="0"/>
+          <w:sz w:val="24"/>
+        </w:rPr>
+        <w:t>Пример 2. Более сильная линза: NA = 0,4. Тогда d ≈ 1,07 / 0,4 = 2,7 мкм. Казалось бы — берём такую линзу и печатаем с разрешением 3 мкм! Но не всё так просто. Есть вторая формула, которая всё портит.</w:t>
+      </w:r>
+    </w:p>
+    <w:p>
+      <w:pPr>
+        <w:spacing w:after="160" w:before="0" w:lineRule="auto" w:line="276"/>
+        <w:jc w:val="left"/>
+      </w:pPr>
+      <w:r>
+        <w:rPr>
+          <w:rFonts w:ascii="Times New Roman" w:hAnsi="Times New Roman" w:eastAsia="Times New Roman"/>
+          <w:b/>
+          <w:i w:val="0"/>
+          <w:sz w:val="26"/>
+        </w:rPr>
+        <w:t>6. ГЛУБИНА РЕЗКОСТИ (ФОРМУЛА №2) И ТРИ СЛУЧАЯ</w:t>
+      </w:r>
+    </w:p>
+    <w:p>
+      <w:pPr>
+        <w:spacing w:after="160" w:before="0" w:lineRule="auto" w:line="276"/>
+        <w:ind w:firstLine="709"/>
+        <w:jc w:val="both"/>
+      </w:pPr>
+      <w:r>
+        <w:rPr>
+          <w:rFonts w:ascii="Times New Roman" w:hAnsi="Times New Roman" w:eastAsia="Times New Roman"/>
+          <w:b w:val="0"/>
+          <w:i w:val="0"/>
+          <w:sz w:val="24"/>
+        </w:rPr>
+        <w:t>Глубина резкости DOF (Depth of Focus) — расстояние вдоль оси луча, в пределах которого диаметр пятна d остаётся примерно таким же, как в фокусе. Если выйдете за этот диапазон, пятно увеличится, I упадёт, процесс плавления сорвётся.</w:t>
+      </w:r>
+    </w:p>
+    <w:p>
+      <w:pPr>
+        <w:spacing w:after="160" w:before="0" w:lineRule="auto" w:line="276"/>
+        <w:ind w:firstLine="709"/>
+        <w:jc w:val="both"/>
+      </w:pPr>
+      <w:r>
+        <w:rPr>
+          <w:rFonts w:ascii="Times New Roman" w:hAnsi="Times New Roman" w:eastAsia="Times New Roman"/>
+          <w:b w:val="0"/>
+          <w:i w:val="0"/>
+          <w:sz w:val="24"/>
+        </w:rPr>
+        <w:t>Формула: DOF ≈ λ / NA².</w:t>
+      </w:r>
+    </w:p>
+    <w:p>
+      <w:pPr>
+        <w:spacing w:before="160" w:after="80"/>
+        <w:jc w:val="center"/>
+      </w:pPr>
+      <w:r>
+        <w:rPr>
+          <w:rFonts w:ascii="Times New Roman" w:hAnsi="Times New Roman" w:eastAsia="Times New Roman"/>
+          <w:b w:val="0"/>
+          <w:i/>
+          <w:sz w:val="20"/>
+        </w:rPr>
+        <w:t>Таблица 5.1. Три случая числовой аpertуры: промышленный, лабораторный и экстремальный</w:t>
+      </w:r>
+    </w:p>
+    <w:tbl>
+      <w:tblPr>
+        <w:tblStyle w:val="TableGrid"/>
+        <w:tblW w:type="auto" w:w="0"/>
+        <w:jc w:val="center"/>
+        <w:tblLook w:firstColumn="1" w:firstRow="1" w:lastColumn="0" w:lastRow="0" w:noHBand="0" w:noVBand="1" w:val="04A0"/>
+      </w:tblPr>
+      <w:tblGrid>
+        <w:gridCol w:w="2422"/>
+        <w:gridCol w:w="2422"/>
+        <w:gridCol w:w="2422"/>
+        <w:gridCol w:w="2422"/>
+      </w:tblGrid>
+      <w:tr>
+        <w:tc>
+          <w:tcPr>
+            <w:tcW w:type="dxa" w:w="2422"/>
+          </w:tcPr>
+          <w:p>
+            <w:r>
+              <w:rPr>
+                <w:rFonts w:ascii="Times New Roman" w:hAnsi="Times New Roman" w:eastAsia="Times New Roman"/>
+                <w:b/>
+                <w:i w:val="0"/>
+                <w:sz w:val="18"/>
+              </w:rPr>
+              <w:t>Параметр</w:t>
+            </w:r>
+          </w:p>
+        </w:tc>
+        <w:tc>
+          <w:tcPr>
+            <w:tcW w:type="dxa" w:w="2422"/>
+          </w:tcPr>
+          <w:p>
+            <w:r>
+              <w:rPr>
+                <w:rFonts w:ascii="Times New Roman" w:hAnsi="Times New Roman" w:eastAsia="Times New Roman"/>
+                <w:b/>
+                <w:i w:val="0"/>
+                <w:sz w:val="18"/>
+              </w:rPr>
+              <w:t>A: промышл.</w:t>
+            </w:r>
+          </w:p>
+        </w:tc>
+        <w:tc>
+          <w:tcPr>
+            <w:tcW w:type="dxa" w:w="2422"/>
+          </w:tcPr>
+          <w:p>
+            <w:r>
+              <w:rPr>
+                <w:rFonts w:ascii="Times New Roman" w:hAnsi="Times New Roman" w:eastAsia="Times New Roman"/>
+                <w:b/>
+                <w:i w:val="0"/>
+                <w:sz w:val="18"/>
+              </w:rPr>
+              <w:t>B: лаб.</w:t>
+            </w:r>
+          </w:p>
+        </w:tc>
+        <w:tc>
+          <w:tcPr>
+            <w:tcW w:type="dxa" w:w="2422"/>
+          </w:tcPr>
+          <w:p>
+            <w:r>
+              <w:rPr>
+                <w:rFonts w:ascii="Times New Roman" w:hAnsi="Times New Roman" w:eastAsia="Times New Roman"/>
+                <w:b/>
+                <w:i w:val="0"/>
+                <w:sz w:val="18"/>
+              </w:rPr>
+              <w:t>C: экстр.</w:t>
+            </w:r>
+          </w:p>
+        </w:tc>
+      </w:tr>
+      <w:tr>
+        <w:tc>
+          <w:tcPr>
+            <w:tcW w:type="dxa" w:w="2422"/>
+          </w:tcPr>
+          <w:p>
+            <w:r>
+              <w:rPr>
+                <w:rFonts w:ascii="Times New Roman" w:hAnsi="Times New Roman" w:eastAsia="Times New Roman"/>
+                <w:b w:val="0"/>
+                <w:i w:val="0"/>
+                <w:sz w:val="18"/>
+              </w:rPr>
+              <w:t>Числ. апертура (NA)</w:t>
+            </w:r>
+          </w:p>
+        </w:tc>
+        <w:tc>
+          <w:tcPr>
+            <w:tcW w:type="dxa" w:w="2422"/>
+          </w:tcPr>
+          <w:p>
+            <w:r>
+              <w:rPr>
+                <w:rFonts w:ascii="Times New Roman" w:hAnsi="Times New Roman" w:eastAsia="Times New Roman"/>
+                <w:b w:val="0"/>
+                <w:i w:val="0"/>
+                <w:sz w:val="18"/>
+              </w:rPr>
+              <w:t>0,1</w:t>
+            </w:r>
+          </w:p>
+        </w:tc>
+        <w:tc>
+          <w:tcPr>
+            <w:tcW w:type="dxa" w:w="2422"/>
+          </w:tcPr>
+          <w:p>
+            <w:r>
+              <w:rPr>
+                <w:rFonts w:ascii="Times New Roman" w:hAnsi="Times New Roman" w:eastAsia="Times New Roman"/>
+                <w:b w:val="0"/>
+                <w:i w:val="0"/>
+                <w:sz w:val="18"/>
+              </w:rPr>
+              <w:t>0,4</w:t>
+            </w:r>
+          </w:p>
+        </w:tc>
+        <w:tc>
+          <w:tcPr>
+            <w:tcW w:type="dxa" w:w="2422"/>
+          </w:tcPr>
+          <w:p>
+            <w:r>
+              <w:rPr>
+                <w:rFonts w:ascii="Times New Roman" w:hAnsi="Times New Roman" w:eastAsia="Times New Roman"/>
+                <w:b w:val="0"/>
+                <w:i w:val="0"/>
+                <w:sz w:val="18"/>
+              </w:rPr>
+              <w:t>0,5</w:t>
+            </w:r>
+          </w:p>
+        </w:tc>
+      </w:tr>
+      <w:tr>
+        <w:tc>
+          <w:tcPr>
+            <w:tcW w:type="dxa" w:w="2422"/>
+          </w:tcPr>
+          <w:p>
+            <w:r>
+              <w:rPr>
+                <w:rFonts w:ascii="Times New Roman" w:hAnsi="Times New Roman" w:eastAsia="Times New Roman"/>
+                <w:b w:val="0"/>
+                <w:i w:val="0"/>
+                <w:sz w:val="18"/>
+              </w:rPr>
+              <w:t>Пятно d, мкм</w:t>
+            </w:r>
+          </w:p>
+        </w:tc>
+        <w:tc>
+          <w:tcPr>
+            <w:tcW w:type="dxa" w:w="2422"/>
+          </w:tcPr>
+          <w:p>
+            <w:r>
+              <w:rPr>
+                <w:rFonts w:ascii="Times New Roman" w:hAnsi="Times New Roman" w:eastAsia="Times New Roman"/>
+                <w:b w:val="0"/>
+                <w:i w:val="0"/>
+                <w:sz w:val="18"/>
+              </w:rPr>
+              <w:t>~10,7</w:t>
+            </w:r>
+          </w:p>
+        </w:tc>
+        <w:tc>
+          <w:tcPr>
+            <w:tcW w:type="dxa" w:w="2422"/>
+          </w:tcPr>
+          <w:p>
+            <w:r>
+              <w:rPr>
+                <w:rFonts w:ascii="Times New Roman" w:hAnsi="Times New Roman" w:eastAsia="Times New Roman"/>
+                <w:b w:val="0"/>
+                <w:i w:val="0"/>
+                <w:sz w:val="18"/>
+              </w:rPr>
+              <w:t>~2,7</w:t>
+            </w:r>
+          </w:p>
+        </w:tc>
+        <w:tc>
+          <w:tcPr>
+            <w:tcW w:type="dxa" w:w="2422"/>
+          </w:tcPr>
+          <w:p>
+            <w:r>
+              <w:rPr>
+                <w:rFonts w:ascii="Times New Roman" w:hAnsi="Times New Roman" w:eastAsia="Times New Roman"/>
+                <w:b w:val="0"/>
+                <w:i w:val="0"/>
+                <w:sz w:val="18"/>
+              </w:rPr>
+              <w:t>~2,1</w:t>
+            </w:r>
+          </w:p>
+        </w:tc>
+      </w:tr>
+      <w:tr>
+        <w:tc>
+          <w:tcPr>
+            <w:tcW w:type="dxa" w:w="2422"/>
+          </w:tcPr>
+          <w:p>
+            <w:r>
+              <w:rPr>
+                <w:rFonts w:ascii="Times New Roman" w:hAnsi="Times New Roman" w:eastAsia="Times New Roman"/>
+                <w:b w:val="0"/>
+                <w:i w:val="0"/>
+                <w:sz w:val="18"/>
+              </w:rPr>
+              <w:t>DOF, мкм</w:t>
+            </w:r>
+          </w:p>
+        </w:tc>
+        <w:tc>
+          <w:tcPr>
+            <w:tcW w:type="dxa" w:w="2422"/>
+          </w:tcPr>
+          <w:p>
+            <w:r>
+              <w:rPr>
+                <w:rFonts w:ascii="Times New Roman" w:hAnsi="Times New Roman" w:eastAsia="Times New Roman"/>
+                <w:b w:val="0"/>
+                <w:i w:val="0"/>
+                <w:sz w:val="18"/>
+              </w:rPr>
+              <w:t>~107</w:t>
+            </w:r>
+          </w:p>
+        </w:tc>
+        <w:tc>
+          <w:tcPr>
+            <w:tcW w:type="dxa" w:w="2422"/>
+          </w:tcPr>
+          <w:p>
+            <w:r>
+              <w:rPr>
+                <w:rFonts w:ascii="Times New Roman" w:hAnsi="Times New Roman" w:eastAsia="Times New Roman"/>
+                <w:b w:val="0"/>
+                <w:i w:val="0"/>
+                <w:sz w:val="18"/>
+              </w:rPr>
+              <w:t>~6,7</w:t>
+            </w:r>
+          </w:p>
+        </w:tc>
+        <w:tc>
+          <w:tcPr>
+            <w:tcW w:type="dxa" w:w="2422"/>
+          </w:tcPr>
+          <w:p>
+            <w:r>
+              <w:rPr>
+                <w:rFonts w:ascii="Times New Roman" w:hAnsi="Times New Roman" w:eastAsia="Times New Roman"/>
+                <w:b w:val="0"/>
+                <w:i w:val="0"/>
+                <w:sz w:val="18"/>
+              </w:rPr>
+              <w:t>~4,3</w:t>
+            </w:r>
+          </w:p>
+        </w:tc>
+      </w:tr>
+      <w:tr>
+        <w:tc>
+          <w:tcPr>
+            <w:tcW w:type="dxa" w:w="2422"/>
+          </w:tcPr>
+          <w:p>
+            <w:r>
+              <w:rPr>
+                <w:rFonts w:ascii="Times New Roman" w:hAnsi="Times New Roman" w:eastAsia="Times New Roman"/>
+                <w:b w:val="0"/>
+                <w:i w:val="0"/>
+                <w:sz w:val="18"/>
+              </w:rPr>
+              <w:t>СЛП</w:t>
+            </w:r>
+          </w:p>
+        </w:tc>
+        <w:tc>
+          <w:tcPr>
+            <w:tcW w:type="dxa" w:w="2422"/>
+          </w:tcPr>
+          <w:p>
+            <w:r>
+              <w:rPr>
+                <w:rFonts w:ascii="Times New Roman" w:hAnsi="Times New Roman" w:eastAsia="Times New Roman"/>
+                <w:b w:val="0"/>
+                <w:i w:val="0"/>
+                <w:sz w:val="18"/>
+              </w:rPr>
+              <w:t>Да, стандарт</w:t>
+            </w:r>
+          </w:p>
+        </w:tc>
+        <w:tc>
+          <w:tcPr>
+            <w:tcW w:type="dxa" w:w="2422"/>
+          </w:tcPr>
+          <w:p>
+            <w:r>
+              <w:rPr>
+                <w:rFonts w:ascii="Times New Roman" w:hAnsi="Times New Roman" w:eastAsia="Times New Roman"/>
+                <w:b w:val="0"/>
+                <w:i w:val="0"/>
+                <w:sz w:val="18"/>
+              </w:rPr>
+              <w:t>Только лаб.</w:t>
+            </w:r>
+          </w:p>
+        </w:tc>
+        <w:tc>
+          <w:tcPr>
+            <w:tcW w:type="dxa" w:w="2422"/>
+          </w:tcPr>
+          <w:p>
+            <w:r>
+              <w:rPr>
+                <w:rFonts w:ascii="Times New Roman" w:hAnsi="Times New Roman" w:eastAsia="Times New Roman"/>
+                <w:b w:val="0"/>
+                <w:i w:val="0"/>
+                <w:sz w:val="18"/>
+              </w:rPr>
+              <w:t>Нереализуемо</w:t>
+            </w:r>
+          </w:p>
+        </w:tc>
+      </w:tr>
+      <w:tr>
+        <w:tc>
+          <w:tcPr>
+            <w:tcW w:type="dxa" w:w="2422"/>
+          </w:tcPr>
+          <w:p>
+            <w:r>
+              <w:rPr>
+                <w:rFonts w:ascii="Times New Roman" w:hAnsi="Times New Roman" w:eastAsia="Times New Roman"/>
+                <w:b w:val="0"/>
+                <w:i w:val="0"/>
+                <w:sz w:val="18"/>
+              </w:rPr>
+              <w:t>Почему?</w:t>
+            </w:r>
+          </w:p>
+        </w:tc>
+        <w:tc>
+          <w:tcPr>
+            <w:tcW w:type="dxa" w:w="2422"/>
+          </w:tcPr>
+          <w:p>
+            <w:r>
+              <w:rPr>
+                <w:rFonts w:ascii="Times New Roman" w:hAnsi="Times New Roman" w:eastAsia="Times New Roman"/>
+                <w:b w:val="0"/>
+                <w:i w:val="0"/>
+                <w:sz w:val="18"/>
+              </w:rPr>
+              <w:t>DOF &gt; рельефа</w:t>
+            </w:r>
+          </w:p>
+        </w:tc>
+        <w:tc>
+          <w:tcPr>
+            <w:tcW w:type="dxa" w:w="2422"/>
+          </w:tcPr>
+          <w:p>
+            <w:r>
+              <w:rPr>
+                <w:rFonts w:ascii="Times New Roman" w:hAnsi="Times New Roman" w:eastAsia="Times New Roman"/>
+                <w:b w:val="0"/>
+                <w:i w:val="0"/>
+                <w:sz w:val="18"/>
+              </w:rPr>
+              <w:t>DOF &lt; рельефа</w:t>
+            </w:r>
+          </w:p>
+        </w:tc>
+        <w:tc>
+          <w:tcPr>
+            <w:tcW w:type="dxa" w:w="2422"/>
+          </w:tcPr>
+          <w:p>
+            <w:r>
+              <w:rPr>
+                <w:rFonts w:ascii="Times New Roman" w:hAnsi="Times New Roman" w:eastAsia="Times New Roman"/>
+                <w:b w:val="0"/>
+                <w:i w:val="0"/>
+                <w:sz w:val="18"/>
+              </w:rPr>
+              <w:t>DOF &lt;&lt; рельефа</w:t>
+            </w:r>
+          </w:p>
+        </w:tc>
+      </w:tr>
+    </w:tbl>
+    <w:p/>
+    <w:p>
+      <w:pPr>
+        <w:spacing w:before="160" w:after="80"/>
+        <w:jc w:val="center"/>
+      </w:pPr>
+      <w:r>
+        <w:drawing>
+          <wp:inline xmlns:a="http://schemas.openxmlformats.org/drawingml/2006/main" xmlns:pic="http://schemas.openxmlformats.org/drawingml/2006/picture">
+            <wp:extent cx="5040000" cy="3414194"/>
+            <wp:docPr id="22" name="Picture 22"/>
+            <wp:cNvGraphicFramePr>
+              <a:graphicFrameLocks noChangeAspect="1"/>
+            </wp:cNvGraphicFramePr>
+            <a:graphic>
+              <a:graphicData uri="http://schemas.openxmlformats.org/drawingml/2006/picture">
+                <pic:pic>
+                  <pic:nvPicPr>
+                    <pic:cNvPr id="0" name="ch5_dof.png"/>
+                    <pic:cNvPicPr/>
+                  </pic:nvPicPr>
+                  <pic:blipFill>
+                    <a:blip r:embed="rId30"/>
+                    <a:stretch>
+                      <a:fillRect/>
+                    </a:stretch>
+                  </pic:blipFill>
+                  <pic:spPr>
+                    <a:xfrm>
+                      <a:off x="0" y="0"/>
+                      <a:ext cx="5040000" cy="3414194"/>
+                    </a:xfrm>
+                    <a:prstGeom prst="rect"/>
+                  </pic:spPr>
+                </pic:pic>
+              </a:graphicData>
+            </a:graphic>
+          </wp:inline>
+        </w:drawing>
+      </w:r>
+    </w:p>
+    <w:p>
+      <w:pPr>
+        <w:spacing w:after="200"/>
+        <w:jc w:val="center"/>
+      </w:pPr>
+      <w:r>
+        <w:rPr>
+          <w:rFonts w:ascii="Times New Roman" w:hAnsi="Times New Roman" w:eastAsia="Times New Roman"/>
+          <w:b w:val="0"/>
+          <w:i/>
+          <w:sz w:val="20"/>
+        </w:rPr>
+        <w:t>Рис. 5.4. Компромисс NA: диаметр пятна d и глубина резкости DOF</w:t>
+      </w:r>
+    </w:p>
+    <w:p>
+      <w:pPr>
+        <w:spacing w:after="160" w:before="0" w:lineRule="auto" w:line="276"/>
+        <w:ind w:firstLine="709"/>
+        <w:jc w:val="both"/>
+      </w:pPr>
+      <w:r>
+        <w:rPr>
+          <w:rFonts w:ascii="Times New Roman" w:hAnsi="Times New Roman" w:eastAsia="Times New Roman"/>
+          <w:b w:val="0"/>
+          <w:i w:val="0"/>
+          <w:sz w:val="24"/>
+        </w:rPr>
+        <w:t>Расшифровка. DOF — глубина резкости (в микрометрах). λ — длина волны (1,07 мкм). NA — числовая апертура (в знаменателе в квадрате!).</w:t>
+      </w:r>
+    </w:p>
+    <w:p>
+      <w:pPr>
+        <w:spacing w:after="160" w:before="0" w:lineRule="auto" w:line="276"/>
+        <w:ind w:firstLine="709"/>
+        <w:jc w:val="both"/>
+      </w:pPr>
+      <w:r>
+        <w:rPr>
+          <w:rFonts w:ascii="Times New Roman" w:hAnsi="Times New Roman" w:eastAsia="Times New Roman"/>
+          <w:b w:val="0"/>
+          <w:i w:val="0"/>
+          <w:sz w:val="24"/>
+        </w:rPr>
+        <w:t>Важно: NA в квадрате в знаменателе. DOF падает быстрее, чем размер пятна d. Это главный компромисс оптики.</w:t>
+      </w:r>
+    </w:p>
+    <w:p>
+      <w:pPr>
+        <w:spacing w:after="160" w:before="0" w:lineRule="auto" w:line="276"/>
+        <w:ind w:firstLine="709"/>
+        <w:jc w:val="both"/>
+      </w:pPr>
+      <w:r>
+        <w:rPr>
+          <w:rFonts w:ascii="Times New Roman" w:hAnsi="Times New Roman" w:eastAsia="Times New Roman"/>
+          <w:b w:val="0"/>
+          <w:i w:val="0"/>
+          <w:sz w:val="24"/>
+        </w:rPr>
+        <w:t>Рассмотрим три случая — от промышленного стандарта до экстремальной оптики.</w:t>
+      </w:r>
+    </w:p>
+    <w:p>
+      <w:pPr>
+        <w:spacing w:after="160" w:before="0" w:lineRule="auto" w:line="276"/>
+        <w:ind w:firstLine="709"/>
+        <w:jc w:val="both"/>
+      </w:pPr>
+      <w:r>
+        <w:rPr>
+          <w:rFonts w:ascii="Times New Roman" w:hAnsi="Times New Roman" w:eastAsia="Times New Roman"/>
+          <w:b w:val="0"/>
+          <w:i w:val="0"/>
+          <w:sz w:val="24"/>
+        </w:rPr>
+        <w:t>Случай А. NA = 0,1 (типичная промышленная линза): d ≈ 10,7 мкм; DOF ≈ 1,07 / 0,01 = 107 мкм ≈ 0,1 мм.</w:t>
+      </w:r>
+    </w:p>
+    <w:p>
+      <w:pPr>
+        <w:spacing w:after="160" w:before="0" w:lineRule="auto" w:line="276"/>
+        <w:ind w:firstLine="709"/>
+        <w:jc w:val="both"/>
+      </w:pPr>
+      <w:r>
+        <w:rPr>
+          <w:rFonts w:ascii="Times New Roman" w:hAnsi="Times New Roman" w:eastAsia="Times New Roman"/>
+          <w:b w:val="0"/>
+          <w:i w:val="0"/>
+          <w:sz w:val="24"/>
+        </w:rPr>
+        <w:t>На практике: при NA = 0,1 DOF около 0,1 мм. Если порошковый слой имеет неровности ±0,05 мм (типично для фракции 20–40 мкм), пятно d остаётся стабильным. Процесс устойчив.</w:t>
+      </w:r>
+    </w:p>
+    <w:p>
+      <w:pPr>
+        <w:spacing w:after="160" w:before="0" w:lineRule="auto" w:line="276"/>
+        <w:ind w:firstLine="709"/>
+        <w:jc w:val="both"/>
+      </w:pPr>
+      <w:r>
+        <w:rPr>
+          <w:rFonts w:ascii="Times New Roman" w:hAnsi="Times New Roman" w:eastAsia="Times New Roman"/>
+          <w:b w:val="0"/>
+          <w:i w:val="0"/>
+          <w:sz w:val="24"/>
+        </w:rPr>
+        <w:t>Случай Б. NA = 0,4 (короткофокусная лабораторная оптика): d ≈ 2,7 мкм; DOF ≈ 1,07 / 0,16 ≈ 6,7 мкм.</w:t>
+      </w:r>
+    </w:p>
+    <w:p>
+      <w:pPr>
+        <w:spacing w:after="160" w:before="0" w:lineRule="auto" w:line="276"/>
+        <w:ind w:firstLine="709"/>
+        <w:jc w:val="both"/>
+      </w:pPr>
+      <w:r>
+        <w:rPr>
+          <w:rFonts w:ascii="Times New Roman" w:hAnsi="Times New Roman" w:eastAsia="Times New Roman"/>
+          <w:b w:val="0"/>
+          <w:i w:val="0"/>
+          <w:sz w:val="24"/>
+        </w:rPr>
+        <w:t>DOF всего 6,7 мкм. Как только порошок поднимется или опустится на 3–5 мкм, пятно d начнёт заметно увеличиваться. При смещении на 7 мкм I упадёт в 4 раза. Пришлось бы выравнивать слой с точностью до пары микрон — с порошком 20–40 мкм это невозможно.</w:t>
+      </w:r>
+    </w:p>
+    <w:p>
+      <w:pPr>
+        <w:spacing w:after="160" w:before="0" w:lineRule="auto" w:line="276"/>
+        <w:ind w:firstLine="709"/>
+        <w:jc w:val="both"/>
+      </w:pPr>
+      <w:r>
+        <w:rPr>
+          <w:rFonts w:ascii="Times New Roman" w:hAnsi="Times New Roman" w:eastAsia="Times New Roman"/>
+          <w:b w:val="0"/>
+          <w:i w:val="0"/>
+          <w:sz w:val="24"/>
+        </w:rPr>
+        <w:t>Логичный вопрос: «А что, если взять линзу ещё круче — NA = 0,5? Пятно d ~2 мкм и фантастическое разрешение?»</w:t>
+      </w:r>
+    </w:p>
+    <w:p>
+      <w:pPr>
+        <w:spacing w:after="160" w:before="0" w:lineRule="auto" w:line="276"/>
+        <w:ind w:firstLine="709"/>
+        <w:jc w:val="both"/>
+      </w:pPr>
+      <w:r>
+        <w:rPr>
+          <w:rFonts w:ascii="Times New Roman" w:hAnsi="Times New Roman" w:eastAsia="Times New Roman"/>
+          <w:b w:val="0"/>
+          <w:i w:val="0"/>
+          <w:sz w:val="24"/>
+        </w:rPr>
+        <w:t>Случай В. NA = 0,5 (экстремальная оптика): d ≈ 2,14 мкм; DOF ≈ 1,07 / 0,25 ≈ 4,3 мкм. Фокус острый только в диапазоне ±2 мкм.</w:t>
+      </w:r>
+    </w:p>
+    <w:p>
+      <w:pPr>
+        <w:spacing w:after="160" w:before="0" w:lineRule="auto" w:line="276"/>
+        <w:ind w:firstLine="709"/>
+        <w:jc w:val="both"/>
+      </w:pPr>
+      <w:r>
+        <w:rPr>
+          <w:rFonts w:ascii="Times New Roman" w:hAnsi="Times New Roman" w:eastAsia="Times New Roman"/>
+          <w:b w:val="0"/>
+          <w:i w:val="0"/>
+          <w:sz w:val="24"/>
+        </w:rPr>
+        <w:t>Почему это невозможно в реальном СЛП-станке? Три причины.</w:t>
+      </w:r>
+    </w:p>
+    <w:p>
+      <w:pPr>
+        <w:spacing w:after="160" w:before="0" w:lineRule="auto" w:line="276"/>
+        <w:ind w:firstLine="709"/>
+        <w:jc w:val="both"/>
+      </w:pPr>
+      <w:r>
+        <w:rPr>
+          <w:rFonts w:ascii="Times New Roman" w:hAnsi="Times New Roman" w:eastAsia="Times New Roman"/>
+          <w:b w:val="0"/>
+          <w:i w:val="0"/>
+          <w:sz w:val="24"/>
+        </w:rPr>
+        <w:t>Причина №1: рельеф порошка. Фракция 20–40 мкм даёт рельеф слоя 10–20 мкм. Расстояние от фокуса до соседней частицы — 15 мкм, что в 3–4 раза больше DOF. Пятно d на «горбах» огромное, на впадинах — нулевая I.</w:t>
+      </w:r>
+    </w:p>
+    <w:p>
+      <w:pPr>
+        <w:spacing w:after="160" w:before="0" w:lineRule="auto" w:line="276"/>
+        <w:ind w:firstLine="709"/>
+        <w:jc w:val="both"/>
+      </w:pPr>
+      <w:r>
+        <w:rPr>
+          <w:rFonts w:ascii="Times New Roman" w:hAnsi="Times New Roman" w:eastAsia="Times New Roman"/>
+          <w:b w:val="0"/>
+          <w:i w:val="0"/>
+          <w:sz w:val="24"/>
+        </w:rPr>
+        <w:t>Причина №2: физический предел малой DOF. Даже при идеально выровненном слое луч «проваливается» в поры между частицами при сканировании.</w:t>
+      </w:r>
+    </w:p>
+    <w:p>
+      <w:pPr>
+        <w:spacing w:after="160" w:before="0" w:lineRule="auto" w:line="276"/>
+        <w:ind w:firstLine="709"/>
+        <w:jc w:val="both"/>
+      </w:pPr>
+      <w:r>
+        <w:rPr>
+          <w:rFonts w:ascii="Times New Roman" w:hAnsi="Times New Roman" w:eastAsia="Times New Roman"/>
+          <w:b w:val="0"/>
+          <w:i w:val="0"/>
+          <w:sz w:val="24"/>
+        </w:rPr>
+        <w:t>Причина №3: экономика и надёжность. NA = 0,5 требует порошка 1–5 мкм (дорого, взрывоопасно), активной автофокусировки и короткофокусной оптики у порошка — риск загрязнения линзы.</w:t>
+      </w:r>
+    </w:p>
+    <w:p>
+      <w:pPr>
+        <w:spacing w:after="160" w:before="0" w:lineRule="auto" w:line="276"/>
+        <w:ind w:firstLine="709"/>
+        <w:jc w:val="both"/>
+      </w:pPr>
+      <w:r>
+        <w:rPr>
+          <w:rFonts w:ascii="Times New Roman" w:hAnsi="Times New Roman" w:eastAsia="Times New Roman"/>
+          <w:b w:val="0"/>
+          <w:i w:val="0"/>
+          <w:sz w:val="24"/>
+        </w:rPr>
+        <w:t>Итог: линза с NA = 0,5 — как микроскоп: идеальная картинка только на идеально плоском объекте. В СЛП — слой шероховатого порошка с перепадами в десятки микрон. Поэтому индустрия выбирает NA ≈ 0,08–0,15.</w:t>
+      </w:r>
+    </w:p>
+    <w:p>
+      <w:pPr>
+        <w:spacing w:after="160" w:before="0" w:lineRule="auto" w:line="276"/>
+        <w:ind w:firstLine="709"/>
+        <w:jc w:val="both"/>
+      </w:pPr>
+      <w:r>
+        <w:rPr>
+          <w:rFonts w:ascii="Times New Roman" w:hAnsi="Times New Roman" w:eastAsia="Times New Roman"/>
+          <w:b w:val="0"/>
+          <w:i w:val="0"/>
+          <w:sz w:val="24"/>
+        </w:rPr>
+        <w:t>Сводка трёх случаев приведена в таблице ниже.</w:t>
+      </w:r>
+    </w:p>
+    <w:p>
+      <w:pPr>
+        <w:spacing w:after="160" w:before="0" w:lineRule="auto" w:line="276"/>
+        <w:jc w:val="left"/>
+      </w:pPr>
+      <w:r>
+        <w:rPr>
+          <w:rFonts w:ascii="Times New Roman" w:hAnsi="Times New Roman" w:eastAsia="Times New Roman"/>
+          <w:b/>
+          <w:i w:val="0"/>
+          <w:sz w:val="26"/>
+        </w:rPr>
+        <w:t>7. ПОДВЕДЕНИЕ ИТОГОВ</w:t>
+      </w:r>
+    </w:p>
+    <w:p>
+      <w:pPr>
+        <w:spacing w:after="160" w:before="0" w:lineRule="auto" w:line="276"/>
+        <w:ind w:firstLine="709"/>
+        <w:jc w:val="both"/>
+      </w:pPr>
+      <w:r>
+        <w:rPr>
+          <w:rFonts w:ascii="Times New Roman" w:hAnsi="Times New Roman" w:eastAsia="Times New Roman"/>
+          <w:b w:val="0"/>
+          <w:i w:val="0"/>
+          <w:sz w:val="24"/>
+        </w:rPr>
+        <w:t>Третий важный фактор. Даже при идеальной линзе с большой NA реальное пятно d больше, чем предсказывает d ≈ λ / NA. Потому что реальный лазерный пучок — не идеально гауссов.</w:t>
+      </w:r>
+    </w:p>
+    <w:p>
+      <w:pPr>
+        <w:spacing w:after="160" w:before="0" w:lineRule="auto" w:line="276"/>
+        <w:ind w:firstLine="709"/>
+        <w:jc w:val="both"/>
+      </w:pPr>
+      <w:r>
+        <w:rPr>
+          <w:rFonts w:ascii="Times New Roman" w:hAnsi="Times New Roman" w:eastAsia="Times New Roman"/>
+          <w:b w:val="0"/>
+          <w:i w:val="0"/>
+          <w:sz w:val="24"/>
+        </w:rPr>
+        <w:t>Качество пучка описывается параметром M²(читается «эм-квадрат», параметр качества пучка). У идеального лазера M² = 1. У волоконных M² ≈ 1,1–1,5. У диодных M² ≈ 10–30.</w:t>
+      </w:r>
+    </w:p>
+    <w:p>
+      <w:pPr>
+        <w:spacing w:before="160" w:after="80"/>
+        <w:jc w:val="center"/>
+      </w:pPr>
+      <w:r>
+        <w:drawing>
+          <wp:inline xmlns:a="http://schemas.openxmlformats.org/drawingml/2006/main" xmlns:pic="http://schemas.openxmlformats.org/drawingml/2006/picture">
+            <wp:extent cx="5040000" cy="3251613"/>
+            <wp:docPr id="23" name="Picture 23"/>
+            <wp:cNvGraphicFramePr>
+              <a:graphicFrameLocks noChangeAspect="1"/>
+            </wp:cNvGraphicFramePr>
+            <a:graphic>
+              <a:graphicData uri="http://schemas.openxmlformats.org/drawingml/2006/picture">
+                <pic:pic>
+                  <pic:nvPicPr>
+                    <pic:cNvPr id="0" name="ch5_m2.png"/>
+                    <pic:cNvPicPr/>
+                  </pic:nvPicPr>
+                  <pic:blipFill>
+                    <a:blip r:embed="rId31"/>
+                    <a:stretch>
+                      <a:fillRect/>
+                    </a:stretch>
+                  </pic:blipFill>
+                  <pic:spPr>
+                    <a:xfrm>
+                      <a:off x="0" y="0"/>
+                      <a:ext cx="5040000" cy="3251613"/>
+                    </a:xfrm>
+                    <a:prstGeom prst="rect"/>
+                  </pic:spPr>
+                </pic:pic>
+              </a:graphicData>
+            </a:graphic>
+          </wp:inline>
+        </w:drawing>
+      </w:r>
+    </w:p>
+    <w:p>
+      <w:pPr>
+        <w:spacing w:after="200"/>
+        <w:jc w:val="center"/>
+      </w:pPr>
+      <w:r>
+        <w:rPr>
+          <w:rFonts w:ascii="Times New Roman" w:hAnsi="Times New Roman" w:eastAsia="Times New Roman"/>
+          <w:b w:val="0"/>
+          <w:i/>
+          <w:sz w:val="20"/>
+        </w:rPr>
+        <w:t>Рис. 5.5. Параметр M² и реальный диаметр пятна d_реал = M²·d_идеал</w:t>
+      </w:r>
+    </w:p>
+    <w:p>
+      <w:pPr>
+        <w:spacing w:after="160" w:before="0" w:lineRule="auto" w:line="276"/>
+        <w:ind w:firstLine="709"/>
+        <w:jc w:val="both"/>
+      </w:pPr>
+      <w:r>
+        <w:rPr>
+          <w:rFonts w:ascii="Times New Roman" w:hAnsi="Times New Roman" w:eastAsia="Times New Roman"/>
+          <w:b w:val="0"/>
+          <w:i w:val="0"/>
+          <w:sz w:val="24"/>
+        </w:rPr>
+        <w:t>Формула реального пятна: d_реал = M² · d_идеал.</w:t>
+      </w:r>
+    </w:p>
+    <w:p>
+      <w:pPr>
+        <w:spacing w:after="160" w:before="0" w:lineRule="auto" w:line="276"/>
+        <w:ind w:firstLine="709"/>
+        <w:jc w:val="both"/>
+      </w:pPr>
+      <w:r>
+        <w:rPr>
+          <w:rFonts w:ascii="Times New Roman" w:hAnsi="Times New Roman" w:eastAsia="Times New Roman"/>
+          <w:b w:val="0"/>
+          <w:i w:val="0"/>
+          <w:sz w:val="24"/>
+        </w:rPr>
+        <w:t>Пример. Волоконный: M² = 1,3, d_идеал = 10 мкм → d_реал ≈ 13 мкм. Диодный: M² = 20, d_идеал = 10 мкм → d_реал ≈ 200 мкм.</w:t>
+      </w:r>
+    </w:p>
+    <w:p>
+      <w:pPr>
+        <w:spacing w:after="160" w:before="0" w:lineRule="auto" w:line="276"/>
+        <w:ind w:firstLine="709"/>
+        <w:jc w:val="both"/>
+      </w:pPr>
+      <w:r>
+        <w:rPr>
+          <w:rFonts w:ascii="Times New Roman" w:hAnsi="Times New Roman" w:eastAsia="Times New Roman"/>
+          <w:b w:val="0"/>
+          <w:i w:val="0"/>
+          <w:sz w:val="24"/>
+        </w:rPr>
+        <w:t>Вывод: диодный лазер при той же мощности P 200 Вт даст пятно d в 20 раз больше. I будет в 400 раз меньше! Именно поэтому в СЛП используют волоконные лазеры с M²(параметром качества пучка) близким к 1.</w:t>
+      </w:r>
+    </w:p>
+    <w:p>
+      <w:pPr>
+        <w:spacing w:after="160" w:before="0" w:lineRule="auto" w:line="276"/>
+        <w:ind w:firstLine="709"/>
+        <w:jc w:val="both"/>
+      </w:pPr>
+      <w:r>
+        <w:rPr>
+          <w:rFonts w:ascii="Times New Roman" w:hAnsi="Times New Roman" w:eastAsia="Times New Roman"/>
+          <w:b w:val="0"/>
+          <w:i w:val="0"/>
+          <w:sz w:val="24"/>
+        </w:rPr>
+        <w:t>Итоговые тезисы главы:</w:t>
+      </w:r>
+    </w:p>
+    <w:p>
+      <w:pPr>
+        <w:spacing w:after="160" w:before="0" w:lineRule="auto" w:line="276"/>
+        <w:ind w:firstLine="709"/>
+        <w:jc w:val="both"/>
+      </w:pPr>
+      <w:r>
+        <w:rPr>
+          <w:rFonts w:ascii="Times New Roman" w:hAnsi="Times New Roman" w:eastAsia="Times New Roman"/>
+          <w:b w:val="0"/>
+          <w:i w:val="0"/>
+          <w:sz w:val="24"/>
+        </w:rPr>
+        <w:t>Первое. Плотность мощности I = P / S — главный параметр. Линза — усилитель, сжимающий энергию в пространстве.</w:t>
+      </w:r>
+    </w:p>
+    <w:p>
+      <w:pPr>
+        <w:spacing w:after="160" w:before="0" w:lineRule="auto" w:line="276"/>
+        <w:ind w:firstLine="709"/>
+        <w:jc w:val="both"/>
+      </w:pPr>
+      <w:r>
+        <w:rPr>
+          <w:rFonts w:ascii="Times New Roman" w:hAnsi="Times New Roman" w:eastAsia="Times New Roman"/>
+          <w:b w:val="0"/>
+          <w:i w:val="0"/>
+          <w:sz w:val="24"/>
+        </w:rPr>
+        <w:t>Второе. Размер пятна d ≈ λ / NA — обратно пропорционален NA.</w:t>
+      </w:r>
+    </w:p>
+    <w:p>
+      <w:pPr>
+        <w:spacing w:after="160" w:before="0" w:lineRule="auto" w:line="276"/>
+        <w:ind w:firstLine="709"/>
+        <w:jc w:val="both"/>
+      </w:pPr>
+      <w:r>
+        <w:rPr>
+          <w:rFonts w:ascii="Times New Roman" w:hAnsi="Times New Roman" w:eastAsia="Times New Roman"/>
+          <w:b w:val="0"/>
+          <w:i w:val="0"/>
+          <w:sz w:val="24"/>
+        </w:rPr>
+        <w:t>Третье. Глубина резкости DOF ≈ λ / NA² — падает быстрее, чем d. Малое пятно требует идеально ровного слоя.</w:t>
+      </w:r>
+    </w:p>
+    <w:p>
+      <w:pPr>
+        <w:spacing w:after="160" w:before="0" w:lineRule="auto" w:line="276"/>
+        <w:ind w:firstLine="709"/>
+        <w:jc w:val="both"/>
+      </w:pPr>
+      <w:r>
+        <w:rPr>
+          <w:rFonts w:ascii="Times New Roman" w:hAnsi="Times New Roman" w:eastAsia="Times New Roman"/>
+          <w:b w:val="0"/>
+          <w:i w:val="0"/>
+          <w:sz w:val="24"/>
+        </w:rPr>
+        <w:t>Четвёртое. Реальное пятно d_реал = M² · d_идеал — зависит от качества пучка. Большое M² сводит на нет преимущества оптики.</w:t>
+      </w:r>
+    </w:p>
+    <w:p>
+      <w:pPr>
+        <w:spacing w:after="160" w:before="0" w:lineRule="auto" w:line="276"/>
+        <w:ind w:firstLine="709"/>
+        <w:jc w:val="both"/>
+      </w:pPr>
+      <w:r>
+        <w:rPr>
+          <w:rFonts w:ascii="Times New Roman" w:hAnsi="Times New Roman" w:eastAsia="Times New Roman"/>
+          <w:b w:val="0"/>
+          <w:i w:val="0"/>
+          <w:sz w:val="24"/>
+        </w:rPr>
+        <w:t>Пятое. Почему не NA = 0,5 в СЛП? DOF ~4 мкм, а порошок имеет неровности 20–40 мкм. Промышленность выбирает NA ≈ 0,08–0,15: пятно d 30–50 мкм, DOF 100–300 мкм.</w:t>
+      </w:r>
+    </w:p>
+    <w:p>
+      <w:pPr>
+        <w:spacing w:after="160" w:before="0" w:lineRule="auto" w:line="276"/>
+        <w:ind w:firstLine="709"/>
+        <w:jc w:val="both"/>
+      </w:pPr>
+      <w:r>
+        <w:rPr>
+          <w:rFonts w:ascii="Times New Roman" w:hAnsi="Times New Roman" w:eastAsia="Times New Roman"/>
+          <w:b w:val="0"/>
+          <w:i w:val="0"/>
+          <w:sz w:val="24"/>
+        </w:rPr>
+        <w:t>В этой главе линзы рассматривались в приближении геометрической оптики — свет как система прямых лучей. Но в d ≈ λ / NA спрятана волновая природа — дифракция. В следующей главе («Волновая оптика») разберём, почему пятно не может быть бесконечно малым и что такое интерференция.</w:t>
+      </w:r>
+    </w:p>
+    <w:p>
+      <w:r>
+        <w:br w:type="page"/>
+      </w:r>
+    </w:p>
+    <w:p>
+      <w:pPr>
         <w:spacing w:after="240" w:before="0" w:lineRule="auto" w:line="276"/>
         <w:jc w:val="left"/>
       </w:pPr>
@@ -7625,6 +11417,482 @@
           <w:sz w:val="22"/>
         </w:rPr>
         <w:t>TEM₁₁ - Пересекающиеся тёмные линии, 4 светлых пятна («шахматная клетка» 2х2).</w:t>
+      </w:r>
+    </w:p>
+    <w:p>
+      <w:pPr>
+        <w:spacing w:after="80" w:before="0" w:lineRule="auto" w:line="276"/>
+        <w:jc w:val="both"/>
+      </w:pPr>
+      <w:r>
+        <w:rPr>
+          <w:rFonts w:ascii="Times New Roman" w:hAnsi="Times New Roman" w:eastAsia="Times New Roman"/>
+          <w:b w:val="0"/>
+          <w:i w:val="0"/>
+          <w:sz w:val="22"/>
+        </w:rPr>
+        <w:t>A(λ)</w:t>
+        <w:tab/>
+        <w:t>Спектральная поглощательная способность — безразмерная доля падающей мощности, вошедшей в материал (0…1); A(λ) = P_погл / P_пад. Не путать с работой выхода металла</w:t>
+      </w:r>
+    </w:p>
+    <w:p>
+      <w:pPr>
+        <w:spacing w:after="80" w:before="0" w:lineRule="auto" w:line="276"/>
+        <w:jc w:val="both"/>
+      </w:pPr>
+      <w:r>
+        <w:rPr>
+          <w:rFonts w:ascii="Times New Roman" w:hAnsi="Times New Roman" w:eastAsia="Times New Roman"/>
+          <w:b w:val="0"/>
+          <w:i w:val="0"/>
+          <w:sz w:val="22"/>
+        </w:rPr>
+        <w:t>СЛП</w:t>
+        <w:tab/>
+        <w:t>Селективное лазерное плавление — послойное сплавление металлического порошка лазером (см. SLM)</w:t>
+      </w:r>
+    </w:p>
+    <w:p>
+      <w:pPr>
+        <w:spacing w:after="80" w:before="0" w:lineRule="auto" w:line="276"/>
+        <w:jc w:val="both"/>
+      </w:pPr>
+      <w:r>
+        <w:rPr>
+          <w:rFonts w:ascii="Times New Roman" w:hAnsi="Times New Roman" w:eastAsia="Times New Roman"/>
+          <w:b w:val="0"/>
+          <w:i w:val="0"/>
+          <w:sz w:val="22"/>
+        </w:rPr>
+        <w:t>P/v</w:t>
+        <w:tab/>
+        <w:t>Линейная энергия — отношение мощности лазера к скорости сканирования; основной параметр режима СЛП</w:t>
+      </w:r>
+    </w:p>
+    <w:p>
+      <w:pPr>
+        <w:spacing w:after="80" w:before="0" w:lineRule="auto" w:line="276"/>
+        <w:jc w:val="both"/>
+      </w:pPr>
+      <w:r>
+        <w:rPr>
+          <w:rFonts w:ascii="Times New Roman" w:hAnsi="Times New Roman" w:eastAsia="Times New Roman"/>
+          <w:b w:val="0"/>
+          <w:i w:val="0"/>
+          <w:sz w:val="22"/>
+        </w:rPr>
+        <w:t>M²</w:t>
+        <w:tab/>
+        <w:t>Параметр качества пучка; M² ≈ 1 соответствует идеальной гауссовой моде TEM₀₀</w:t>
+      </w:r>
+    </w:p>
+    <w:p>
+      <w:pPr>
+        <w:spacing w:after="80" w:before="0" w:lineRule="auto" w:line="276"/>
+        <w:jc w:val="both"/>
+      </w:pPr>
+      <w:r>
+        <w:rPr>
+          <w:rFonts w:ascii="Times New Roman" w:hAnsi="Times New Roman" w:eastAsia="Times New Roman"/>
+          <w:b w:val="0"/>
+          <w:i w:val="0"/>
+          <w:sz w:val="22"/>
+        </w:rPr>
+        <w:t>Фотоинициатор</w:t>
+        <w:tab/>
+        <w:t>Добавка в фотополимер, поглощающая УФ и распадающаяся на радикалы, запускающие полимеризацию</w:t>
+      </w:r>
+    </w:p>
+    <w:p>
+      <w:pPr>
+        <w:spacing w:after="80" w:before="0" w:lineRule="auto" w:line="276"/>
+        <w:jc w:val="both"/>
+      </w:pPr>
+      <w:r>
+        <w:rPr>
+          <w:rFonts w:ascii="Times New Roman" w:hAnsi="Times New Roman" w:eastAsia="Times New Roman"/>
+          <w:b w:val="0"/>
+          <w:i w:val="0"/>
+          <w:sz w:val="22"/>
+        </w:rPr>
+        <w:t>E_акт</w:t>
+        <w:tab/>
+        <w:t>Энергия активации — минимальный энергетический барьер химической реакции</w:t>
+      </w:r>
+    </w:p>
+    <w:p>
+      <w:pPr>
+        <w:spacing w:after="80" w:before="0" w:lineRule="auto" w:line="276"/>
+        <w:jc w:val="both"/>
+      </w:pPr>
+      <w:r>
+        <w:rPr>
+          <w:rFonts w:ascii="Times New Roman" w:hAnsi="Times New Roman" w:eastAsia="Times New Roman"/>
+          <w:b w:val="0"/>
+          <w:i w:val="0"/>
+          <w:sz w:val="22"/>
+        </w:rPr>
+        <w:t>E (энергия фотона)</w:t>
+        <w:tab/>
+        <w:t>E = h·ν = h·c/λ; в электрон-вольтах: E(эВ) ≈ 1240 / λ(нм)</w:t>
+      </w:r>
+    </w:p>
+    <w:p>
+      <w:pPr>
+        <w:spacing w:after="80" w:before="0" w:lineRule="auto" w:line="276"/>
+        <w:jc w:val="both"/>
+      </w:pPr>
+      <w:r>
+        <w:rPr>
+          <w:rFonts w:ascii="Times New Roman" w:hAnsi="Times New Roman" w:eastAsia="Times New Roman"/>
+          <w:b w:val="0"/>
+          <w:i w:val="0"/>
+          <w:sz w:val="22"/>
+        </w:rPr>
+        <w:t>CO₂-лазер</w:t>
+        <w:tab/>
+        <w:t>Газовый лазер с λ ≈ 10,6 мкм; эффективен для органики и ряда неметаллов</w:t>
+      </w:r>
+    </w:p>
+    <w:p>
+      <w:pPr>
+        <w:spacing w:after="80" w:before="0" w:lineRule="auto" w:line="276"/>
+        <w:jc w:val="both"/>
+      </w:pPr>
+      <w:r>
+        <w:rPr>
+          <w:rFonts w:ascii="Times New Roman" w:hAnsi="Times New Roman" w:eastAsia="Times New Roman"/>
+          <w:b w:val="0"/>
+          <w:i w:val="0"/>
+          <w:sz w:val="22"/>
+        </w:rPr>
+        <w:t>Доза</w:t>
+        <w:tab/>
+        <w:t>Энергия излучения на единицу площади (экспозиция); ключевой параметр стереолитографии</w:t>
+      </w:r>
+    </w:p>
+    <w:p>
+      <w:pPr>
+        <w:spacing w:after="80" w:before="0" w:lineRule="auto" w:line="276"/>
+        <w:jc w:val="both"/>
+      </w:pPr>
+      <w:r>
+        <w:rPr>
+          <w:rFonts w:ascii="Times New Roman" w:hAnsi="Times New Roman" w:eastAsia="Times New Roman"/>
+          <w:b w:val="0"/>
+          <w:i w:val="0"/>
+          <w:sz w:val="22"/>
+        </w:rPr>
+        <w:t>T_пл</w:t>
+        <w:tab/>
+        <w:t>Температура плавления материала</w:t>
+      </w:r>
+    </w:p>
+    <w:p>
+      <w:pPr>
+        <w:spacing w:after="80" w:before="0" w:lineRule="auto" w:line="276"/>
+        <w:jc w:val="both"/>
+      </w:pPr>
+      <w:r>
+        <w:rPr>
+          <w:rFonts w:ascii="Times New Roman" w:hAnsi="Times New Roman" w:eastAsia="Times New Roman"/>
+          <w:b w:val="0"/>
+          <w:i w:val="0"/>
+          <w:sz w:val="22"/>
+        </w:rPr>
+        <w:t>Фотохимический механизм</w:t>
+        <w:tab/>
+        <w:t>Взаимодействие, при котором один фотон достаточен для химического акта (E_ph ≥ порога)</w:t>
+      </w:r>
+    </w:p>
+    <w:p>
+      <w:pPr>
+        <w:spacing w:after="80" w:before="0" w:lineRule="auto" w:line="276"/>
+        <w:jc w:val="both"/>
+      </w:pPr>
+      <w:r>
+        <w:rPr>
+          <w:rFonts w:ascii="Times New Roman" w:hAnsi="Times New Roman" w:eastAsia="Times New Roman"/>
+          <w:b w:val="0"/>
+          <w:i w:val="0"/>
+          <w:sz w:val="22"/>
+        </w:rPr>
+        <w:t>Тепловой механизм</w:t>
+        <w:tab/>
+        <w:t>Накопление энергии многих фотонов в нагрев; типичен для СЛП металлов в ближнем ИК</w:t>
+      </w:r>
+    </w:p>
+    <w:p>
+      <w:pPr>
+        <w:spacing w:after="80" w:before="0" w:lineRule="auto" w:line="276"/>
+        <w:jc w:val="both"/>
+      </w:pPr>
+      <w:r>
+        <w:rPr>
+          <w:rFonts w:ascii="Times New Roman" w:hAnsi="Times New Roman" w:eastAsia="Times New Roman"/>
+          <w:b w:val="0"/>
+          <w:i w:val="0"/>
+          <w:sz w:val="22"/>
+        </w:rPr>
+        <w:t>Стереолитография</w:t>
+        <w:tab/>
+        <w:t>Послойная полимеризация жидкой смолы УФ-лазером (см. SLA)</w:t>
+      </w:r>
+    </w:p>
+    <w:p>
+      <w:pPr>
+        <w:spacing w:after="80" w:before="0" w:lineRule="auto" w:line="276"/>
+        <w:jc w:val="both"/>
+      </w:pPr>
+      <w:r>
+        <w:rPr>
+          <w:rFonts w:ascii="Times New Roman" w:hAnsi="Times New Roman" w:eastAsia="Times New Roman"/>
+          <w:b w:val="0"/>
+          <w:i w:val="0"/>
+          <w:sz w:val="22"/>
+        </w:rPr>
+        <w:t>Режим глубокого проплавления</w:t>
+        <w:tab/>
+        <w:t>Перегретая ванна расплава с удлинённым каналом; риск пор при избыточной плотности мощности</w:t>
+      </w:r>
+    </w:p>
+    <w:p>
+      <w:pPr>
+        <w:spacing w:after="80" w:before="0" w:lineRule="auto" w:line="276"/>
+        <w:jc w:val="both"/>
+      </w:pPr>
+      <w:r>
+        <w:rPr>
+          <w:rFonts w:ascii="Times New Roman" w:hAnsi="Times New Roman" w:eastAsia="Times New Roman"/>
+          <w:b w:val="0"/>
+          <w:i w:val="0"/>
+          <w:sz w:val="22"/>
+        </w:rPr>
+        <w:t>Ближний ИК</w:t>
+        <w:tab/>
+        <w:t>ИК-диапазон около 1 мкм (волоконные лазеры ~1070 нм); основное окно СЛП металлов</w:t>
+      </w:r>
+    </w:p>
+    <w:p>
+      <w:pPr>
+        <w:spacing w:after="80" w:before="0" w:lineRule="auto" w:line="276"/>
+        <w:jc w:val="both"/>
+      </w:pPr>
+      <w:r>
+        <w:rPr>
+          <w:rFonts w:ascii="Times New Roman" w:hAnsi="Times New Roman" w:eastAsia="Times New Roman"/>
+          <w:b w:val="0"/>
+          <w:i w:val="0"/>
+          <w:sz w:val="22"/>
+        </w:rPr>
+        <w:t>Дальний ИК</w:t>
+        <w:tab/>
+        <w:t>ИК-диапазон десятков микрометров (CO₂ ~10,6 мкм); эффективен для многих неметаллов</w:t>
+      </w:r>
+    </w:p>
+    <w:p>
+      <w:pPr>
+        <w:spacing w:after="80" w:before="0" w:lineRule="auto" w:line="276"/>
+        <w:jc w:val="both"/>
+      </w:pPr>
+      <w:r>
+        <w:rPr>
+          <w:rFonts w:ascii="Times New Roman" w:hAnsi="Times New Roman" w:eastAsia="Times New Roman"/>
+          <w:b w:val="0"/>
+          <w:i w:val="0"/>
+          <w:sz w:val="22"/>
+        </w:rPr>
+        <w:t>I</w:t>
+        <w:tab/>
+        <w:t>Плотность мощности (интенсивность): I = P/S, Вт/см²</w:t>
+      </w:r>
+    </w:p>
+    <w:p>
+      <w:pPr>
+        <w:spacing w:after="80" w:before="0" w:lineRule="auto" w:line="276"/>
+        <w:jc w:val="both"/>
+      </w:pPr>
+      <w:r>
+        <w:rPr>
+          <w:rFonts w:ascii="Times New Roman" w:hAnsi="Times New Roman" w:eastAsia="Times New Roman"/>
+          <w:b w:val="0"/>
+          <w:i w:val="0"/>
+          <w:sz w:val="22"/>
+        </w:rPr>
+        <w:t>P</w:t>
+        <w:tab/>
+        <w:t>Мощность лазера, Вт</w:t>
+      </w:r>
+    </w:p>
+    <w:p>
+      <w:pPr>
+        <w:spacing w:after="80" w:before="0" w:lineRule="auto" w:line="276"/>
+        <w:jc w:val="both"/>
+      </w:pPr>
+      <w:r>
+        <w:rPr>
+          <w:rFonts w:ascii="Times New Roman" w:hAnsi="Times New Roman" w:eastAsia="Times New Roman"/>
+          <w:b w:val="0"/>
+          <w:i w:val="0"/>
+          <w:sz w:val="22"/>
+        </w:rPr>
+        <w:t>S</w:t>
+        <w:tab/>
+        <w:t>Площадь лазерного пятна, см²</w:t>
+      </w:r>
+    </w:p>
+    <w:p>
+      <w:pPr>
+        <w:spacing w:after="80" w:before="0" w:lineRule="auto" w:line="276"/>
+        <w:jc w:val="both"/>
+      </w:pPr>
+      <w:r>
+        <w:rPr>
+          <w:rFonts w:ascii="Times New Roman" w:hAnsi="Times New Roman" w:eastAsia="Times New Roman"/>
+          <w:b w:val="0"/>
+          <w:i w:val="0"/>
+          <w:sz w:val="22"/>
+        </w:rPr>
+        <w:t>d</w:t>
+        <w:tab/>
+        <w:t>Диаметр пятна в фокусе, мкм</w:t>
+      </w:r>
+    </w:p>
+    <w:p>
+      <w:pPr>
+        <w:spacing w:after="80" w:before="0" w:lineRule="auto" w:line="276"/>
+        <w:jc w:val="both"/>
+      </w:pPr>
+      <w:r>
+        <w:rPr>
+          <w:rFonts w:ascii="Times New Roman" w:hAnsi="Times New Roman" w:eastAsia="Times New Roman"/>
+          <w:b w:val="0"/>
+          <w:i w:val="0"/>
+          <w:sz w:val="22"/>
+        </w:rPr>
+        <w:t>d_идеал</w:t>
+        <w:tab/>
+        <w:t>Идеальный (дифракционный) диаметр пятна: d ≈ λ/NA</w:t>
+      </w:r>
+    </w:p>
+    <w:p>
+      <w:pPr>
+        <w:spacing w:after="80" w:before="0" w:lineRule="auto" w:line="276"/>
+        <w:jc w:val="both"/>
+      </w:pPr>
+      <w:r>
+        <w:rPr>
+          <w:rFonts w:ascii="Times New Roman" w:hAnsi="Times New Roman" w:eastAsia="Times New Roman"/>
+          <w:b w:val="0"/>
+          <w:i w:val="0"/>
+          <w:sz w:val="22"/>
+        </w:rPr>
+        <w:t>d_реал</w:t>
+        <w:tab/>
+        <w:t>Реальный диаметр пятна с учётом качества пучка: d_реал = M²·d_идеал</w:t>
+      </w:r>
+    </w:p>
+    <w:p>
+      <w:pPr>
+        <w:spacing w:after="80" w:before="0" w:lineRule="auto" w:line="276"/>
+        <w:jc w:val="both"/>
+      </w:pPr>
+      <w:r>
+        <w:rPr>
+          <w:rFonts w:ascii="Times New Roman" w:hAnsi="Times New Roman" w:eastAsia="Times New Roman"/>
+          <w:b w:val="0"/>
+          <w:i w:val="0"/>
+          <w:sz w:val="22"/>
+        </w:rPr>
+        <w:t>NA</w:t>
+        <w:tab/>
+        <w:t>Числовая апертура — мера ширины конуса сходящихся лучей; NA = n·sin θ</w:t>
+      </w:r>
+    </w:p>
+    <w:p>
+      <w:pPr>
+        <w:spacing w:after="80" w:before="0" w:lineRule="auto" w:line="276"/>
+        <w:jc w:val="both"/>
+      </w:pPr>
+      <w:r>
+        <w:rPr>
+          <w:rFonts w:ascii="Times New Roman" w:hAnsi="Times New Roman" w:eastAsia="Times New Roman"/>
+          <w:b w:val="0"/>
+          <w:i w:val="0"/>
+          <w:sz w:val="22"/>
+        </w:rPr>
+        <w:t>DOF</w:t>
+        <w:tab/>
+        <w:t>Глубина резкости (Depth of Focus) — диапазон вдоль оси луча, где d ≈ const</w:t>
+      </w:r>
+    </w:p>
+    <w:p>
+      <w:pPr>
+        <w:spacing w:after="80" w:before="0" w:lineRule="auto" w:line="276"/>
+        <w:jc w:val="both"/>
+      </w:pPr>
+      <w:r>
+        <w:rPr>
+          <w:rFonts w:ascii="Times New Roman" w:hAnsi="Times New Roman" w:eastAsia="Times New Roman"/>
+          <w:b w:val="0"/>
+          <w:i w:val="0"/>
+          <w:sz w:val="22"/>
+        </w:rPr>
+        <w:t>n</w:t>
+        <w:tab/>
+        <w:t>Показатель преломления среды: n = c/v</w:t>
+      </w:r>
+    </w:p>
+    <w:p>
+      <w:pPr>
+        <w:spacing w:after="80" w:before="0" w:lineRule="auto" w:line="276"/>
+        <w:jc w:val="both"/>
+      </w:pPr>
+      <w:r>
+        <w:rPr>
+          <w:rFonts w:ascii="Times New Roman" w:hAnsi="Times New Roman" w:eastAsia="Times New Roman"/>
+          <w:b w:val="0"/>
+          <w:i w:val="0"/>
+          <w:sz w:val="22"/>
+        </w:rPr>
+        <w:t>Δn</w:t>
+        <w:tab/>
+        <w:t>Разность показателей преломления на границе двух сред</w:t>
+      </w:r>
+    </w:p>
+    <w:p>
+      <w:pPr>
+        <w:spacing w:after="80" w:before="0" w:lineRule="auto" w:line="276"/>
+        <w:jc w:val="both"/>
+      </w:pPr>
+      <w:r>
+        <w:rPr>
+          <w:rFonts w:ascii="Times New Roman" w:hAnsi="Times New Roman" w:eastAsia="Times New Roman"/>
+          <w:b w:val="0"/>
+          <w:i w:val="0"/>
+          <w:sz w:val="22"/>
+        </w:rPr>
+        <w:t>θ</w:t>
+        <w:tab/>
+        <w:t>Половина угла схождения конуса лучей в фокусе</w:t>
+      </w:r>
+    </w:p>
+    <w:p>
+      <w:pPr>
+        <w:spacing w:after="80" w:before="0" w:lineRule="auto" w:line="276"/>
+        <w:jc w:val="both"/>
+      </w:pPr>
+      <w:r>
+        <w:rPr>
+          <w:rFonts w:ascii="Times New Roman" w:hAnsi="Times New Roman" w:eastAsia="Times New Roman"/>
+          <w:b w:val="0"/>
+          <w:i w:val="0"/>
+          <w:sz w:val="22"/>
+        </w:rPr>
+        <w:t>F-theta</w:t>
+        <w:tab/>
+        <w:t>Телецентрическая (эф-тета) линза: круглое пятно по всему полю сканирования</w:t>
       </w:r>
     </w:p>
     <w:sectPr>
